--- a/docx_template/SCDF_Fire_Investigation_Report_TEMPLATE.docx
+++ b/docx_template/SCDF_Fire_Investigation_Report_TEMPLATE.docx
@@ -183,7 +183,7 @@
                 <w:color w:val="000000"/>
                 <w:sz w:val="24"/>
               </w:rPr>
-              <w:t>:  {{ investigator.name }}</w:t>
+              <w:t>:  {{investigator_name}}</w:t>
             </w:r>
           </w:p>
           <w:p>
@@ -205,21 +205,19 @@
               <w:rPr>
                 <w:color w:val="000000"/>
               </w:rPr>
-              <w:t xml:space="preserve"> {</w:t>
+              <w:t xml:space="preserve"> {{investigator_appointment}}</w:t>
             </w:r>
             <w:proofErr w:type="gramStart"/>
             <w:r>
               <w:rPr>
                 <w:color w:val="000000"/>
               </w:rPr>
-              <w:t xml:space="preserve">{ </w:t>
             </w:r>
             <w:proofErr w:type="spellStart"/>
             <w:r>
               <w:rPr>
                 <w:color w:val="000000"/>
               </w:rPr>
-              <w:t>investigator.appointment</w:t>
             </w:r>
             <w:proofErr w:type="spellEnd"/>
             <w:proofErr w:type="gramEnd"/>
@@ -227,7 +225,6 @@
               <w:rPr>
                 <w:color w:val="000000"/>
               </w:rPr>
-              <w:t xml:space="preserve"> }}</w:t>
             </w:r>
           </w:p>
           <w:p>
@@ -249,21 +246,19 @@
               <w:rPr>
                 <w:color w:val="000000"/>
               </w:rPr>
-              <w:t xml:space="preserve"> {</w:t>
+              <w:t xml:space="preserve"> {{investigator_station}}</w:t>
             </w:r>
             <w:proofErr w:type="gramStart"/>
             <w:r>
               <w:rPr>
                 <w:color w:val="000000"/>
               </w:rPr>
-              <w:t xml:space="preserve">{ </w:t>
             </w:r>
             <w:proofErr w:type="spellStart"/>
             <w:r>
               <w:rPr>
                 <w:color w:val="000000"/>
               </w:rPr>
-              <w:t>investigator.station</w:t>
             </w:r>
             <w:proofErr w:type="spellEnd"/>
             <w:proofErr w:type="gramEnd"/>
@@ -271,7 +266,6 @@
               <w:rPr>
                 <w:color w:val="000000"/>
               </w:rPr>
-              <w:t xml:space="preserve"> }}</w:t>
             </w:r>
           </w:p>
         </w:tc>
@@ -310,7 +304,7 @@
                 <w:color w:val="000000"/>
                 <w:sz w:val="24"/>
               </w:rPr>
-              <w:t xml:space="preserve"> {{ </w:t>
+              <w:t xml:space="preserve"> {{incident_no}}</w:t>
             </w:r>
             <w:proofErr w:type="spellStart"/>
             <w:r>
@@ -319,7 +313,6 @@
                 <w:color w:val="000000"/>
                 <w:sz w:val="24"/>
               </w:rPr>
-              <w:t>incident_no</w:t>
             </w:r>
             <w:proofErr w:type="spellEnd"/>
             <w:r>
@@ -328,7 +321,6 @@
                 <w:color w:val="000000"/>
                 <w:sz w:val="24"/>
               </w:rPr>
-              <w:t xml:space="preserve"> }}</w:t>
             </w:r>
           </w:p>
         </w:tc>
@@ -382,7 +374,7 @@
                 <w:sz w:val="24"/>
                 <w:szCs w:val="24"/>
               </w:rPr>
-              <w:t xml:space="preserve">{{ </w:t>
+              <w:t>{{address_of_fire}}</w:t>
             </w:r>
             <w:proofErr w:type="spellStart"/>
             <w:r>
@@ -391,7 +383,6 @@
                 <w:sz w:val="24"/>
                 <w:szCs w:val="24"/>
               </w:rPr>
-              <w:t>address</w:t>
             </w:r>
             <w:r>
               <w:rPr>
@@ -399,7 +390,6 @@
                 <w:sz w:val="24"/>
                 <w:szCs w:val="24"/>
               </w:rPr>
-              <w:t>_of_fire</w:t>
             </w:r>
             <w:proofErr w:type="spellEnd"/>
             <w:r>
@@ -408,7 +398,6 @@
                 <w:sz w:val="24"/>
                 <w:szCs w:val="24"/>
               </w:rPr>
-              <w:t xml:space="preserve"> }}</w:t>
             </w:r>
           </w:p>
         </w:tc>
@@ -448,7 +437,7 @@
                 <w:color w:val="000000"/>
                 <w:sz w:val="24"/>
               </w:rPr>
-              <w:t xml:space="preserve"> {{ </w:t>
+              <w:t xml:space="preserve"> {{date_of_fire}}</w:t>
             </w:r>
             <w:proofErr w:type="spellStart"/>
             <w:r>
@@ -457,7 +446,6 @@
                 <w:color w:val="000000"/>
                 <w:sz w:val="24"/>
               </w:rPr>
-              <w:t>date_of_fire</w:t>
             </w:r>
             <w:proofErr w:type="spellEnd"/>
             <w:r>
@@ -466,7 +454,6 @@
                 <w:color w:val="000000"/>
                 <w:sz w:val="24"/>
               </w:rPr>
-              <w:t xml:space="preserve"> }}</w:t>
             </w:r>
           </w:p>
         </w:tc>
@@ -530,7 +517,7 @@
                 <w:rFonts w:ascii="Arial" w:hAnsi="Arial"/>
                 <w:sz w:val="24"/>
               </w:rPr>
-              <w:t xml:space="preserve">{{ </w:t>
+              <w:t>{{time_of_call}}</w:t>
             </w:r>
             <w:proofErr w:type="spellStart"/>
             <w:r>
@@ -538,7 +525,6 @@
                 <w:rFonts w:ascii="Arial" w:hAnsi="Arial"/>
                 <w:sz w:val="24"/>
               </w:rPr>
-              <w:t>time_of_call</w:t>
             </w:r>
             <w:proofErr w:type="spellEnd"/>
             <w:r>
@@ -546,7 +532,6 @@
                 <w:rFonts w:ascii="Arial" w:hAnsi="Arial"/>
                 <w:sz w:val="24"/>
               </w:rPr>
-              <w:t xml:space="preserve"> }}</w:t>
             </w:r>
           </w:p>
         </w:tc>
@@ -623,7 +608,7 @@
                 <w:color w:val="000000"/>
                 <w:sz w:val="24"/>
               </w:rPr>
-              <w:t xml:space="preserve">{{ </w:t>
+              <w:t>{{investigator_station}}</w:t>
             </w:r>
             <w:proofErr w:type="spellStart"/>
             <w:r>
@@ -632,7 +617,6 @@
                 <w:color w:val="000000"/>
                 <w:sz w:val="24"/>
               </w:rPr>
-              <w:t>investigator.station</w:t>
             </w:r>
             <w:proofErr w:type="spellEnd"/>
             <w:r>
@@ -641,7 +625,6 @@
                 <w:color w:val="000000"/>
                 <w:sz w:val="24"/>
               </w:rPr>
-              <w:t xml:space="preserve"> }}</w:t>
             </w:r>
           </w:p>
         </w:tc>
@@ -758,7 +741,7 @@
                 <w:sz w:val="24"/>
                 <w:szCs w:val="24"/>
               </w:rPr>
-              <w:t xml:space="preserve">{{ </w:t>
+              <w:t>{{fire_involved}}</w:t>
             </w:r>
             <w:proofErr w:type="spellStart"/>
             <w:r>
@@ -767,7 +750,6 @@
                 <w:sz w:val="24"/>
                 <w:szCs w:val="24"/>
               </w:rPr>
-              <w:t>fire_involved</w:t>
             </w:r>
             <w:proofErr w:type="spellEnd"/>
             <w:r>
@@ -776,7 +758,6 @@
                 <w:sz w:val="24"/>
                 <w:szCs w:val="24"/>
               </w:rPr>
-              <w:t xml:space="preserve"> }}</w:t>
             </w:r>
           </w:p>
         </w:tc>
@@ -890,7 +871,7 @@
                 <w:i w:val="0"/>
                 <w:color w:val="auto"/>
               </w:rPr>
-              <w:t>{</w:t>
+              <w:t>{{method_of_extinguishment}}</w:t>
             </w:r>
             <w:proofErr w:type="gramStart"/>
             <w:r>
@@ -898,7 +879,6 @@
                 <w:i w:val="0"/>
                 <w:color w:val="auto"/>
               </w:rPr>
-              <w:t xml:space="preserve">{ </w:t>
             </w:r>
             <w:proofErr w:type="spellStart"/>
             <w:r>
@@ -906,7 +886,6 @@
                 <w:i w:val="0"/>
                 <w:color w:val="auto"/>
               </w:rPr>
-              <w:t>method</w:t>
             </w:r>
             <w:proofErr w:type="gramEnd"/>
             <w:r>
@@ -914,7 +893,6 @@
                 <w:i w:val="0"/>
                 <w:color w:val="auto"/>
               </w:rPr>
-              <w:t>_of_extinguishment</w:t>
             </w:r>
             <w:proofErr w:type="spellEnd"/>
             <w:r>
@@ -922,7 +900,6 @@
                 <w:i w:val="0"/>
                 <w:color w:val="auto"/>
               </w:rPr>
-              <w:t xml:space="preserve"> }}</w:t>
             </w:r>
           </w:p>
           <w:p>
@@ -991,7 +968,7 @@
                 <w:sz w:val="24"/>
                 <w:szCs w:val="24"/>
               </w:rPr>
-              <w:t xml:space="preserve">{{ </w:t>
+              <w:t>{{damages_sustained}}</w:t>
             </w:r>
             <w:proofErr w:type="spellStart"/>
             <w:r>
@@ -1000,7 +977,6 @@
                 <w:sz w:val="24"/>
                 <w:szCs w:val="24"/>
               </w:rPr>
-              <w:t>damages_sustained</w:t>
             </w:r>
             <w:proofErr w:type="spellEnd"/>
             <w:r>
@@ -1009,7 +985,6 @@
                 <w:sz w:val="24"/>
                 <w:szCs w:val="24"/>
               </w:rPr>
-              <w:t xml:space="preserve"> }}</w:t>
             </w:r>
           </w:p>
           <w:p>
@@ -1174,24 +1149,16 @@
               <w:pStyle w:val="Heading3"/>
             </w:pPr>
             <w:r>
-              <w:t>{</w:t>
+              <w:t>{{eyewitness_name}}</w:t>
             </w:r>
             <w:proofErr w:type="gramStart"/>
-            <w:r>
-              <w:t xml:space="preserve">{ </w:t>
-            </w:r>
+            <w:r/>
             <w:proofErr w:type="spellStart"/>
-            <w:r>
-              <w:t>eyewitness.name</w:t>
-            </w:r>
+            <w:r/>
             <w:proofErr w:type="gramEnd"/>
-            <w:r>
-              <w:t>|default</w:t>
-            </w:r>
+            <w:r/>
             <w:proofErr w:type="spellEnd"/>
-            <w:r>
-              <w:t>('NIL') }}</w:t>
-            </w:r>
+            <w:r/>
           </w:p>
         </w:tc>
       </w:tr>
@@ -1244,7 +1211,7 @@
                 <w:rFonts w:ascii="Arial" w:hAnsi="Arial"/>
                 <w:sz w:val="24"/>
               </w:rPr>
-              <w:t xml:space="preserve">{{ </w:t>
+              <w:t>{{eyewitness_designation}}</w:t>
             </w:r>
             <w:proofErr w:type="spellStart"/>
             <w:r>
@@ -1252,7 +1219,6 @@
                 <w:rFonts w:ascii="Arial" w:hAnsi="Arial"/>
                 <w:sz w:val="24"/>
               </w:rPr>
-              <w:t>eyewitness.designation|default</w:t>
             </w:r>
             <w:proofErr w:type="spellEnd"/>
             <w:r>
@@ -1260,7 +1226,6 @@
                 <w:rFonts w:ascii="Arial" w:hAnsi="Arial"/>
                 <w:sz w:val="24"/>
               </w:rPr>
-              <w:t>('NIL') }}</w:t>
             </w:r>
           </w:p>
         </w:tc>
@@ -1314,7 +1279,7 @@
                 <w:rFonts w:ascii="Arial" w:hAnsi="Arial"/>
                 <w:sz w:val="24"/>
               </w:rPr>
-              <w:t xml:space="preserve">{{ </w:t>
+              <w:t>{{eyewitness_nric}}</w:t>
             </w:r>
             <w:proofErr w:type="spellStart"/>
             <w:r>
@@ -1322,7 +1287,6 @@
                 <w:rFonts w:ascii="Arial" w:hAnsi="Arial"/>
                 <w:sz w:val="24"/>
               </w:rPr>
-              <w:t>eyewitness.nric|default</w:t>
             </w:r>
             <w:proofErr w:type="spellEnd"/>
             <w:r>
@@ -1330,7 +1294,6 @@
                 <w:rFonts w:ascii="Arial" w:hAnsi="Arial"/>
                 <w:sz w:val="24"/>
               </w:rPr>
-              <w:t>('NIL') }}</w:t>
             </w:r>
           </w:p>
         </w:tc>
@@ -1376,24 +1339,16 @@
               <w:pStyle w:val="Heading3"/>
             </w:pPr>
             <w:r>
-              <w:t>{</w:t>
+              <w:t>{{eyewitness_nationality}}</w:t>
             </w:r>
             <w:proofErr w:type="gramStart"/>
-            <w:r>
-              <w:t xml:space="preserve">{ </w:t>
-            </w:r>
+            <w:r/>
             <w:proofErr w:type="spellStart"/>
-            <w:r>
-              <w:t>eyewitness.nationality</w:t>
-            </w:r>
+            <w:r/>
             <w:proofErr w:type="gramEnd"/>
-            <w:r>
-              <w:t>|default</w:t>
-            </w:r>
+            <w:r/>
             <w:proofErr w:type="spellEnd"/>
-            <w:r>
-              <w:t>('NIL') }}</w:t>
-            </w:r>
+            <w:r/>
           </w:p>
         </w:tc>
       </w:tr>
@@ -1447,7 +1402,7 @@
                 <w:rFonts w:ascii="Arial" w:hAnsi="Arial"/>
                 <w:sz w:val="24"/>
               </w:rPr>
-              <w:t xml:space="preserve">{{ </w:t>
+              <w:t>{{eyewitness_address}}</w:t>
             </w:r>
             <w:proofErr w:type="spellStart"/>
             <w:r>
@@ -1455,7 +1410,6 @@
                 <w:rFonts w:ascii="Arial" w:hAnsi="Arial"/>
                 <w:sz w:val="24"/>
               </w:rPr>
-              <w:t>eyewitness.address|default</w:t>
             </w:r>
             <w:proofErr w:type="spellEnd"/>
             <w:r>
@@ -1463,7 +1417,6 @@
                 <w:rFonts w:ascii="Arial" w:hAnsi="Arial"/>
                 <w:sz w:val="24"/>
               </w:rPr>
-              <w:t>('NIL') }}</w:t>
             </w:r>
           </w:p>
         </w:tc>
@@ -1516,7 +1469,7 @@
                 <w:rFonts w:ascii="Arial" w:hAnsi="Arial"/>
                 <w:sz w:val="24"/>
               </w:rPr>
-              <w:t xml:space="preserve">{{ </w:t>
+              <w:t>{{eyewitness_contact}}</w:t>
             </w:r>
             <w:proofErr w:type="spellStart"/>
             <w:r>
@@ -1524,7 +1477,6 @@
                 <w:rFonts w:ascii="Arial" w:hAnsi="Arial"/>
                 <w:sz w:val="24"/>
               </w:rPr>
-              <w:t>eyewitness.contact|default</w:t>
             </w:r>
             <w:proofErr w:type="spellEnd"/>
             <w:r>
@@ -1532,7 +1484,6 @@
                 <w:rFonts w:ascii="Arial" w:hAnsi="Arial"/>
                 <w:sz w:val="24"/>
               </w:rPr>
-              <w:t>('NIL') }}</w:t>
             </w:r>
           </w:p>
         </w:tc>
@@ -1783,7 +1734,7 @@
                 <w:i w:val="0"/>
                 <w:color w:val="auto"/>
               </w:rPr>
-              <w:t>{</w:t>
+              <w:t>{{insured_mark_no}}</w:t>
             </w:r>
             <w:proofErr w:type="gramStart"/>
             <w:r>
@@ -1792,7 +1743,6 @@
                 <w:i w:val="0"/>
                 <w:color w:val="auto"/>
               </w:rPr>
-              <w:t xml:space="preserve">{ </w:t>
             </w:r>
             <w:proofErr w:type="spellStart"/>
             <w:r>
@@ -1801,7 +1751,6 @@
                 <w:i w:val="0"/>
                 <w:color w:val="auto"/>
               </w:rPr>
-              <w:t>insured</w:t>
             </w:r>
             <w:proofErr w:type="gramEnd"/>
             <w:r>
@@ -1810,7 +1759,6 @@
                 <w:i w:val="0"/>
                 <w:color w:val="auto"/>
               </w:rPr>
-              <w:t>_mark_no</w:t>
             </w:r>
             <w:proofErr w:type="spellEnd"/>
             <w:r>
@@ -1819,7 +1767,6 @@
                 <w:i w:val="0"/>
                 <w:color w:val="auto"/>
               </w:rPr>
-              <w:t xml:space="preserve"> }}</w:t>
             </w:r>
             <w:r>
               <w:rPr>
@@ -1980,7 +1927,7 @@
                 <w:color w:val="000000"/>
                 <w:sz w:val="24"/>
               </w:rPr>
-              <w:t xml:space="preserve">{{ </w:t>
+              <w:t>{{ignition_source}}</w:t>
             </w:r>
             <w:proofErr w:type="spellStart"/>
             <w:r>
@@ -1989,7 +1936,6 @@
                 <w:color w:val="000000"/>
                 <w:sz w:val="24"/>
               </w:rPr>
-              <w:t>ignition_source</w:t>
             </w:r>
             <w:proofErr w:type="spellEnd"/>
             <w:r>
@@ -1998,7 +1944,6 @@
                 <w:color w:val="000000"/>
                 <w:sz w:val="24"/>
               </w:rPr>
-              <w:t xml:space="preserve"> }}</w:t>
             </w:r>
           </w:p>
           <w:p>
@@ -2060,7 +2005,7 @@
                 <w:i w:val="0"/>
                 <w:color w:val="auto"/>
               </w:rPr>
-              <w:t>{</w:t>
+              <w:t>{{ignition_fuels}}</w:t>
             </w:r>
             <w:proofErr w:type="gramStart"/>
             <w:r>
@@ -2068,7 +2013,6 @@
                 <w:i w:val="0"/>
                 <w:color w:val="auto"/>
               </w:rPr>
-              <w:t xml:space="preserve">{ </w:t>
             </w:r>
             <w:proofErr w:type="spellStart"/>
             <w:r>
@@ -2076,7 +2020,6 @@
                 <w:i w:val="0"/>
                 <w:color w:val="auto"/>
               </w:rPr>
-              <w:t>ignition</w:t>
             </w:r>
             <w:proofErr w:type="gramEnd"/>
             <w:r>
@@ -2084,7 +2027,6 @@
                 <w:i w:val="0"/>
                 <w:color w:val="auto"/>
               </w:rPr>
-              <w:t>_fuels</w:t>
             </w:r>
             <w:proofErr w:type="spellEnd"/>
             <w:r>
@@ -2092,7 +2034,6 @@
                 <w:i w:val="0"/>
                 <w:color w:val="auto"/>
               </w:rPr>
-              <w:t xml:space="preserve"> }}</w:t>
             </w:r>
           </w:p>
         </w:tc>
@@ -2155,7 +2096,7 @@
                 <w:sz w:val="24"/>
                 <w:szCs w:val="24"/>
               </w:rPr>
-              <w:t xml:space="preserve">{{ </w:t>
+              <w:t>{{events_leading_to_incident}}</w:t>
             </w:r>
             <w:proofErr w:type="spellStart"/>
             <w:r>
@@ -2164,7 +2105,6 @@
                 <w:sz w:val="24"/>
                 <w:szCs w:val="24"/>
               </w:rPr>
-              <w:t>events_leading_to_incident</w:t>
             </w:r>
             <w:proofErr w:type="spellEnd"/>
             <w:r>
@@ -2173,7 +2113,6 @@
                 <w:sz w:val="24"/>
                 <w:szCs w:val="24"/>
               </w:rPr>
-              <w:t xml:space="preserve"> }}</w:t>
             </w:r>
           </w:p>
           <w:p>
@@ -2444,7 +2383,7 @@
                 <w:sz w:val="24"/>
                 <w:szCs w:val="24"/>
               </w:rPr>
-              <w:t xml:space="preserve">{{ </w:t>
+              <w:t>{{burn_patterns_observed}}</w:t>
             </w:r>
             <w:proofErr w:type="spellStart"/>
             <w:r>
@@ -2453,7 +2392,6 @@
                 <w:sz w:val="24"/>
                 <w:szCs w:val="24"/>
               </w:rPr>
-              <w:t>burn_patterns_observed</w:t>
             </w:r>
             <w:proofErr w:type="spellEnd"/>
             <w:r>
@@ -2462,7 +2400,6 @@
                 <w:sz w:val="24"/>
                 <w:szCs w:val="24"/>
               </w:rPr>
-              <w:t xml:space="preserve"> }}</w:t>
             </w:r>
           </w:p>
         </w:tc>
@@ -2634,7 +2571,7 @@
                 <w:sz w:val="24"/>
                 <w:szCs w:val="24"/>
               </w:rPr>
-              <w:t xml:space="preserve">{{ </w:t>
+              <w:t>{{evidence_at_scene}}</w:t>
             </w:r>
             <w:proofErr w:type="spellStart"/>
             <w:r>
@@ -2643,7 +2580,6 @@
                 <w:sz w:val="24"/>
                 <w:szCs w:val="24"/>
               </w:rPr>
-              <w:t>evidence_at_scene</w:t>
             </w:r>
             <w:proofErr w:type="spellEnd"/>
             <w:r>
@@ -2652,7 +2588,6 @@
                 <w:sz w:val="24"/>
                 <w:szCs w:val="24"/>
               </w:rPr>
-              <w:t xml:space="preserve"> }}</w:t>
             </w:r>
           </w:p>
         </w:tc>
@@ -3058,7 +2993,7 @@
                 <w:spacing w:val="-2"/>
                 <w:sz w:val="24"/>
               </w:rPr>
-              <w:t xml:space="preserve">{{ </w:t>
+              <w:t>{{other_information}}</w:t>
             </w:r>
             <w:proofErr w:type="spellStart"/>
             <w:r>
@@ -3067,7 +3002,6 @@
                 <w:spacing w:val="-2"/>
                 <w:sz w:val="24"/>
               </w:rPr>
-              <w:t>other_information</w:t>
             </w:r>
             <w:proofErr w:type="spellEnd"/>
             <w:r>
@@ -3076,7 +3010,6 @@
                 <w:spacing w:val="-2"/>
                 <w:sz w:val="24"/>
               </w:rPr>
-              <w:t xml:space="preserve"> }}</w:t>
             </w:r>
           </w:p>
           <w:p>
@@ -3699,7 +3632,7 @@
           <w:spacing w:val="-2"/>
           <w:sz w:val="24"/>
         </w:rPr>
-        <w:t>{</w:t>
+        <w:t>{{investigator_rank_and_name}}</w:t>
       </w:r>
       <w:proofErr w:type="gramStart"/>
       <w:r>
@@ -3708,7 +3641,6 @@
           <w:spacing w:val="-2"/>
           <w:sz w:val="24"/>
         </w:rPr>
-        <w:t xml:space="preserve">{ </w:t>
       </w:r>
       <w:proofErr w:type="spellStart"/>
       <w:r>
@@ -3717,7 +3649,6 @@
           <w:spacing w:val="-2"/>
           <w:sz w:val="24"/>
         </w:rPr>
-        <w:t>investigator</w:t>
       </w:r>
       <w:proofErr w:type="gramEnd"/>
       <w:r>
@@ -3726,7 +3657,6 @@
           <w:spacing w:val="-2"/>
           <w:sz w:val="24"/>
         </w:rPr>
-        <w:t>_rank_and_name</w:t>
       </w:r>
       <w:proofErr w:type="spellEnd"/>
       <w:r>
@@ -3735,7 +3665,6 @@
           <w:spacing w:val="-2"/>
           <w:sz w:val="24"/>
         </w:rPr>
-        <w:t xml:space="preserve"> }}</w:t>
       </w:r>
     </w:p>
     <w:p>
@@ -3772,7 +3701,7 @@
           <w:sz w:val="24"/>
           <w:szCs w:val="24"/>
         </w:rPr>
-        <w:t>{</w:t>
+        <w:t>{{investigator_appointment}}</w:t>
       </w:r>
       <w:proofErr w:type="gramStart"/>
       <w:r>
@@ -3781,7 +3710,6 @@
           <w:sz w:val="24"/>
           <w:szCs w:val="24"/>
         </w:rPr>
-        <w:t xml:space="preserve">{ </w:t>
       </w:r>
       <w:proofErr w:type="spellStart"/>
       <w:r>
@@ -3790,7 +3718,6 @@
           <w:sz w:val="24"/>
           <w:szCs w:val="24"/>
         </w:rPr>
-        <w:t>investigator.appointment</w:t>
       </w:r>
       <w:proofErr w:type="spellEnd"/>
       <w:proofErr w:type="gramEnd"/>
@@ -3800,7 +3727,6 @@
           <w:sz w:val="24"/>
           <w:szCs w:val="24"/>
         </w:rPr>
-        <w:t xml:space="preserve"> }}</w:t>
       </w:r>
     </w:p>
     <w:p>
@@ -4648,7 +4574,7 @@
           <w:color w:val="000000"/>
           <w:sz w:val="24"/>
         </w:rPr>
-        <w:t xml:space="preserve">{{ </w:t>
+        <w:t>{{date_of_fire}}</w:t>
       </w:r>
       <w:proofErr w:type="spellStart"/>
       <w:r>
@@ -4657,7 +4583,6 @@
           <w:color w:val="000000"/>
           <w:sz w:val="24"/>
         </w:rPr>
-        <w:t>date_of_fire</w:t>
       </w:r>
       <w:proofErr w:type="spellEnd"/>
       <w:r>
@@ -4666,13 +4591,15 @@
           <w:color w:val="000000"/>
           <w:sz w:val="24"/>
         </w:rPr>
-        <w:t xml:space="preserve"> }}</w:t>
       </w:r>
     </w:p>
     <w:sectPr>
       <w:headerReference w:type="default" r:id="rId11"/>
       <w:footerReference w:type="even" r:id="rId12"/>
       <w:footerReference w:type="default" r:id="rId13"/>
+      <w:headerReference w:type="first" r:id="rId16"/>
+      <w:headerReference w:type="even" r:id="rId17"/>
+      <w:footerReference w:type="first" r:id="rId18"/>
       <w:pgSz w:w="12240" w:h="15840"/>
       <w:pgMar w:top="720" w:right="1080" w:bottom="1440" w:left="1800" w:header="720" w:footer="720" w:gutter="0"/>
       <w:cols w:space="720"/>
@@ -4830,6 +4757,16 @@
 </w:ftr>
 </file>
 
+<file path=word/footer3.xml><?xml version="1.0" encoding="utf-8"?>
+<w:ftr xmlns:m="http://schemas.openxmlformats.org/officeDocument/2006/math" xmlns:mc="http://schemas.openxmlformats.org/markup-compatibility/2006" xmlns:mo="http://schemas.microsoft.com/office/mac/office/2008/main" xmlns:mv="urn:schemas-microsoft-com:mac:vml" xmlns:o="urn:schemas-microsoft-com:office:office" xmlns:r="http://schemas.openxmlformats.org/officeDocument/2006/relationships" xmlns:v="urn:schemas-microsoft-com:vml" xmlns:w10="urn:schemas-microsoft-com:office:word" xmlns:w14="http://schemas.microsoft.com/office/word/2010/wordml" xmlns:w="http://schemas.openxmlformats.org/wordprocessingml/2006/main" xmlns:wne="http://schemas.microsoft.com/office/word/2006/wordml" xmlns:wp14="http://schemas.microsoft.com/office/word/2010/wordprocessingDrawing" xmlns:wp="http://schemas.openxmlformats.org/drawingml/2006/wordprocessingDrawing" xmlns:wpc="http://schemas.microsoft.com/office/word/2010/wordprocessingCanvas" xmlns:wpg="http://schemas.microsoft.com/office/word/2010/wordprocessingGroup" xmlns:wpi="http://schemas.microsoft.com/office/word/2010/wordprocessingInk" xmlns:wps="http://schemas.microsoft.com/office/word/2010/wordprocessingShape" mc:Ignorable="w14 wp14">
+  <w:p>
+    <w:pPr>
+      <w:pStyle w:val="Footer"/>
+    </w:pPr>
+  </w:p>
+</w:ftr>
+</file>
+
 <file path=word/footnotes.xml><?xml version="1.0" encoding="utf-8"?>
 <w:footnotes xmlns:wpc="http://schemas.microsoft.com/office/word/2010/wordprocessingCanvas" xmlns:mc="http://schemas.openxmlformats.org/markup-compatibility/2006" xmlns:o="urn:schemas-microsoft-com:office:office" xmlns:r="http://schemas.openxmlformats.org/officeDocument/2006/relationships" xmlns:m="http://schemas.openxmlformats.org/officeDocument/2006/math" xmlns:v="urn:schemas-microsoft-com:vml" xmlns:wp14="http://schemas.microsoft.com/office/word/2010/wordprocessingDrawing" xmlns:wp="http://schemas.openxmlformats.org/drawingml/2006/wordprocessingDrawing" xmlns:w10="urn:schemas-microsoft-com:office:word" xmlns:w="http://schemas.openxmlformats.org/wordprocessingml/2006/main" xmlns:w14="http://schemas.microsoft.com/office/word/2010/wordml" xmlns:wpg="http://schemas.microsoft.com/office/word/2010/wordprocessingGroup" xmlns:wpi="http://schemas.microsoft.com/office/word/2010/wordprocessingInk" xmlns:wne="http://schemas.microsoft.com/office/word/2006/wordml" xmlns:wps="http://schemas.microsoft.com/office/word/2010/wordprocessingShape" mc:Ignorable="w14 wp14">
   <w:footnote w:type="separator" w:id="-1">
@@ -4877,6 +4814,26 @@
         <w:sz w:val="24"/>
         <w:u w:val="single"/>
       </w:rPr>
+    </w:pPr>
+  </w:p>
+</w:hdr>
+</file>
+
+<file path=word/header2.xml><?xml version="1.0" encoding="utf-8"?>
+<w:hdr xmlns:m="http://schemas.openxmlformats.org/officeDocument/2006/math" xmlns:mc="http://schemas.openxmlformats.org/markup-compatibility/2006" xmlns:mo="http://schemas.microsoft.com/office/mac/office/2008/main" xmlns:mv="urn:schemas-microsoft-com:mac:vml" xmlns:o="urn:schemas-microsoft-com:office:office" xmlns:r="http://schemas.openxmlformats.org/officeDocument/2006/relationships" xmlns:v="urn:schemas-microsoft-com:vml" xmlns:w10="urn:schemas-microsoft-com:office:word" xmlns:w14="http://schemas.microsoft.com/office/word/2010/wordml" xmlns:w="http://schemas.openxmlformats.org/wordprocessingml/2006/main" xmlns:wne="http://schemas.microsoft.com/office/word/2006/wordml" xmlns:wp14="http://schemas.microsoft.com/office/word/2010/wordprocessingDrawing" xmlns:wp="http://schemas.openxmlformats.org/drawingml/2006/wordprocessingDrawing" xmlns:wpc="http://schemas.microsoft.com/office/word/2010/wordprocessingCanvas" xmlns:wpg="http://schemas.microsoft.com/office/word/2010/wordprocessingGroup" xmlns:wpi="http://schemas.microsoft.com/office/word/2010/wordprocessingInk" xmlns:wps="http://schemas.microsoft.com/office/word/2010/wordprocessingShape" mc:Ignorable="w14 wp14">
+  <w:p>
+    <w:pPr>
+      <w:pStyle w:val="Header"/>
+    </w:pPr>
+  </w:p>
+</w:hdr>
+</file>
+
+<file path=word/header3.xml><?xml version="1.0" encoding="utf-8"?>
+<w:hdr xmlns:m="http://schemas.openxmlformats.org/officeDocument/2006/math" xmlns:mc="http://schemas.openxmlformats.org/markup-compatibility/2006" xmlns:mo="http://schemas.microsoft.com/office/mac/office/2008/main" xmlns:mv="urn:schemas-microsoft-com:mac:vml" xmlns:o="urn:schemas-microsoft-com:office:office" xmlns:r="http://schemas.openxmlformats.org/officeDocument/2006/relationships" xmlns:v="urn:schemas-microsoft-com:vml" xmlns:w10="urn:schemas-microsoft-com:office:word" xmlns:w14="http://schemas.microsoft.com/office/word/2010/wordml" xmlns:w="http://schemas.openxmlformats.org/wordprocessingml/2006/main" xmlns:wne="http://schemas.microsoft.com/office/word/2006/wordml" xmlns:wp14="http://schemas.microsoft.com/office/word/2010/wordprocessingDrawing" xmlns:wp="http://schemas.openxmlformats.org/drawingml/2006/wordprocessingDrawing" xmlns:wpc="http://schemas.microsoft.com/office/word/2010/wordprocessingCanvas" xmlns:wpg="http://schemas.microsoft.com/office/word/2010/wordprocessingGroup" xmlns:wpi="http://schemas.microsoft.com/office/word/2010/wordprocessingInk" xmlns:wps="http://schemas.microsoft.com/office/word/2010/wordprocessingShape" mc:Ignorable="w14 wp14">
+  <w:p>
+    <w:pPr>
+      <w:pStyle w:val="Header"/>
     </w:pPr>
   </w:p>
 </w:hdr>

--- a/docx_template/SCDF_Fire_Investigation_Report_TEMPLATE.docx
+++ b/docx_template/SCDF_Fire_Investigation_Report_TEMPLATE.docx
@@ -3701,7 +3701,7 @@
           <w:sz w:val="24"/>
           <w:szCs w:val="24"/>
         </w:rPr>
-        <w:t>{{investigator_appointment}}</w:t>
+        <w:t>{{investigator_appointment_signature}}</w:t>
       </w:r>
       <w:proofErr w:type="gramStart"/>
       <w:r>

--- a/docx_template/SCDF_Fire_Investigation_Report_TEMPLATE.docx
+++ b/docx_template/SCDF_Fire_Investigation_Report_TEMPLATE.docx
@@ -1,6 +1,6 @@
 
 <file path=word/document.xml><?xml version="1.0" encoding="utf-8"?>
-<w:document xmlns:wpc="http://schemas.microsoft.com/office/word/2010/wordprocessingCanvas" xmlns:mc="http://schemas.openxmlformats.org/markup-compatibility/2006" xmlns:o="urn:schemas-microsoft-com:office:office" xmlns:r="http://schemas.openxmlformats.org/officeDocument/2006/relationships" xmlns:m="http://schemas.openxmlformats.org/officeDocument/2006/math" xmlns:v="urn:schemas-microsoft-com:vml" xmlns:wp14="http://schemas.microsoft.com/office/word/2010/wordprocessingDrawing" xmlns:wp="http://schemas.openxmlformats.org/drawingml/2006/wordprocessingDrawing" xmlns:w10="urn:schemas-microsoft-com:office:word" xmlns:w="http://schemas.openxmlformats.org/wordprocessingml/2006/main" xmlns:w14="http://schemas.microsoft.com/office/word/2010/wordml" xmlns:wpg="http://schemas.microsoft.com/office/word/2010/wordprocessingGroup" xmlns:wpi="http://schemas.microsoft.com/office/word/2010/wordprocessingInk" xmlns:wne="http://schemas.microsoft.com/office/word/2006/wordml" xmlns:wps="http://schemas.microsoft.com/office/word/2010/wordprocessingShape" mc:Ignorable="w14 wp14">
+<w:document xmlns:wpc="http://schemas.microsoft.com/office/word/2010/wordprocessingCanvas" xmlns:mc="http://schemas.openxmlformats.org/markup-compatibility/2006" xmlns:o="urn:schemas-microsoft-com:office:office" xmlns:r="http://schemas.openxmlformats.org/officeDocument/2006/relationships" xmlns:m="http://schemas.openxmlformats.org/officeDocument/2006/math" xmlns:v="urn:schemas-microsoft-com:vml" xmlns:wp14="http://schemas.microsoft.com/office/word/2010/wordprocessingDrawing" xmlns:wp="http://schemas.openxmlformats.org/drawingml/2006/wordprocessingDrawing" xmlns:w="http://schemas.openxmlformats.org/wordprocessingml/2006/main" xmlns:w14="http://schemas.microsoft.com/office/word/2010/wordml" xmlns:w10="urn:schemas-microsoft-com:office:word" xmlns:w15="http://schemas.microsoft.com/office/word/2012/wordml" xmlns:wpg="http://schemas.microsoft.com/office/word/2010/wordprocessingGroup" xmlns:wpi="http://schemas.microsoft.com/office/word/2010/wordprocessingInk" xmlns:wne="http://schemas.microsoft.com/office/word/2006/wordml" xmlns:wps="http://schemas.microsoft.com/office/word/2010/wordprocessingShape" xmlns:wpsCustomData="http://www.wps.cn/officeDocument/2013/wpsCustomData" mc:Ignorable="w14 w15 wp14">
   <w:body>
     <w:p>
       <w:pPr>
@@ -15,36 +15,25 @@
           <w:rFonts w:ascii="Arial" w:hAnsi="Arial"/>
           <w:color w:val="000000"/>
         </w:rPr>
-        <w:object w:dxaOrig="3972" w:dyaOrig="3522" w14:anchorId="4C764681">
-          <v:shapetype id="_x0000_t75" coordsize="21600,21600" o:spt="75" o:preferrelative="t" path="m@4@5l@4@11@9@11@9@5xe" filled="f" stroked="f">
-            <v:stroke joinstyle="miter"/>
-            <v:formulas>
-              <v:f eqn="if lineDrawn pixelLineWidth 0"/>
-              <v:f eqn="sum @0 1 0"/>
-              <v:f eqn="sum 0 0 @1"/>
-              <v:f eqn="prod @2 1 2"/>
-              <v:f eqn="prod @3 21600 pixelWidth"/>
-              <v:f eqn="prod @3 21600 pixelHeight"/>
-              <v:f eqn="sum @0 0 1"/>
-              <v:f eqn="prod @6 1 2"/>
-              <v:f eqn="prod @7 21600 pixelWidth"/>
-              <v:f eqn="sum @8 21600 0"/>
-              <v:f eqn="prod @7 21600 pixelHeight"/>
-              <v:f eqn="sum @10 21600 0"/>
-            </v:formulas>
-            <v:path o:extrusionok="f" gradientshapeok="t" o:connecttype="rect"/>
+        <w:object>
+          <v:shape id="_x0000_i1025" o:spt="75" type="#_x0000_t75" style="height:72pt;width:78.75pt;" o:ole="t" fillcolor="#FFFFFF" filled="f" o:preferrelative="t" stroked="f" coordsize="21600,21600">
+            <v:path/>
+            <v:fill on="f" focussize="0,0"/>
+            <v:stroke on="f" joinstyle="miter"/>
+            <v:imagedata r:id="rId11" o:title=""/>
             <o:lock v:ext="edit" aspectratio="t"/>
-          </v:shapetype>
-          <v:shape id="_x0000_i1025" type="#_x0000_t75" style="width:78.75pt;height:1in" o:ole="" fillcolor="window">
-            <v:imagedata r:id="rId9" o:title=""/>
+            <w10:wrap type="none"/>
+            <w10:anchorlock/>
           </v:shape>
-          <o:OLEObject Type="Embed" ProgID="MS_ClipArt_Gallery" ShapeID="_x0000_i1025" DrawAspect="Content" ObjectID="_1850816993" r:id="rId10"/>
+          <o:OLEObject Type="Embed" ProgID="MS_ClipArt_Gallery" ShapeID="_x0000_i1025" DrawAspect="Content" ObjectID="_1468075725" r:id="rId10">
+            <o:LockedField>false</o:LockedField>
+          </o:OLEObject>
         </w:object>
       </w:r>
     </w:p>
     <w:p>
       <w:pPr>
-        <w:pStyle w:val="Caption"/>
+        <w:pStyle w:val="18"/>
         <w:jc w:val="center"/>
         <w:rPr>
           <w:color w:val="000000"/>
@@ -54,26 +43,12 @@
         <w:rPr>
           <w:color w:val="000000"/>
         </w:rPr>
-        <w:t xml:space="preserve">Singapore Civil </w:t>
-      </w:r>
-      <w:proofErr w:type="spellStart"/>
-      <w:r>
-        <w:rPr>
-          <w:color w:val="000000"/>
-        </w:rPr>
-        <w:t>Defence</w:t>
-      </w:r>
-      <w:proofErr w:type="spellEnd"/>
-      <w:r>
-        <w:rPr>
-          <w:color w:val="000000"/>
-        </w:rPr>
-        <w:t xml:space="preserve"> Force</w:t>
+        <w:t>Singapore Civil Defence Force</w:t>
       </w:r>
     </w:p>
     <w:p>
       <w:pPr>
-        <w:pStyle w:val="Heading1"/>
+        <w:pStyle w:val="2"/>
         <w:jc w:val="center"/>
         <w:rPr>
           <w:color w:val="000000"/>
@@ -97,18 +72,24 @@
     </w:p>
     <w:tbl>
       <w:tblPr>
+        <w:tblStyle w:val="12"/>
         <w:tblW w:w="10698" w:type="dxa"/>
         <w:tblInd w:w="-998" w:type="dxa"/>
         <w:tblBorders>
-          <w:top w:val="single" w:sz="4" w:space="0" w:color="auto"/>
-          <w:left w:val="single" w:sz="4" w:space="0" w:color="auto"/>
-          <w:bottom w:val="single" w:sz="4" w:space="0" w:color="auto"/>
-          <w:right w:val="single" w:sz="4" w:space="0" w:color="auto"/>
-          <w:insideH w:val="single" w:sz="4" w:space="0" w:color="auto"/>
-          <w:insideV w:val="single" w:sz="4" w:space="0" w:color="auto"/>
+          <w:top w:val="single" w:color="auto" w:sz="4" w:space="0"/>
+          <w:left w:val="single" w:color="auto" w:sz="4" w:space="0"/>
+          <w:bottom w:val="single" w:color="auto" w:sz="4" w:space="0"/>
+          <w:right w:val="single" w:color="auto" w:sz="4" w:space="0"/>
+          <w:insideH w:val="single" w:color="auto" w:sz="4" w:space="0"/>
+          <w:insideV w:val="single" w:color="auto" w:sz="4" w:space="0"/>
         </w:tblBorders>
         <w:tblLayout w:type="fixed"/>
-        <w:tblLook w:val="0000" w:firstRow="0" w:lastRow="0" w:firstColumn="0" w:lastColumn="0" w:noHBand="0" w:noVBand="0"/>
+        <w:tblCellMar>
+          <w:top w:w="0" w:type="dxa"/>
+          <w:left w:w="108" w:type="dxa"/>
+          <w:bottom w:w="0" w:type="dxa"/>
+          <w:right w:w="108" w:type="dxa"/>
+        </w:tblCellMar>
       </w:tblPr>
       <w:tblGrid>
         <w:gridCol w:w="4526"/>
@@ -122,7 +103,7 @@
       <w:tr>
         <w:trPr>
           <w:cantSplit/>
-          <w:trHeight w:val="350"/>
+          <w:trHeight w:val="350" w:hRule="atLeast"/>
         </w:trPr>
         <w:tc>
           <w:tcPr>
@@ -131,7 +112,7 @@
           </w:tcPr>
           <w:p>
             <w:pPr>
-              <w:pStyle w:val="Heading2"/>
+              <w:pStyle w:val="3"/>
               <w:rPr>
                 <w:color w:val="000000"/>
                 <w:sz w:val="24"/>
@@ -188,7 +169,7 @@
           </w:p>
           <w:p>
             <w:pPr>
-              <w:pStyle w:val="Heading3"/>
+              <w:pStyle w:val="4"/>
               <w:rPr>
                 <w:color w:val="000000"/>
               </w:rPr>
@@ -207,29 +188,10 @@
               </w:rPr>
               <w:t xml:space="preserve"> {{investigator_appointment}}</w:t>
             </w:r>
-            <w:proofErr w:type="gramStart"/>
-            <w:r>
-              <w:rPr>
-                <w:color w:val="000000"/>
-              </w:rPr>
-            </w:r>
-            <w:proofErr w:type="spellStart"/>
-            <w:r>
-              <w:rPr>
-                <w:color w:val="000000"/>
-              </w:rPr>
-            </w:r>
-            <w:proofErr w:type="spellEnd"/>
-            <w:proofErr w:type="gramEnd"/>
-            <w:r>
-              <w:rPr>
-                <w:color w:val="000000"/>
-              </w:rPr>
-            </w:r>
-          </w:p>
-          <w:p>
-            <w:pPr>
-              <w:pStyle w:val="Heading3"/>
+          </w:p>
+          <w:p>
+            <w:pPr>
+              <w:pStyle w:val="4"/>
               <w:rPr>
                 <w:color w:val="000000"/>
               </w:rPr>
@@ -247,25 +209,6 @@
                 <w:color w:val="000000"/>
               </w:rPr>
               <w:t xml:space="preserve"> {{investigator_station}}</w:t>
-            </w:r>
-            <w:proofErr w:type="gramStart"/>
-            <w:r>
-              <w:rPr>
-                <w:color w:val="000000"/>
-              </w:rPr>
-            </w:r>
-            <w:proofErr w:type="spellStart"/>
-            <w:r>
-              <w:rPr>
-                <w:color w:val="000000"/>
-              </w:rPr>
-            </w:r>
-            <w:proofErr w:type="spellEnd"/>
-            <w:proofErr w:type="gramEnd"/>
-            <w:r>
-              <w:rPr>
-                <w:color w:val="000000"/>
-              </w:rPr>
             </w:r>
           </w:p>
         </w:tc>
@@ -306,22 +249,6 @@
               </w:rPr>
               <w:t xml:space="preserve"> {{incident_no}}</w:t>
             </w:r>
-            <w:proofErr w:type="spellStart"/>
-            <w:r>
-              <w:rPr>
-                <w:rFonts w:ascii="Arial" w:hAnsi="Arial"/>
-                <w:color w:val="000000"/>
-                <w:sz w:val="24"/>
-              </w:rPr>
-            </w:r>
-            <w:proofErr w:type="spellEnd"/>
-            <w:r>
-              <w:rPr>
-                <w:rFonts w:ascii="Arial" w:hAnsi="Arial"/>
-                <w:color w:val="000000"/>
-                <w:sz w:val="24"/>
-              </w:rPr>
-            </w:r>
           </w:p>
         </w:tc>
         <w:tc>
@@ -375,29 +302,6 @@
                 <w:szCs w:val="24"/>
               </w:rPr>
               <w:t>{{address_of_fire}}</w:t>
-            </w:r>
-            <w:proofErr w:type="spellStart"/>
-            <w:r>
-              <w:rPr>
-                <w:rFonts w:ascii="Arial" w:hAnsi="Arial" w:cs="Arial"/>
-                <w:sz w:val="24"/>
-                <w:szCs w:val="24"/>
-              </w:rPr>
-            </w:r>
-            <w:r>
-              <w:rPr>
-                <w:rFonts w:ascii="Arial" w:hAnsi="Arial" w:cs="Arial"/>
-                <w:sz w:val="24"/>
-                <w:szCs w:val="24"/>
-              </w:rPr>
-            </w:r>
-            <w:proofErr w:type="spellEnd"/>
-            <w:r>
-              <w:rPr>
-                <w:rFonts w:ascii="Arial" w:hAnsi="Arial" w:cs="Arial"/>
-                <w:sz w:val="24"/>
-                <w:szCs w:val="24"/>
-              </w:rPr>
             </w:r>
           </w:p>
         </w:tc>
@@ -439,29 +343,13 @@
               </w:rPr>
               <w:t xml:space="preserve"> {{date_of_fire}}</w:t>
             </w:r>
-            <w:proofErr w:type="spellStart"/>
-            <w:r>
-              <w:rPr>
-                <w:rFonts w:ascii="Arial" w:hAnsi="Arial"/>
-                <w:color w:val="000000"/>
-                <w:sz w:val="24"/>
-              </w:rPr>
-            </w:r>
-            <w:proofErr w:type="spellEnd"/>
-            <w:r>
-              <w:rPr>
-                <w:rFonts w:ascii="Arial" w:hAnsi="Arial"/>
-                <w:color w:val="000000"/>
-                <w:sz w:val="24"/>
-              </w:rPr>
-            </w:r>
           </w:p>
         </w:tc>
         <w:tc>
           <w:tcPr>
             <w:tcW w:w="5027" w:type="dxa"/>
             <w:gridSpan w:val="5"/>
-            <w:vMerge/>
+            <w:vMerge w:val="continue"/>
           </w:tcPr>
           <w:p>
             <w:pPr>
@@ -519,27 +407,13 @@
               </w:rPr>
               <w:t>{{time_of_call}}</w:t>
             </w:r>
-            <w:proofErr w:type="spellStart"/>
-            <w:r>
-              <w:rPr>
-                <w:rFonts w:ascii="Arial" w:hAnsi="Arial"/>
-                <w:sz w:val="24"/>
-              </w:rPr>
-            </w:r>
-            <w:proofErr w:type="spellEnd"/>
-            <w:r>
-              <w:rPr>
-                <w:rFonts w:ascii="Arial" w:hAnsi="Arial"/>
-                <w:sz w:val="24"/>
-              </w:rPr>
-            </w:r>
           </w:p>
         </w:tc>
         <w:tc>
           <w:tcPr>
             <w:tcW w:w="5027" w:type="dxa"/>
             <w:gridSpan w:val="5"/>
-            <w:vMerge/>
+            <w:vMerge w:val="continue"/>
           </w:tcPr>
           <w:p>
             <w:pPr>
@@ -562,7 +436,7 @@
             <w:tcW w:w="5671" w:type="dxa"/>
             <w:gridSpan w:val="2"/>
             <w:tcBorders>
-              <w:bottom w:val="single" w:sz="4" w:space="0" w:color="auto"/>
+              <w:bottom w:val="single" w:color="auto" w:sz="4" w:space="0"/>
             </w:tcBorders>
           </w:tcPr>
           <w:p>
@@ -610,31 +484,15 @@
               </w:rPr>
               <w:t>{{investigator_station}}</w:t>
             </w:r>
-            <w:proofErr w:type="spellStart"/>
-            <w:r>
-              <w:rPr>
-                <w:rFonts w:ascii="Arial" w:hAnsi="Arial"/>
-                <w:color w:val="000000"/>
-                <w:sz w:val="24"/>
-              </w:rPr>
-            </w:r>
-            <w:proofErr w:type="spellEnd"/>
-            <w:r>
-              <w:rPr>
-                <w:rFonts w:ascii="Arial" w:hAnsi="Arial"/>
-                <w:color w:val="000000"/>
-                <w:sz w:val="24"/>
-              </w:rPr>
-            </w:r>
           </w:p>
         </w:tc>
         <w:tc>
           <w:tcPr>
             <w:tcW w:w="5027" w:type="dxa"/>
             <w:gridSpan w:val="5"/>
-            <w:vMerge/>
+            <w:vMerge w:val="continue"/>
             <w:tcBorders>
-              <w:bottom w:val="single" w:sz="4" w:space="0" w:color="auto"/>
+              <w:bottom w:val="single" w:color="auto" w:sz="4" w:space="0"/>
             </w:tcBorders>
           </w:tcPr>
           <w:p>
@@ -660,7 +518,7 @@
           </w:tcPr>
           <w:p>
             <w:pPr>
-              <w:pStyle w:val="Heading2"/>
+              <w:pStyle w:val="3"/>
               <w:rPr>
                 <w:color w:val="000000"/>
                 <w:sz w:val="24"/>
@@ -680,14 +538,14 @@
       </w:tr>
       <w:tr>
         <w:trPr>
-          <w:trHeight w:val="450"/>
+          <w:trHeight w:val="450" w:hRule="atLeast"/>
         </w:trPr>
         <w:tc>
           <w:tcPr>
             <w:tcW w:w="7797" w:type="dxa"/>
             <w:gridSpan w:val="6"/>
             <w:tcBorders>
-              <w:bottom w:val="single" w:sz="4" w:space="0" w:color="auto"/>
+              <w:bottom w:val="single" w:color="auto" w:sz="4" w:space="0"/>
             </w:tcBorders>
           </w:tcPr>
           <w:p>
@@ -722,10 +580,10 @@
           </w:p>
           <w:p>
             <w:pPr>
-              <w:pStyle w:val="ListParagraph"/>
+              <w:pStyle w:val="27"/>
               <w:numPr>
                 <w:ilvl w:val="0"/>
-                <w:numId w:val="12"/>
+                <w:numId w:val="1"/>
               </w:numPr>
               <w:ind w:right="357"/>
               <w:jc w:val="both"/>
@@ -743,29 +601,13 @@
               </w:rPr>
               <w:t>{{fire_involved}}</w:t>
             </w:r>
-            <w:proofErr w:type="spellStart"/>
-            <w:r>
-              <w:rPr>
-                <w:rFonts w:ascii="Arial" w:hAnsi="Arial" w:cs="Arial"/>
-                <w:sz w:val="24"/>
-                <w:szCs w:val="24"/>
-              </w:rPr>
-            </w:r>
-            <w:proofErr w:type="spellEnd"/>
-            <w:r>
-              <w:rPr>
-                <w:rFonts w:ascii="Arial" w:hAnsi="Arial" w:cs="Arial"/>
-                <w:sz w:val="24"/>
-                <w:szCs w:val="24"/>
-              </w:rPr>
-            </w:r>
           </w:p>
         </w:tc>
         <w:tc>
           <w:tcPr>
             <w:tcW w:w="2901" w:type="dxa"/>
             <w:tcBorders>
-              <w:bottom w:val="single" w:sz="4" w:space="0" w:color="auto"/>
+              <w:bottom w:val="single" w:color="auto" w:sz="4" w:space="0"/>
             </w:tcBorders>
           </w:tcPr>
           <w:p>
@@ -845,7 +687,7 @@
           </w:p>
           <w:p>
             <w:pPr>
-              <w:pStyle w:val="Heading5"/>
+              <w:pStyle w:val="6"/>
               <w:rPr>
                 <w:i w:val="0"/>
                 <w:color w:val="0000FF"/>
@@ -854,10 +696,10 @@
           </w:p>
           <w:p>
             <w:pPr>
-              <w:pStyle w:val="Heading5"/>
+              <w:pStyle w:val="6"/>
               <w:numPr>
                 <w:ilvl w:val="0"/>
-                <w:numId w:val="4"/>
+                <w:numId w:val="2"/>
               </w:numPr>
               <w:ind w:left="356" w:right="412"/>
               <w:jc w:val="both"/>
@@ -872,34 +714,6 @@
                 <w:color w:val="auto"/>
               </w:rPr>
               <w:t>{{method_of_extinguishment}}</w:t>
-            </w:r>
-            <w:proofErr w:type="gramStart"/>
-            <w:r>
-              <w:rPr>
-                <w:i w:val="0"/>
-                <w:color w:val="auto"/>
-              </w:rPr>
-            </w:r>
-            <w:proofErr w:type="spellStart"/>
-            <w:r>
-              <w:rPr>
-                <w:i w:val="0"/>
-                <w:color w:val="auto"/>
-              </w:rPr>
-            </w:r>
-            <w:proofErr w:type="gramEnd"/>
-            <w:r>
-              <w:rPr>
-                <w:i w:val="0"/>
-                <w:color w:val="auto"/>
-              </w:rPr>
-            </w:r>
-            <w:proofErr w:type="spellEnd"/>
-            <w:r>
-              <w:rPr>
-                <w:i w:val="0"/>
-                <w:color w:val="auto"/>
-              </w:rPr>
             </w:r>
           </w:p>
           <w:p>
@@ -916,7 +730,7 @@
       <w:tr>
         <w:trPr>
           <w:cantSplit/>
-          <w:trHeight w:val="1961"/>
+          <w:trHeight w:val="1961" w:hRule="atLeast"/>
         </w:trPr>
         <w:tc>
           <w:tcPr>
@@ -970,22 +784,6 @@
               </w:rPr>
               <w:t>{{damages_sustained}}</w:t>
             </w:r>
-            <w:proofErr w:type="spellStart"/>
-            <w:r>
-              <w:rPr>
-                <w:rFonts w:ascii="Arial" w:hAnsi="Arial" w:cs="Arial"/>
-                <w:sz w:val="24"/>
-                <w:szCs w:val="24"/>
-              </w:rPr>
-            </w:r>
-            <w:proofErr w:type="spellEnd"/>
-            <w:r>
-              <w:rPr>
-                <w:rFonts w:ascii="Arial" w:hAnsi="Arial" w:cs="Arial"/>
-                <w:sz w:val="24"/>
-                <w:szCs w:val="24"/>
-              </w:rPr>
-            </w:r>
           </w:p>
           <w:p>
             <w:pPr>
@@ -1033,7 +831,7 @@
           </w:p>
           <w:p>
             <w:pPr>
-              <w:pStyle w:val="Footer"/>
+              <w:pStyle w:val="23"/>
               <w:tabs>
                 <w:tab w:val="clear" w:pos="4320"/>
                 <w:tab w:val="clear" w:pos="8640"/>
@@ -1061,7 +859,7 @@
           </w:p>
           <w:p>
             <w:pPr>
-              <w:pStyle w:val="Footer"/>
+              <w:pStyle w:val="23"/>
               <w:tabs>
                 <w:tab w:val="clear" w:pos="4320"/>
                 <w:tab w:val="clear" w:pos="8640"/>
@@ -1087,7 +885,7 @@
           </w:tcPr>
           <w:p>
             <w:pPr>
-              <w:pStyle w:val="Heading4"/>
+              <w:pStyle w:val="5"/>
               <w:rPr>
                 <w:color w:val="000000"/>
                 <w:sz w:val="28"/>
@@ -1108,13 +906,13 @@
       <w:tr>
         <w:trPr>
           <w:cantSplit/>
-          <w:trHeight w:val="288"/>
+          <w:trHeight w:val="288" w:hRule="atLeast"/>
         </w:trPr>
         <w:tc>
           <w:tcPr>
             <w:tcW w:w="4526" w:type="dxa"/>
             <w:tcBorders>
-              <w:bottom w:val="single" w:sz="4" w:space="0" w:color="auto"/>
+              <w:bottom w:val="single" w:color="auto" w:sz="4" w:space="0"/>
             </w:tcBorders>
           </w:tcPr>
           <w:p>
@@ -1141,37 +939,29 @@
             <w:tcW w:w="6172" w:type="dxa"/>
             <w:gridSpan w:val="6"/>
             <w:tcBorders>
-              <w:bottom w:val="single" w:sz="4" w:space="0" w:color="auto"/>
+              <w:bottom w:val="single" w:color="auto" w:sz="4" w:space="0"/>
             </w:tcBorders>
           </w:tcPr>
           <w:p>
             <w:pPr>
-              <w:pStyle w:val="Heading3"/>
+              <w:pStyle w:val="4"/>
             </w:pPr>
             <w:r>
               <w:t>{{eyewitness_name}}</w:t>
             </w:r>
-            <w:proofErr w:type="gramStart"/>
-            <w:r/>
-            <w:proofErr w:type="spellStart"/>
-            <w:r/>
-            <w:proofErr w:type="gramEnd"/>
-            <w:r/>
-            <w:proofErr w:type="spellEnd"/>
-            <w:r/>
           </w:p>
         </w:tc>
       </w:tr>
       <w:tr>
         <w:trPr>
           <w:cantSplit/>
-          <w:trHeight w:val="288"/>
+          <w:trHeight w:val="288" w:hRule="atLeast"/>
         </w:trPr>
         <w:tc>
           <w:tcPr>
             <w:tcW w:w="4526" w:type="dxa"/>
             <w:tcBorders>
-              <w:bottom w:val="single" w:sz="4" w:space="0" w:color="auto"/>
+              <w:bottom w:val="single" w:color="auto" w:sz="4" w:space="0"/>
             </w:tcBorders>
           </w:tcPr>
           <w:p>
@@ -1196,7 +986,7 @@
             <w:tcW w:w="6172" w:type="dxa"/>
             <w:gridSpan w:val="6"/>
             <w:tcBorders>
-              <w:bottom w:val="single" w:sz="4" w:space="0" w:color="auto"/>
+              <w:bottom w:val="single" w:color="auto" w:sz="4" w:space="0"/>
             </w:tcBorders>
           </w:tcPr>
           <w:p>
@@ -1212,20 +1002,6 @@
                 <w:sz w:val="24"/>
               </w:rPr>
               <w:t>{{eyewitness_designation}}</w:t>
-            </w:r>
-            <w:proofErr w:type="spellStart"/>
-            <w:r>
-              <w:rPr>
-                <w:rFonts w:ascii="Arial" w:hAnsi="Arial"/>
-                <w:sz w:val="24"/>
-              </w:rPr>
-            </w:r>
-            <w:proofErr w:type="spellEnd"/>
-            <w:r>
-              <w:rPr>
-                <w:rFonts w:ascii="Arial" w:hAnsi="Arial"/>
-                <w:sz w:val="24"/>
-              </w:rPr>
             </w:r>
           </w:p>
         </w:tc>
@@ -1233,13 +1009,13 @@
       <w:tr>
         <w:trPr>
           <w:cantSplit/>
-          <w:trHeight w:val="288"/>
+          <w:trHeight w:val="288" w:hRule="atLeast"/>
         </w:trPr>
         <w:tc>
           <w:tcPr>
             <w:tcW w:w="4526" w:type="dxa"/>
             <w:tcBorders>
-              <w:bottom w:val="single" w:sz="4" w:space="0" w:color="auto"/>
+              <w:bottom w:val="single" w:color="auto" w:sz="4" w:space="0"/>
             </w:tcBorders>
           </w:tcPr>
           <w:p>
@@ -1264,7 +1040,7 @@
             <w:tcW w:w="6172" w:type="dxa"/>
             <w:gridSpan w:val="6"/>
             <w:tcBorders>
-              <w:bottom w:val="single" w:sz="4" w:space="0" w:color="auto"/>
+              <w:bottom w:val="single" w:color="auto" w:sz="4" w:space="0"/>
             </w:tcBorders>
           </w:tcPr>
           <w:p>
@@ -1280,20 +1056,6 @@
                 <w:sz w:val="24"/>
               </w:rPr>
               <w:t>{{eyewitness_nric}}</w:t>
-            </w:r>
-            <w:proofErr w:type="spellStart"/>
-            <w:r>
-              <w:rPr>
-                <w:rFonts w:ascii="Arial" w:hAnsi="Arial"/>
-                <w:sz w:val="24"/>
-              </w:rPr>
-            </w:r>
-            <w:proofErr w:type="spellEnd"/>
-            <w:r>
-              <w:rPr>
-                <w:rFonts w:ascii="Arial" w:hAnsi="Arial"/>
-                <w:sz w:val="24"/>
-              </w:rPr>
             </w:r>
           </w:p>
         </w:tc>
@@ -1301,13 +1063,13 @@
       <w:tr>
         <w:trPr>
           <w:cantSplit/>
-          <w:trHeight w:val="288"/>
+          <w:trHeight w:val="288" w:hRule="atLeast"/>
         </w:trPr>
         <w:tc>
           <w:tcPr>
             <w:tcW w:w="4526" w:type="dxa"/>
             <w:tcBorders>
-              <w:bottom w:val="single" w:sz="4" w:space="0" w:color="auto"/>
+              <w:bottom w:val="single" w:color="auto" w:sz="4" w:space="0"/>
             </w:tcBorders>
           </w:tcPr>
           <w:p>
@@ -1331,37 +1093,29 @@
             <w:tcW w:w="6172" w:type="dxa"/>
             <w:gridSpan w:val="6"/>
             <w:tcBorders>
-              <w:bottom w:val="single" w:sz="4" w:space="0" w:color="auto"/>
+              <w:bottom w:val="single" w:color="auto" w:sz="4" w:space="0"/>
             </w:tcBorders>
           </w:tcPr>
           <w:p>
             <w:pPr>
-              <w:pStyle w:val="Heading3"/>
+              <w:pStyle w:val="4"/>
             </w:pPr>
             <w:r>
               <w:t>{{eyewitness_nationality}}</w:t>
             </w:r>
-            <w:proofErr w:type="gramStart"/>
-            <w:r/>
-            <w:proofErr w:type="spellStart"/>
-            <w:r/>
-            <w:proofErr w:type="gramEnd"/>
-            <w:r/>
-            <w:proofErr w:type="spellEnd"/>
-            <w:r/>
           </w:p>
         </w:tc>
       </w:tr>
       <w:tr>
         <w:trPr>
           <w:cantSplit/>
-          <w:trHeight w:val="288"/>
+          <w:trHeight w:val="288" w:hRule="atLeast"/>
         </w:trPr>
         <w:tc>
           <w:tcPr>
             <w:tcW w:w="4526" w:type="dxa"/>
             <w:tcBorders>
-              <w:bottom w:val="single" w:sz="4" w:space="0" w:color="auto"/>
+              <w:bottom w:val="single" w:color="auto" w:sz="4" w:space="0"/>
             </w:tcBorders>
           </w:tcPr>
           <w:p>
@@ -1385,7 +1139,7 @@
             <w:tcW w:w="6172" w:type="dxa"/>
             <w:gridSpan w:val="6"/>
             <w:tcBorders>
-              <w:bottom w:val="single" w:sz="4" w:space="0" w:color="auto"/>
+              <w:bottom w:val="single" w:color="auto" w:sz="4" w:space="0"/>
             </w:tcBorders>
           </w:tcPr>
           <w:p>
@@ -1403,20 +1157,6 @@
                 <w:sz w:val="24"/>
               </w:rPr>
               <w:t>{{eyewitness_address}}</w:t>
-            </w:r>
-            <w:proofErr w:type="spellStart"/>
-            <w:r>
-              <w:rPr>
-                <w:rFonts w:ascii="Arial" w:hAnsi="Arial"/>
-                <w:sz w:val="24"/>
-              </w:rPr>
-            </w:r>
-            <w:proofErr w:type="spellEnd"/>
-            <w:r>
-              <w:rPr>
-                <w:rFonts w:ascii="Arial" w:hAnsi="Arial"/>
-                <w:sz w:val="24"/>
-              </w:rPr>
             </w:r>
           </w:p>
         </w:tc>
@@ -1424,13 +1164,13 @@
       <w:tr>
         <w:trPr>
           <w:cantSplit/>
-          <w:trHeight w:val="288"/>
+          <w:trHeight w:val="288" w:hRule="atLeast"/>
         </w:trPr>
         <w:tc>
           <w:tcPr>
             <w:tcW w:w="4526" w:type="dxa"/>
             <w:tcBorders>
-              <w:bottom w:val="single" w:sz="4" w:space="0" w:color="auto"/>
+              <w:bottom w:val="single" w:color="auto" w:sz="4" w:space="0"/>
             </w:tcBorders>
           </w:tcPr>
           <w:p>
@@ -1454,7 +1194,7 @@
             <w:tcW w:w="6172" w:type="dxa"/>
             <w:gridSpan w:val="6"/>
             <w:tcBorders>
-              <w:bottom w:val="single" w:sz="4" w:space="0" w:color="auto"/>
+              <w:bottom w:val="single" w:color="auto" w:sz="4" w:space="0"/>
             </w:tcBorders>
           </w:tcPr>
           <w:p>
@@ -1470,20 +1210,6 @@
                 <w:sz w:val="24"/>
               </w:rPr>
               <w:t>{{eyewitness_contact}}</w:t>
-            </w:r>
-            <w:proofErr w:type="spellStart"/>
-            <w:r>
-              <w:rPr>
-                <w:rFonts w:ascii="Arial" w:hAnsi="Arial"/>
-                <w:sz w:val="24"/>
-              </w:rPr>
-            </w:r>
-            <w:proofErr w:type="spellEnd"/>
-            <w:r>
-              <w:rPr>
-                <w:rFonts w:ascii="Arial" w:hAnsi="Arial"/>
-                <w:sz w:val="24"/>
-              </w:rPr>
             </w:r>
           </w:p>
         </w:tc>
@@ -1499,13 +1225,12 @@
           </w:tcPr>
           <w:p>
             <w:pPr>
-              <w:pStyle w:val="Heading4"/>
+              <w:pStyle w:val="5"/>
               <w:rPr>
                 <w:color w:val="000000"/>
                 <w:szCs w:val="24"/>
               </w:rPr>
             </w:pPr>
-            <w:proofErr w:type="gramStart"/>
             <w:r>
               <w:rPr>
                 <w:color w:val="000000"/>
@@ -1514,7 +1239,6 @@
               </w:rPr>
               <w:t>4 INSURANCE COVERAGE:</w:t>
             </w:r>
-            <w:proofErr w:type="gramEnd"/>
           </w:p>
         </w:tc>
       </w:tr>
@@ -1529,7 +1253,7 @@
           </w:tcPr>
           <w:p>
             <w:pPr>
-              <w:pStyle w:val="BodyText"/>
+              <w:pStyle w:val="14"/>
               <w:rPr>
                 <w:i w:val="0"/>
                 <w:color w:val="000000"/>
@@ -1545,7 +1269,7 @@
           </w:p>
           <w:p>
             <w:pPr>
-              <w:pStyle w:val="BodyText"/>
+              <w:pStyle w:val="14"/>
               <w:rPr>
                 <w:i w:val="0"/>
                 <w:color w:val="000000"/>
@@ -1554,28 +1278,25 @@
             <w:r>
               <w:rPr>
                 <w:i w:val="0"/>
-                <w:noProof/>
                 <w:color w:val="000000"/>
                 <w:lang w:val="en-GB" w:eastAsia="zh-CN"/>
               </w:rPr>
               <mc:AlternateContent>
                 <mc:Choice Requires="wps">
                   <w:drawing>
-                    <wp:anchor distT="0" distB="0" distL="114300" distR="114300" simplePos="0" relativeHeight="251659264" behindDoc="0" locked="0" layoutInCell="0" allowOverlap="1" wp14:anchorId="3C532EDA" wp14:editId="5A2AA592">
+                    <wp:anchor distT="0" distB="0" distL="114300" distR="114300" simplePos="0" relativeHeight="251660288" behindDoc="0" locked="0" layoutInCell="0" allowOverlap="1">
                       <wp:simplePos x="0" y="0"/>
                       <wp:positionH relativeFrom="column">
                         <wp:posOffset>1859280</wp:posOffset>
                       </wp:positionH>
                       <wp:positionV relativeFrom="paragraph">
-                        <wp:posOffset>109964</wp:posOffset>
+                        <wp:posOffset>109855</wp:posOffset>
                       </wp:positionV>
                       <wp:extent cx="299720" cy="251460"/>
                       <wp:effectExtent l="0" t="0" r="24130" b="15240"/>
                       <wp:wrapNone/>
                       <wp:docPr id="1" name="Rectangle 2585"/>
-                      <wp:cNvGraphicFramePr>
-                        <a:graphicFrameLocks xmlns:a="http://schemas.openxmlformats.org/drawingml/2006/main"/>
-                      </wp:cNvGraphicFramePr>
+                      <wp:cNvGraphicFramePr/>
                       <a:graphic xmlns:a="http://schemas.openxmlformats.org/drawingml/2006/main">
                         <a:graphicData uri="http://schemas.microsoft.com/office/word/2010/wordprocessingShape">
                           <wps:wsp>
@@ -1596,18 +1317,7 @@
                                   <a:srgbClr val="000000"/>
                                 </a:solidFill>
                                 <a:miter lim="800000"/>
-                                <a:headEnd/>
-                                <a:tailEnd/>
                               </a:ln>
-                              <a:extLst>
-                                <a:ext uri="{909E8E84-426E-40DD-AFC4-6F175D3DCCD1}">
-                                  <a14:hiddenFill xmlns:a14="http://schemas.microsoft.com/office/drawing/2010/main">
-                                    <a:solidFill>
-                                      <a:srgbClr val="FFFFFF"/>
-                                    </a:solidFill>
-                                  </a14:hiddenFill>
-                                </a:ext>
-                              </a:extLst>
                             </wps:spPr>
                             <wps:bodyPr rot="0" vert="horz" wrap="square" lIns="91440" tIns="45720" rIns="91440" bIns="45720" anchor="t" anchorCtr="0" upright="1">
                               <a:noAutofit/>
@@ -1615,18 +1325,17 @@
                           </wps:wsp>
                         </a:graphicData>
                       </a:graphic>
-                      <wp14:sizeRelH relativeFrom="page">
-                        <wp14:pctWidth>0</wp14:pctWidth>
-                      </wp14:sizeRelH>
-                      <wp14:sizeRelV relativeFrom="page">
-                        <wp14:pctHeight>0</wp14:pctHeight>
-                      </wp14:sizeRelV>
                     </wp:anchor>
                   </w:drawing>
                 </mc:Choice>
-                <mc:Fallback xmlns:cx="http://schemas.microsoft.com/office/drawing/2014/chartex" xmlns:cx1="http://schemas.microsoft.com/office/drawing/2015/9/8/chartex" xmlns:cx2="http://schemas.microsoft.com/office/drawing/2015/10/21/chartex" xmlns:cx3="http://schemas.microsoft.com/office/drawing/2016/5/9/chartex" xmlns:cx4="http://schemas.microsoft.com/office/drawing/2016/5/10/chartex" xmlns:cx5="http://schemas.microsoft.com/office/drawing/2016/5/11/chartex" xmlns:cx6="http://schemas.microsoft.com/office/drawing/2016/5/12/chartex" xmlns:cx7="http://schemas.microsoft.com/office/drawing/2016/5/13/chartex" xmlns:cx8="http://schemas.microsoft.com/office/drawing/2016/5/14/chartex" xmlns:aink="http://schemas.microsoft.com/office/drawing/2016/ink" xmlns:am3d="http://schemas.microsoft.com/office/drawing/2017/model3d" xmlns:oel="http://schemas.microsoft.com/office/2019/extlst" xmlns:w15="http://schemas.microsoft.com/office/word/2012/wordml" xmlns:w16cex="http://schemas.microsoft.com/office/word/2018/wordml/cex" xmlns:w16cid="http://schemas.microsoft.com/office/word/2016/wordml/cid" xmlns:w16="http://schemas.microsoft.com/office/word/2018/wordml" xmlns:w16du="http://schemas.microsoft.com/office/word/2023/wordml/word16du" xmlns:w16sdtdh="http://schemas.microsoft.com/office/word/2020/wordml/sdtdatahash" xmlns:w16sdtfl="http://schemas.microsoft.com/office/word/2024/wordml/sdtformatlock" xmlns:w16se="http://schemas.microsoft.com/office/word/2015/wordml/symex" xmlns:w16cei="http://schemas.microsoft.com/office/word/2026/wordml/cei">
+                <mc:Fallback>
                   <w:pict>
-                    <v:rect w14:anchorId="6B61CE41" id="Rectangle 2585" o:spid="_x0000_s1026" style="position:absolute;margin-left:146.4pt;margin-top:8.65pt;width:23.6pt;height:19.8pt;z-index:251659264;visibility:visible;mso-wrap-style:square;mso-width-percent:0;mso-height-percent:0;mso-wrap-distance-left:9pt;mso-wrap-distance-top:0;mso-wrap-distance-right:9pt;mso-wrap-distance-bottom:0;mso-position-horizontal:absolute;mso-position-horizontal-relative:text;mso-position-vertical:absolute;mso-position-vertical-relative:text;mso-width-percent:0;mso-height-percent:0;mso-width-relative:page;mso-height-relative:page;v-text-anchor:top" o:gfxdata="UEsDBBQABgAIAAAAIQC2gziS/gAAAOEBAAATAAAAW0NvbnRlbnRfVHlwZXNdLnhtbJSRQU7DMBBF 90jcwfIWJU67QAgl6YK0S0CoHGBkTxKLZGx5TGhvj5O2G0SRWNoz/78nu9wcxkFMGNg6quQqL6RA 0s5Y6ir5vt9lD1JwBDIwOMJKHpHlpr69KfdHjyxSmriSfYz+USnWPY7AufNIadK6MEJMx9ApD/oD OlTrorhX2lFEilmcO2RdNtjC5xDF9pCuTyYBB5bi6bQ4syoJ3g9WQ0ymaiLzg5KdCXlKLjvcW893 SUOqXwnz5DrgnHtJTxOsQfEKIT7DmDSUCaxw7Rqn8787ZsmRM9e2VmPeBN4uqYvTtW7jvijg9N/y JsXecLq0q+WD6m8AAAD//wMAUEsDBBQABgAIAAAAIQA4/SH/1gAAAJQBAAALAAAAX3JlbHMvLnJl bHOkkMFqwzAMhu+DvYPRfXGawxijTi+j0GvpHsDYimMaW0Yy2fr2M4PBMnrbUb/Q94l/f/hMi1qR JVI2sOt6UJgd+ZiDgffL8ekFlFSbvV0oo4EbChzGx4f9GRdb25HMsYhqlCwG5lrLq9biZkxWOiqY 22YiTra2kYMu1l1tQD30/bPm3wwYN0x18gb45AdQl1tp5j/sFB2T0FQ7R0nTNEV3j6o9feQzro1i OWA14Fm+Q8a1a8+Bvu/d/dMb2JY5uiPbhG/ktn4cqGU/er3pcvwCAAD//wMAUEsDBBQABgAIAAAA IQBLHUbgBAIAAOwDAAAOAAAAZHJzL2Uyb0RvYy54bWysU8Fu2zAMvQ/YPwi6L46DpGuMOEWRrsOA bh3Q7QMYWbaFyaJGKXG6rx+lpGmw3Yb5IIim9Mj3+LS6OQxW7DUFg66W5WQqhXYKG+O6Wn7/dv/u WooQwTVg0elaPusgb9Zv36xGX+kZ9mgbTYJBXKhGX8s+Rl8VRVC9HiBM0GvHyRZpgMghdUVDMDL6 YIvZdHpVjEiNJ1Q6BP57d0zKdcZvW63iY9sGHYWtJfcW80p53aa1WK+g6gh8b9SpDfiHLgYwjoue oe4ggtiR+QtqMIowYBsnCocC29YonTkwm3L6B5unHrzOXFic4M8yhf8Hq77sn/xXSq0H/4DqRxAO Nz24Tt8S4dhraLhcmYQqRh+q84UUBL4qtuNnbHi0sIuYNTi0NCRAZicOWerns9T6EIXin7Pl8v2M B6I4NVuU86s8igKql8ueQvyocRBpU0viSWZw2D+EmJqB6uVIquXw3libp2mdGGu5XMwW+UJAa5qU zByp224siT0kP+QvM2P2l8cGE9mV1gy1vD4fgiqJ8cE1uUoEY4977sS6kzpJkOS9UG2xeWZxCI+W 4yfCmx7plxQj262W4ecOSEthPzkWeFnO58mfOZgvsjZ0mdleZsAphqpllOK43cSjp3eeTNdzpTJz d3jLQ2lNFuy1q1OzbKms48n+ybOXcT71+kjXvwEAAP//AwBQSwMEFAAGAAgAAAAhAGYl94DeAAAA CQEAAA8AAABkcnMvZG93bnJldi54bWxMj8FOwzAQRO9I/IO1SNyoQ0oLDXGqgOi1UgsScHPjxY4a r6PYbcLfs5zgOJrRzJtyPflOnHGIbSAFt7MMBFITTEtWwdvr5uYBREyajO4CoYJvjLCuLi9KXZgw 0g7P+2QFl1AstAKXUl9IGRuHXsdZ6JHY+wqD14nlYKUZ9MjlvpN5li2l1y3xgtM9PjtsjvuTV/DS f27rhY2yfk/u4xiexo3bWqWur6b6EUTCKf2F4Ref0aFipkM4kYmiU5CvckZPbNzPQXBgfpfxuYOC xXIFsirl/wfVDwAAAP//AwBQSwECLQAUAAYACAAAACEAtoM4kv4AAADhAQAAEwAAAAAAAAAAAAAA AAAAAAAAW0NvbnRlbnRfVHlwZXNdLnhtbFBLAQItABQABgAIAAAAIQA4/SH/1gAAAJQBAAALAAAA AAAAAAAAAAAAAC8BAABfcmVscy8ucmVsc1BLAQItABQABgAIAAAAIQBLHUbgBAIAAOwDAAAOAAAA AAAAAAAAAAAAAC4CAABkcnMvZTJvRG9jLnhtbFBLAQItABQABgAIAAAAIQBmJfeA3gAAAAkBAAAP AAAAAAAAAAAAAAAAAF4EAABkcnMvZG93bnJldi54bWxQSwUGAAAAAAQABADzAAAAaQUAAAAA " o:allowincell="f" filled="f"/>
+                    <v:rect id="Rectangle 2585" o:spid="_x0000_s1026" o:spt="1" style="position:absolute;left:0pt;margin-left:146.4pt;margin-top:8.65pt;height:19.8pt;width:23.6pt;z-index:251660288;mso-width-relative:page;mso-height-relative:page;" filled="f" stroked="t" coordsize="21600,21600" o:allowincell="f" o:gfxdata="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">
+                      <v:fill on="f" focussize="0,0"/>
+                      <v:stroke color="#000000" miterlimit="8" joinstyle="miter"/>
+                      <v:imagedata o:title=""/>
+                      <o:lock v:ext="edit" aspectratio="f"/>
+                    </v:rect>
                   </w:pict>
                 </mc:Fallback>
               </mc:AlternateContent>
@@ -1634,28 +1343,25 @@
             <w:r>
               <w:rPr>
                 <w:i w:val="0"/>
-                <w:noProof/>
                 <w:color w:val="000000"/>
                 <w:lang w:val="en-GB" w:eastAsia="zh-CN"/>
               </w:rPr>
               <mc:AlternateContent>
                 <mc:Choice Requires="wps">
                   <w:drawing>
-                    <wp:anchor distT="0" distB="0" distL="114300" distR="114300" simplePos="0" relativeHeight="251657216" behindDoc="0" locked="0" layoutInCell="0" allowOverlap="1" wp14:anchorId="5B46E9A2" wp14:editId="6348BE1F">
+                    <wp:anchor distT="0" distB="0" distL="114300" distR="114300" simplePos="0" relativeHeight="251659264" behindDoc="0" locked="0" layoutInCell="0" allowOverlap="1">
                       <wp:simplePos x="0" y="0"/>
                       <wp:positionH relativeFrom="column">
                         <wp:posOffset>831215</wp:posOffset>
                       </wp:positionH>
                       <wp:positionV relativeFrom="paragraph">
-                        <wp:posOffset>116949</wp:posOffset>
+                        <wp:posOffset>116840</wp:posOffset>
                       </wp:positionV>
                       <wp:extent cx="299720" cy="251460"/>
                       <wp:effectExtent l="0" t="0" r="24130" b="15240"/>
                       <wp:wrapNone/>
                       <wp:docPr id="2" name="Rectangle 2585"/>
-                      <wp:cNvGraphicFramePr>
-                        <a:graphicFrameLocks xmlns:a="http://schemas.openxmlformats.org/drawingml/2006/main"/>
-                      </wp:cNvGraphicFramePr>
+                      <wp:cNvGraphicFramePr/>
                       <a:graphic xmlns:a="http://schemas.openxmlformats.org/drawingml/2006/main">
                         <a:graphicData uri="http://schemas.microsoft.com/office/word/2010/wordprocessingShape">
                           <wps:wsp>
@@ -1676,18 +1382,7 @@
                                   <a:srgbClr val="000000"/>
                                 </a:solidFill>
                                 <a:miter lim="800000"/>
-                                <a:headEnd/>
-                                <a:tailEnd/>
                               </a:ln>
-                              <a:extLst>
-                                <a:ext uri="{909E8E84-426E-40DD-AFC4-6F175D3DCCD1}">
-                                  <a14:hiddenFill xmlns:a14="http://schemas.microsoft.com/office/drawing/2010/main">
-                                    <a:solidFill>
-                                      <a:srgbClr val="FFFFFF"/>
-                                    </a:solidFill>
-                                  </a14:hiddenFill>
-                                </a:ext>
-                              </a:extLst>
                             </wps:spPr>
                             <wps:bodyPr rot="0" vert="horz" wrap="square" lIns="91440" tIns="45720" rIns="91440" bIns="45720" anchor="t" anchorCtr="0" upright="1">
                               <a:noAutofit/>
@@ -1695,18 +1390,17 @@
                           </wps:wsp>
                         </a:graphicData>
                       </a:graphic>
-                      <wp14:sizeRelH relativeFrom="page">
-                        <wp14:pctWidth>0</wp14:pctWidth>
-                      </wp14:sizeRelH>
-                      <wp14:sizeRelV relativeFrom="page">
-                        <wp14:pctHeight>0</wp14:pctHeight>
-                      </wp14:sizeRelV>
                     </wp:anchor>
                   </w:drawing>
                 </mc:Choice>
-                <mc:Fallback xmlns:cx="http://schemas.microsoft.com/office/drawing/2014/chartex" xmlns:cx1="http://schemas.microsoft.com/office/drawing/2015/9/8/chartex" xmlns:cx2="http://schemas.microsoft.com/office/drawing/2015/10/21/chartex" xmlns:cx3="http://schemas.microsoft.com/office/drawing/2016/5/9/chartex" xmlns:cx4="http://schemas.microsoft.com/office/drawing/2016/5/10/chartex" xmlns:cx5="http://schemas.microsoft.com/office/drawing/2016/5/11/chartex" xmlns:cx6="http://schemas.microsoft.com/office/drawing/2016/5/12/chartex" xmlns:cx7="http://schemas.microsoft.com/office/drawing/2016/5/13/chartex" xmlns:cx8="http://schemas.microsoft.com/office/drawing/2016/5/14/chartex" xmlns:aink="http://schemas.microsoft.com/office/drawing/2016/ink" xmlns:am3d="http://schemas.microsoft.com/office/drawing/2017/model3d" xmlns:oel="http://schemas.microsoft.com/office/2019/extlst" xmlns:w15="http://schemas.microsoft.com/office/word/2012/wordml" xmlns:w16cex="http://schemas.microsoft.com/office/word/2018/wordml/cex" xmlns:w16cid="http://schemas.microsoft.com/office/word/2016/wordml/cid" xmlns:w16="http://schemas.microsoft.com/office/word/2018/wordml" xmlns:w16du="http://schemas.microsoft.com/office/word/2023/wordml/word16du" xmlns:w16sdtdh="http://schemas.microsoft.com/office/word/2020/wordml/sdtdatahash" xmlns:w16sdtfl="http://schemas.microsoft.com/office/word/2024/wordml/sdtformatlock" xmlns:w16se="http://schemas.microsoft.com/office/word/2015/wordml/symex" xmlns:w16cei="http://schemas.microsoft.com/office/word/2026/wordml/cei">
+                <mc:Fallback>
                   <w:pict>
-                    <v:rect w14:anchorId="673E7558" id="Rectangle 2585" o:spid="_x0000_s1026" style="position:absolute;margin-left:65.45pt;margin-top:9.2pt;width:23.6pt;height:19.8pt;z-index:251657216;visibility:visible;mso-wrap-style:square;mso-width-percent:0;mso-height-percent:0;mso-wrap-distance-left:9pt;mso-wrap-distance-top:0;mso-wrap-distance-right:9pt;mso-wrap-distance-bottom:0;mso-position-horizontal:absolute;mso-position-horizontal-relative:text;mso-position-vertical:absolute;mso-position-vertical-relative:text;mso-width-percent:0;mso-height-percent:0;mso-width-relative:page;mso-height-relative:page;v-text-anchor:top" o:gfxdata="UEsDBBQABgAIAAAAIQC2gziS/gAAAOEBAAATAAAAW0NvbnRlbnRfVHlwZXNdLnhtbJSRQU7DMBBF 90jcwfIWJU67QAgl6YK0S0CoHGBkTxKLZGx5TGhvj5O2G0SRWNoz/78nu9wcxkFMGNg6quQqL6RA 0s5Y6ir5vt9lD1JwBDIwOMJKHpHlpr69KfdHjyxSmriSfYz+USnWPY7AufNIadK6MEJMx9ApD/oD OlTrorhX2lFEilmcO2RdNtjC5xDF9pCuTyYBB5bi6bQ4syoJ3g9WQ0ymaiLzg5KdCXlKLjvcW893 SUOqXwnz5DrgnHtJTxOsQfEKIT7DmDSUCaxw7Rqn8787ZsmRM9e2VmPeBN4uqYvTtW7jvijg9N/y JsXecLq0q+WD6m8AAAD//wMAUEsDBBQABgAIAAAAIQA4/SH/1gAAAJQBAAALAAAAX3JlbHMvLnJl bHOkkMFqwzAMhu+DvYPRfXGawxijTi+j0GvpHsDYimMaW0Yy2fr2M4PBMnrbUb/Q94l/f/hMi1qR JVI2sOt6UJgd+ZiDgffL8ekFlFSbvV0oo4EbChzGx4f9GRdb25HMsYhqlCwG5lrLq9biZkxWOiqY 22YiTra2kYMu1l1tQD30/bPm3wwYN0x18gb45AdQl1tp5j/sFB2T0FQ7R0nTNEV3j6o9feQzro1i OWA14Fm+Q8a1a8+Bvu/d/dMb2JY5uiPbhG/ktn4cqGU/er3pcvwCAAD//wMAUEsDBBQABgAIAAAA IQBLHUbgBAIAAOwDAAAOAAAAZHJzL2Uyb0RvYy54bWysU8Fu2zAMvQ/YPwi6L46DpGuMOEWRrsOA bh3Q7QMYWbaFyaJGKXG6rx+lpGmw3Yb5IIim9Mj3+LS6OQxW7DUFg66W5WQqhXYKG+O6Wn7/dv/u WooQwTVg0elaPusgb9Zv36xGX+kZ9mgbTYJBXKhGX8s+Rl8VRVC9HiBM0GvHyRZpgMghdUVDMDL6 YIvZdHpVjEiNJ1Q6BP57d0zKdcZvW63iY9sGHYWtJfcW80p53aa1WK+g6gh8b9SpDfiHLgYwjoue oe4ggtiR+QtqMIowYBsnCocC29YonTkwm3L6B5unHrzOXFic4M8yhf8Hq77sn/xXSq0H/4DqRxAO Nz24Tt8S4dhraLhcmYQqRh+q84UUBL4qtuNnbHi0sIuYNTi0NCRAZicOWerns9T6EIXin7Pl8v2M B6I4NVuU86s8igKql8ueQvyocRBpU0viSWZw2D+EmJqB6uVIquXw3libp2mdGGu5XMwW+UJAa5qU zByp224siT0kP+QvM2P2l8cGE9mV1gy1vD4fgiqJ8cE1uUoEY4977sS6kzpJkOS9UG2xeWZxCI+W 4yfCmx7plxQj262W4ecOSEthPzkWeFnO58mfOZgvsjZ0mdleZsAphqpllOK43cSjp3eeTNdzpTJz d3jLQ2lNFuy1q1OzbKms48n+ybOXcT71+kjXvwEAAP//AwBQSwMEFAAGAAgAAAAhAOneQffdAAAA CQEAAA8AAABkcnMvZG93bnJldi54bWxMj8FOwzAMhu9IvENkJG4sHTAopelUELtOYiBt3LLGJNUa p2qytbw93glu/uVPvz+Xy8l34oRDbAMpmM8yEEhNMC1ZBZ8fq5scREyajO4CoYIfjLCsLi9KXZgw 0jueNskKLqFYaAUupb6QMjYOvY6z0CPx7jsMXieOg5Vm0COX+07eZtmD9LolvuB0j68Om8Pm6BW8 9V/remGjrLfJ7Q7hZVy5tVXq+mqqn0EknNIfDGd9VoeKnfbhSCaKjvNd9sQoD/k9iDPwmM9B7BUs 8gxkVcr/H1S/AAAA//8DAFBLAQItABQABgAIAAAAIQC2gziS/gAAAOEBAAATAAAAAAAAAAAAAAAA AAAAAABbQ29udGVudF9UeXBlc10ueG1sUEsBAi0AFAAGAAgAAAAhADj9If/WAAAAlAEAAAsAAAAA AAAAAAAAAAAALwEAAF9yZWxzLy5yZWxzUEsBAi0AFAAGAAgAAAAhAEsdRuAEAgAA7AMAAA4AAAAA AAAAAAAAAAAALgIAAGRycy9lMm9Eb2MueG1sUEsBAi0AFAAGAAgAAAAhAOneQffdAAAACQEAAA8A AAAAAAAAAAAAAAAAXgQAAGRycy9kb3ducmV2LnhtbFBLBQYAAAAABAAEAPMAAABoBQAAAAA= " o:allowincell="f" filled="f"/>
+                    <v:rect id="Rectangle 2585" o:spid="_x0000_s1026" o:spt="1" style="position:absolute;left:0pt;margin-left:65.45pt;margin-top:9.2pt;height:19.8pt;width:23.6pt;z-index:251659264;mso-width-relative:page;mso-height-relative:page;" filled="f" stroked="t" coordsize="21600,21600" o:allowincell="f" o:gfxdata="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">
+                      <v:fill on="f" focussize="0,0"/>
+                      <v:stroke color="#000000" miterlimit="8" joinstyle="miter"/>
+                      <v:imagedata o:title=""/>
+                      <o:lock v:ext="edit" aspectratio="f"/>
+                    </v:rect>
                   </w:pict>
                 </mc:Fallback>
               </mc:AlternateContent>
@@ -1714,7 +1408,7 @@
           </w:p>
           <w:p>
             <w:pPr>
-              <w:pStyle w:val="BodyText"/>
+              <w:pStyle w:val="14"/>
               <w:rPr>
                 <w:i w:val="0"/>
                 <w:color w:val="auto"/>
@@ -1736,49 +1430,17 @@
               </w:rPr>
               <w:t>{{insured_mark_no}}</w:t>
             </w:r>
-            <w:proofErr w:type="gramStart"/>
-            <w:r>
-              <w:rPr>
-                <w:b/>
+            <w:r>
+              <w:rPr>
                 <w:i w:val="0"/>
                 <w:color w:val="auto"/>
               </w:rPr>
-            </w:r>
-            <w:proofErr w:type="spellStart"/>
-            <w:r>
-              <w:rPr>
-                <w:b/>
-                <w:i w:val="0"/>
-                <w:color w:val="auto"/>
-              </w:rPr>
-            </w:r>
-            <w:proofErr w:type="gramEnd"/>
-            <w:r>
-              <w:rPr>
-                <w:b/>
-                <w:i w:val="0"/>
-                <w:color w:val="auto"/>
-              </w:rPr>
-            </w:r>
-            <w:proofErr w:type="spellEnd"/>
-            <w:r>
-              <w:rPr>
-                <w:b/>
-                <w:i w:val="0"/>
-                <w:color w:val="auto"/>
-              </w:rPr>
-            </w:r>
-            <w:r>
-              <w:rPr>
-                <w:i w:val="0"/>
-                <w:color w:val="auto"/>
-              </w:rPr>
               <w:t xml:space="preserve">             Yes                  If yes, state the sum insured S$ ____.</w:t>
             </w:r>
           </w:p>
           <w:p>
             <w:pPr>
-              <w:pStyle w:val="BodyText"/>
+              <w:pStyle w:val="14"/>
               <w:rPr>
                 <w:i w:val="0"/>
                 <w:color w:val="000000"/>
@@ -1820,7 +1482,6 @@
                 <w:sz w:val="28"/>
                 <w:szCs w:val="28"/>
               </w:rPr>
-              <w:lastRenderedPageBreak/>
               <w:t>5 INVESTIGATION &amp; FINDINGS:</w:t>
             </w:r>
           </w:p>
@@ -1878,10 +1539,10 @@
           </w:tcPr>
           <w:p>
             <w:pPr>
-              <w:pStyle w:val="ListParagraph"/>
+              <w:pStyle w:val="27"/>
               <w:numPr>
                 <w:ilvl w:val="0"/>
-                <w:numId w:val="9"/>
+                <w:numId w:val="3"/>
               </w:numPr>
               <w:rPr>
                 <w:rFonts w:ascii="Arial" w:hAnsi="Arial"/>
@@ -1929,22 +1590,6 @@
               </w:rPr>
               <w:t>{{ignition_source}}</w:t>
             </w:r>
-            <w:proofErr w:type="spellStart"/>
-            <w:r>
-              <w:rPr>
-                <w:rFonts w:ascii="Arial" w:hAnsi="Arial"/>
-                <w:color w:val="000000"/>
-                <w:sz w:val="24"/>
-              </w:rPr>
-            </w:r>
-            <w:proofErr w:type="spellEnd"/>
-            <w:r>
-              <w:rPr>
-                <w:rFonts w:ascii="Arial" w:hAnsi="Arial"/>
-                <w:color w:val="000000"/>
-                <w:sz w:val="24"/>
-              </w:rPr>
-            </w:r>
           </w:p>
           <w:p>
             <w:pPr>
@@ -1959,10 +1604,10 @@
           </w:tcPr>
           <w:p>
             <w:pPr>
-              <w:pStyle w:val="Heading6"/>
+              <w:pStyle w:val="7"/>
               <w:numPr>
                 <w:ilvl w:val="0"/>
-                <w:numId w:val="9"/>
+                <w:numId w:val="3"/>
               </w:numPr>
               <w:rPr>
                 <w:b/>
@@ -1992,7 +1637,7 @@
           </w:p>
           <w:p>
             <w:pPr>
-              <w:pStyle w:val="Heading6"/>
+              <w:pStyle w:val="7"/>
               <w:ind w:right="412"/>
               <w:jc w:val="both"/>
               <w:rPr>
@@ -2006,34 +1651,6 @@
                 <w:color w:val="auto"/>
               </w:rPr>
               <w:t>{{ignition_fuels}}</w:t>
-            </w:r>
-            <w:proofErr w:type="gramStart"/>
-            <w:r>
-              <w:rPr>
-                <w:i w:val="0"/>
-                <w:color w:val="auto"/>
-              </w:rPr>
-            </w:r>
-            <w:proofErr w:type="spellStart"/>
-            <w:r>
-              <w:rPr>
-                <w:i w:val="0"/>
-                <w:color w:val="auto"/>
-              </w:rPr>
-            </w:r>
-            <w:proofErr w:type="gramEnd"/>
-            <w:r>
-              <w:rPr>
-                <w:i w:val="0"/>
-                <w:color w:val="auto"/>
-              </w:rPr>
-            </w:r>
-            <w:proofErr w:type="spellEnd"/>
-            <w:r>
-              <w:rPr>
-                <w:i w:val="0"/>
-                <w:color w:val="auto"/>
-              </w:rPr>
             </w:r>
           </w:p>
         </w:tc>
@@ -2051,7 +1668,7 @@
             <w:pPr>
               <w:numPr>
                 <w:ilvl w:val="0"/>
-                <w:numId w:val="9"/>
+                <w:numId w:val="3"/>
               </w:numPr>
               <w:ind w:hanging="618"/>
               <w:rPr>
@@ -2097,22 +1714,6 @@
                 <w:szCs w:val="24"/>
               </w:rPr>
               <w:t>{{events_leading_to_incident}}</w:t>
-            </w:r>
-            <w:proofErr w:type="spellStart"/>
-            <w:r>
-              <w:rPr>
-                <w:rFonts w:ascii="Arial" w:hAnsi="Arial" w:cs="Arial"/>
-                <w:sz w:val="24"/>
-                <w:szCs w:val="24"/>
-              </w:rPr>
-            </w:r>
-            <w:proofErr w:type="spellEnd"/>
-            <w:r>
-              <w:rPr>
-                <w:rFonts w:ascii="Arial" w:hAnsi="Arial" w:cs="Arial"/>
-                <w:sz w:val="24"/>
-                <w:szCs w:val="24"/>
-              </w:rPr>
             </w:r>
           </w:p>
           <w:p>
@@ -2176,15 +1777,15 @@
           </w:tcPr>
           <w:p>
             <w:pPr>
-              <w:pStyle w:val="Heading3"/>
-              <w:rPr>
-                <w:color w:val="000000"/>
-              </w:rPr>
-            </w:pPr>
-          </w:p>
-          <w:p>
-            <w:pPr>
-              <w:pStyle w:val="Heading3"/>
+              <w:pStyle w:val="4"/>
+              <w:rPr>
+                <w:color w:val="000000"/>
+              </w:rPr>
+            </w:pPr>
+          </w:p>
+          <w:p>
+            <w:pPr>
+              <w:pStyle w:val="4"/>
               <w:ind w:left="72"/>
               <w:jc w:val="both"/>
               <w:rPr>
@@ -2219,20 +1820,15 @@
           </w:tcPr>
           <w:p>
             <w:pPr>
-              <w:pStyle w:val="Heading3"/>
-            </w:pPr>
-            <w:proofErr w:type="gramStart"/>
-            <w:r>
-              <w:t>Photo/s No.</w:t>
-            </w:r>
-            <w:proofErr w:type="gramEnd"/>
-            <w:r>
-              <w:t xml:space="preserve">     </w:t>
-            </w:r>
-          </w:p>
-          <w:p>
-            <w:pPr>
-              <w:pStyle w:val="Heading3"/>
+              <w:pStyle w:val="4"/>
+            </w:pPr>
+            <w:r>
+              <w:t xml:space="preserve">Photo/s No.     </w:t>
+            </w:r>
+          </w:p>
+          <w:p>
+            <w:pPr>
+              <w:pStyle w:val="4"/>
             </w:pPr>
             <w:r>
               <w:t xml:space="preserve">  </w:t>
@@ -2240,7 +1836,7 @@
           </w:p>
           <w:p>
             <w:pPr>
-              <w:pStyle w:val="Heading3"/>
+              <w:pStyle w:val="4"/>
               <w:jc w:val="both"/>
             </w:pPr>
           </w:p>
@@ -2303,7 +1899,7 @@
           </w:tcPr>
           <w:p>
             <w:pPr>
-              <w:pStyle w:val="Heading3"/>
+              <w:pStyle w:val="4"/>
               <w:jc w:val="both"/>
               <w:rPr>
                 <w:b/>
@@ -2349,7 +1945,7 @@
       <w:tr>
         <w:trPr>
           <w:cantSplit/>
-          <w:trHeight w:val="570"/>
+          <w:trHeight w:val="570" w:hRule="atLeast"/>
         </w:trPr>
         <w:tc>
           <w:tcPr>
@@ -2384,22 +1980,6 @@
                 <w:szCs w:val="24"/>
               </w:rPr>
               <w:t>{{burn_patterns_observed}}</w:t>
-            </w:r>
-            <w:proofErr w:type="spellStart"/>
-            <w:r>
-              <w:rPr>
-                <w:rFonts w:ascii="Arial" w:hAnsi="Arial" w:cs="Arial"/>
-                <w:sz w:val="24"/>
-                <w:szCs w:val="24"/>
-              </w:rPr>
-            </w:r>
-            <w:proofErr w:type="spellEnd"/>
-            <w:r>
-              <w:rPr>
-                <w:rFonts w:ascii="Arial" w:hAnsi="Arial" w:cs="Arial"/>
-                <w:sz w:val="24"/>
-                <w:szCs w:val="24"/>
-              </w:rPr>
             </w:r>
           </w:p>
         </w:tc>
@@ -2408,12 +1988,12 @@
             <w:tcW w:w="4444" w:type="dxa"/>
             <w:gridSpan w:val="2"/>
             <w:tcBorders>
-              <w:bottom w:val="single" w:sz="4" w:space="0" w:color="auto"/>
+              <w:bottom w:val="single" w:color="auto" w:sz="4" w:space="0"/>
             </w:tcBorders>
           </w:tcPr>
           <w:p>
             <w:pPr>
-              <w:pStyle w:val="Heading3"/>
+              <w:pStyle w:val="4"/>
               <w:rPr>
                 <w:color w:val="FF0000"/>
               </w:rPr>
@@ -2427,7 +2007,7 @@
           </w:p>
           <w:p>
             <w:pPr>
-              <w:pStyle w:val="Heading3"/>
+              <w:pStyle w:val="4"/>
               <w:rPr>
                 <w:color w:val="FF0000"/>
                 <w:szCs w:val="24"/>
@@ -2537,14 +2117,14 @@
       </w:tr>
       <w:tr>
         <w:trPr>
-          <w:trHeight w:val="4213"/>
+          <w:trHeight w:val="4213" w:hRule="atLeast"/>
         </w:trPr>
         <w:tc>
           <w:tcPr>
             <w:tcW w:w="6254" w:type="dxa"/>
             <w:gridSpan w:val="5"/>
             <w:tcBorders>
-              <w:bottom w:val="single" w:sz="4" w:space="0" w:color="auto"/>
+              <w:bottom w:val="single" w:color="auto" w:sz="4" w:space="0"/>
             </w:tcBorders>
           </w:tcPr>
           <w:p>
@@ -2572,22 +2152,6 @@
                 <w:szCs w:val="24"/>
               </w:rPr>
               <w:t>{{evidence_at_scene}}</w:t>
-            </w:r>
-            <w:proofErr w:type="spellStart"/>
-            <w:r>
-              <w:rPr>
-                <w:rFonts w:ascii="Arial" w:hAnsi="Arial"/>
-                <w:sz w:val="24"/>
-                <w:szCs w:val="24"/>
-              </w:rPr>
-            </w:r>
-            <w:proofErr w:type="spellEnd"/>
-            <w:r>
-              <w:rPr>
-                <w:rFonts w:ascii="Arial" w:hAnsi="Arial"/>
-                <w:sz w:val="24"/>
-                <w:szCs w:val="24"/>
-              </w:rPr>
             </w:r>
           </w:p>
         </w:tc>
@@ -2596,18 +2160,18 @@
             <w:tcW w:w="4444" w:type="dxa"/>
             <w:gridSpan w:val="2"/>
             <w:tcBorders>
-              <w:bottom w:val="single" w:sz="4" w:space="0" w:color="auto"/>
+              <w:bottom w:val="single" w:color="auto" w:sz="4" w:space="0"/>
             </w:tcBorders>
           </w:tcPr>
           <w:p>
             <w:pPr>
-              <w:pStyle w:val="Heading3"/>
+              <w:pStyle w:val="4"/>
             </w:pPr>
           </w:p>
           <w:p/>
           <w:p>
             <w:pPr>
-              <w:pStyle w:val="Heading3"/>
+              <w:pStyle w:val="4"/>
             </w:pPr>
           </w:p>
         </w:tc>
@@ -2616,18 +2180,24 @@
     <w:p/>
     <w:tbl>
       <w:tblPr>
+        <w:tblStyle w:val="12"/>
         <w:tblW w:w="10839" w:type="dxa"/>
         <w:tblInd w:w="-1139" w:type="dxa"/>
         <w:tblBorders>
-          <w:top w:val="single" w:sz="4" w:space="0" w:color="auto"/>
-          <w:left w:val="single" w:sz="4" w:space="0" w:color="auto"/>
-          <w:bottom w:val="single" w:sz="4" w:space="0" w:color="auto"/>
-          <w:right w:val="single" w:sz="4" w:space="0" w:color="auto"/>
-          <w:insideH w:val="single" w:sz="4" w:space="0" w:color="auto"/>
-          <w:insideV w:val="single" w:sz="4" w:space="0" w:color="auto"/>
+          <w:top w:val="single" w:color="auto" w:sz="4" w:space="0"/>
+          <w:left w:val="single" w:color="auto" w:sz="4" w:space="0"/>
+          <w:bottom w:val="single" w:color="auto" w:sz="4" w:space="0"/>
+          <w:right w:val="single" w:color="auto" w:sz="4" w:space="0"/>
+          <w:insideH w:val="single" w:color="auto" w:sz="4" w:space="0"/>
+          <w:insideV w:val="single" w:color="auto" w:sz="4" w:space="0"/>
         </w:tblBorders>
         <w:tblLayout w:type="fixed"/>
-        <w:tblLook w:val="0000" w:firstRow="0" w:lastRow="0" w:firstColumn="0" w:lastColumn="0" w:noHBand="0" w:noVBand="0"/>
+        <w:tblCellMar>
+          <w:top w:w="0" w:type="dxa"/>
+          <w:left w:w="108" w:type="dxa"/>
+          <w:bottom w:w="0" w:type="dxa"/>
+          <w:right w:w="108" w:type="dxa"/>
+        </w:tblCellMar>
       </w:tblPr>
       <w:tblGrid>
         <w:gridCol w:w="3474"/>
@@ -2680,13 +2250,13 @@
       <w:tr>
         <w:trPr>
           <w:cantSplit/>
-          <w:trHeight w:val="288"/>
+          <w:trHeight w:val="288" w:hRule="atLeast"/>
         </w:trPr>
         <w:tc>
           <w:tcPr>
             <w:tcW w:w="3474" w:type="dxa"/>
             <w:tcBorders>
-              <w:bottom w:val="single" w:sz="4" w:space="0" w:color="auto"/>
+              <w:bottom w:val="single" w:color="auto" w:sz="4" w:space="0"/>
             </w:tcBorders>
           </w:tcPr>
           <w:p>
@@ -2711,7 +2281,7 @@
           <w:tcPr>
             <w:tcW w:w="2408" w:type="dxa"/>
             <w:tcBorders>
-              <w:bottom w:val="single" w:sz="4" w:space="0" w:color="auto"/>
+              <w:bottom w:val="single" w:color="auto" w:sz="4" w:space="0"/>
             </w:tcBorders>
           </w:tcPr>
           <w:p>
@@ -2736,7 +2306,7 @@
           <w:tcPr>
             <w:tcW w:w="2643" w:type="dxa"/>
             <w:tcBorders>
-              <w:bottom w:val="single" w:sz="4" w:space="0" w:color="auto"/>
+              <w:bottom w:val="single" w:color="auto" w:sz="4" w:space="0"/>
             </w:tcBorders>
           </w:tcPr>
           <w:p>
@@ -2761,7 +2331,7 @@
           <w:tcPr>
             <w:tcW w:w="2314" w:type="dxa"/>
             <w:tcBorders>
-              <w:bottom w:val="single" w:sz="4" w:space="0" w:color="auto"/>
+              <w:bottom w:val="single" w:color="auto" w:sz="4" w:space="0"/>
             </w:tcBorders>
           </w:tcPr>
           <w:p>
@@ -2786,13 +2356,13 @@
       <w:tr>
         <w:trPr>
           <w:cantSplit/>
-          <w:trHeight w:val="871"/>
+          <w:trHeight w:val="871" w:hRule="atLeast"/>
         </w:trPr>
         <w:tc>
           <w:tcPr>
             <w:tcW w:w="3474" w:type="dxa"/>
             <w:tcBorders>
-              <w:bottom w:val="single" w:sz="4" w:space="0" w:color="auto"/>
+              <w:bottom w:val="single" w:color="auto" w:sz="4" w:space="0"/>
             </w:tcBorders>
           </w:tcPr>
           <w:p>
@@ -2808,7 +2378,13 @@
                 <w:rFonts w:ascii="Arial" w:hAnsi="Arial"/>
                 <w:sz w:val="24"/>
               </w:rPr>
-              <w:br/>
+              <w:br w:type="textWrapping"/>
+            </w:r>
+            <w:r>
+              <w:rPr>
+                <w:rFonts w:ascii="Arial" w:hAnsi="Arial"/>
+                <w:sz w:val="24"/>
+              </w:rPr>
               <w:t>Nil</w:t>
             </w:r>
           </w:p>
@@ -2817,7 +2393,7 @@
           <w:tcPr>
             <w:tcW w:w="2408" w:type="dxa"/>
             <w:tcBorders>
-              <w:bottom w:val="single" w:sz="4" w:space="0" w:color="auto"/>
+              <w:bottom w:val="single" w:color="auto" w:sz="4" w:space="0"/>
             </w:tcBorders>
           </w:tcPr>
           <w:p>
@@ -2853,7 +2429,7 @@
           <w:tcPr>
             <w:tcW w:w="2643" w:type="dxa"/>
             <w:tcBorders>
-              <w:bottom w:val="single" w:sz="4" w:space="0" w:color="auto"/>
+              <w:bottom w:val="single" w:color="auto" w:sz="4" w:space="0"/>
             </w:tcBorders>
           </w:tcPr>
           <w:p>
@@ -2889,7 +2465,7 @@
           <w:tcPr>
             <w:tcW w:w="2314" w:type="dxa"/>
             <w:tcBorders>
-              <w:bottom w:val="single" w:sz="4" w:space="0" w:color="auto"/>
+              <w:bottom w:val="single" w:color="auto" w:sz="4" w:space="0"/>
             </w:tcBorders>
           </w:tcPr>
           <w:p>
@@ -2964,7 +2540,7 @@
           <w:p>
             <w:pPr>
               <w:tabs>
-                <w:tab w:val="num" w:pos="2410"/>
+                <w:tab w:val="left" w:pos="2410"/>
               </w:tabs>
               <w:suppressAutoHyphens/>
               <w:ind w:left="214"/>
@@ -2995,22 +2571,6 @@
               </w:rPr>
               <w:t>{{other_information}}</w:t>
             </w:r>
-            <w:proofErr w:type="spellStart"/>
-            <w:r>
-              <w:rPr>
-                <w:rFonts w:ascii="Arial" w:hAnsi="Arial"/>
-                <w:spacing w:val="-2"/>
-                <w:sz w:val="24"/>
-              </w:rPr>
-            </w:r>
-            <w:proofErr w:type="spellEnd"/>
-            <w:r>
-              <w:rPr>
-                <w:rFonts w:ascii="Arial" w:hAnsi="Arial"/>
-                <w:spacing w:val="-2"/>
-                <w:sz w:val="24"/>
-              </w:rPr>
-            </w:r>
           </w:p>
           <w:p>
             <w:pPr>
@@ -3025,15 +2585,13 @@
           </w:p>
           <w:p>
             <w:pPr>
-              <w:pStyle w:val="ListParagraph"/>
+              <w:pStyle w:val="27"/>
               <w:rPr>
                 <w:rFonts w:ascii="Arial" w:hAnsi="Arial"/>
                 <w:sz w:val="24"/>
                 <w:szCs w:val="24"/>
               </w:rPr>
             </w:pPr>
-            <w:bookmarkStart w:id="0" w:name="_GoBack"/>
-            <w:bookmarkEnd w:id="0"/>
           </w:p>
           <w:p>
             <w:pPr>
@@ -3082,7 +2640,7 @@
           </w:tcPr>
           <w:p>
             <w:pPr>
-              <w:pStyle w:val="Heading4"/>
+              <w:pStyle w:val="5"/>
               <w:rPr>
                 <w:color w:val="000000"/>
               </w:rPr>
@@ -3101,7 +2659,7 @@
       <w:tr>
         <w:trPr>
           <w:cantSplit/>
-          <w:trHeight w:val="1349"/>
+          <w:trHeight w:val="1349" w:hRule="atLeast"/>
         </w:trPr>
         <w:tc>
           <w:tcPr>
@@ -3129,7 +2687,7 @@
             <w:pPr>
               <w:numPr>
                 <w:ilvl w:val="0"/>
-                <w:numId w:val="6"/>
+                <w:numId w:val="4"/>
               </w:numPr>
               <w:ind w:left="498"/>
               <w:rPr>
@@ -3149,7 +2707,7 @@
           </w:p>
           <w:p>
             <w:pPr>
-              <w:pStyle w:val="ListParagraph"/>
+              <w:pStyle w:val="27"/>
               <w:rPr>
                 <w:rFonts w:ascii="Arial" w:hAnsi="Arial"/>
                 <w:color w:val="000000"/>
@@ -3161,7 +2719,7 @@
             <w:pPr>
               <w:numPr>
                 <w:ilvl w:val="0"/>
-                <w:numId w:val="6"/>
+                <w:numId w:val="4"/>
               </w:numPr>
               <w:ind w:left="498"/>
               <w:rPr>
@@ -3181,7 +2739,7 @@
           </w:p>
           <w:p>
             <w:pPr>
-              <w:pStyle w:val="ListParagraph"/>
+              <w:pStyle w:val="27"/>
               <w:rPr>
                 <w:rFonts w:ascii="Arial" w:hAnsi="Arial"/>
                 <w:color w:val="000000"/>
@@ -3193,7 +2751,7 @@
             <w:pPr>
               <w:numPr>
                 <w:ilvl w:val="0"/>
-                <w:numId w:val="6"/>
+                <w:numId w:val="4"/>
               </w:numPr>
               <w:ind w:left="498"/>
               <w:rPr>
@@ -3213,7 +2771,7 @@
           </w:p>
           <w:p>
             <w:pPr>
-              <w:pStyle w:val="ListParagraph"/>
+              <w:pStyle w:val="27"/>
               <w:rPr>
                 <w:rFonts w:ascii="Arial" w:hAnsi="Arial"/>
                 <w:color w:val="000000"/>
@@ -3225,7 +2783,7 @@
             <w:pPr>
               <w:numPr>
                 <w:ilvl w:val="0"/>
-                <w:numId w:val="6"/>
+                <w:numId w:val="4"/>
               </w:numPr>
               <w:ind w:left="498"/>
               <w:rPr>
@@ -3529,6 +3087,11 @@
           <w:spacing w:val="-2"/>
           <w:sz w:val="24"/>
           <w:u w:val="single"/>
+          <w14:textFill>
+            <w14:solidFill>
+              <w14:schemeClr w14:val="tx1"/>
+            </w14:solidFill>
+          </w14:textFill>
         </w:rPr>
       </w:pPr>
       <w:r>
@@ -3544,6 +3107,12 @@
           <w:sz w:val="24"/>
         </w:rPr>
         <w:tab/>
+      </w:r>
+      <w:r>
+        <w:rPr>
+          <w:rFonts w:ascii="Arial" w:hAnsi="Arial"/>
+          <w:sz w:val="24"/>
+        </w:rPr>
         <w:t>:</w:t>
       </w:r>
       <w:r>
@@ -3560,6 +3129,11 @@
           <w:color w:val="000000" w:themeColor="text1"/>
           <w:spacing w:val="-2"/>
           <w:sz w:val="24"/>
+          <w14:textFill>
+            <w14:solidFill>
+              <w14:schemeClr w14:val="tx1"/>
+            </w14:solidFill>
+          </w14:textFill>
         </w:rPr>
         <w:t>___________________________</w:t>
       </w:r>
@@ -3570,6 +3144,11 @@
           <w:spacing w:val="-2"/>
           <w:sz w:val="24"/>
           <w:u w:val="single"/>
+          <w14:textFill>
+            <w14:solidFill>
+              <w14:schemeClr w14:val="tx1"/>
+            </w14:solidFill>
+          </w14:textFill>
         </w:rPr>
         <w:t xml:space="preserve"> </w:t>
       </w:r>
@@ -3634,38 +3213,6 @@
         </w:rPr>
         <w:t>{{investigator_rank_and_name}}</w:t>
       </w:r>
-      <w:proofErr w:type="gramStart"/>
-      <w:r>
-        <w:rPr>
-          <w:rFonts w:ascii="Arial" w:hAnsi="Arial"/>
-          <w:spacing w:val="-2"/>
-          <w:sz w:val="24"/>
-        </w:rPr>
-      </w:r>
-      <w:proofErr w:type="spellStart"/>
-      <w:r>
-        <w:rPr>
-          <w:rFonts w:ascii="Arial" w:hAnsi="Arial"/>
-          <w:spacing w:val="-2"/>
-          <w:sz w:val="24"/>
-        </w:rPr>
-      </w:r>
-      <w:proofErr w:type="gramEnd"/>
-      <w:r>
-        <w:rPr>
-          <w:rFonts w:ascii="Arial" w:hAnsi="Arial"/>
-          <w:spacing w:val="-2"/>
-          <w:sz w:val="24"/>
-        </w:rPr>
-      </w:r>
-      <w:proofErr w:type="spellEnd"/>
-      <w:r>
-        <w:rPr>
-          <w:rFonts w:ascii="Arial" w:hAnsi="Arial"/>
-          <w:spacing w:val="-2"/>
-          <w:sz w:val="24"/>
-        </w:rPr>
-      </w:r>
     </w:p>
     <w:p>
       <w:pPr>
@@ -3703,31 +3250,6 @@
         </w:rPr>
         <w:t>{{investigator_appointment_signature}}</w:t>
       </w:r>
-      <w:proofErr w:type="gramStart"/>
-      <w:r>
-        <w:rPr>
-          <w:rFonts w:ascii="Arial" w:hAnsi="Arial" w:cs="Arial"/>
-          <w:sz w:val="24"/>
-          <w:szCs w:val="24"/>
-        </w:rPr>
-      </w:r>
-      <w:proofErr w:type="spellStart"/>
-      <w:r>
-        <w:rPr>
-          <w:rFonts w:ascii="Arial" w:hAnsi="Arial" w:cs="Arial"/>
-          <w:sz w:val="24"/>
-          <w:szCs w:val="24"/>
-        </w:rPr>
-      </w:r>
-      <w:proofErr w:type="spellEnd"/>
-      <w:proofErr w:type="gramEnd"/>
-      <w:r>
-        <w:rPr>
-          <w:rFonts w:ascii="Arial" w:hAnsi="Arial" w:cs="Arial"/>
-          <w:sz w:val="24"/>
-          <w:szCs w:val="24"/>
-        </w:rPr>
-      </w:r>
     </w:p>
     <w:p>
       <w:pPr>
@@ -3793,6 +3315,15 @@
           <w:szCs w:val="24"/>
         </w:rPr>
         <w:tab/>
+      </w:r>
+      <w:r>
+        <w:rPr>
+          <w:rFonts w:ascii="Arial" w:hAnsi="Arial" w:cs="Arial"/>
+          <w:color w:val="000000"/>
+          <w:spacing w:val="-2"/>
+          <w:sz w:val="24"/>
+          <w:szCs w:val="24"/>
+        </w:rPr>
         <w:t>TAMPINES FIRE STATION</w:t>
       </w:r>
     </w:p>
@@ -3860,6 +3391,15 @@
           <w:szCs w:val="24"/>
         </w:rPr>
         <w:tab/>
+      </w:r>
+      <w:r>
+        <w:rPr>
+          <w:rFonts w:ascii="Arial" w:hAnsi="Arial" w:cs="Arial"/>
+          <w:color w:val="000000"/>
+          <w:spacing w:val="-2"/>
+          <w:sz w:val="24"/>
+          <w:szCs w:val="24"/>
+        </w:rPr>
         <w:t>SINGAPORE CIVIL DEFENCE FORCE</w:t>
       </w:r>
     </w:p>
@@ -3978,6 +3518,12 @@
           <w:sz w:val="24"/>
         </w:rPr>
         <w:tab/>
+      </w:r>
+      <w:r>
+        <w:rPr>
+          <w:rFonts w:ascii="Arial" w:hAnsi="Arial"/>
+          <w:sz w:val="24"/>
+        </w:rPr>
         <w:t>:</w:t>
       </w:r>
       <w:r>
@@ -3987,6 +3533,13 @@
           <w:sz w:val="24"/>
         </w:rPr>
         <w:tab/>
+      </w:r>
+      <w:r>
+        <w:rPr>
+          <w:rFonts w:ascii="Arial" w:hAnsi="Arial"/>
+          <w:spacing w:val="-2"/>
+          <w:sz w:val="24"/>
+        </w:rPr>
         <w:t>__________________________</w:t>
       </w:r>
     </w:p>
@@ -4009,8 +3562,14 @@
           <w:spacing w:val="-2"/>
           <w:sz w:val="24"/>
         </w:rPr>
-        <w:lastRenderedPageBreak/>
-        <w:tab/>
+        <w:tab/>
+      </w:r>
+      <w:r>
+        <w:rPr>
+          <w:rFonts w:ascii="Arial" w:hAnsi="Arial"/>
+          <w:spacing w:val="-2"/>
+          <w:sz w:val="24"/>
+        </w:rPr>
         <w:t>Approved by</w:t>
       </w:r>
       <w:r>
@@ -4036,6 +3595,13 @@
           <w:sz w:val="24"/>
         </w:rPr>
         <w:tab/>
+      </w:r>
+      <w:r>
+        <w:rPr>
+          <w:rFonts w:ascii="Arial" w:hAnsi="Arial"/>
+          <w:spacing w:val="-2"/>
+          <w:sz w:val="24"/>
+        </w:rPr>
         <w:t>MAJ JEREMY CHAN</w:t>
       </w:r>
     </w:p>
@@ -4205,6 +3771,14 @@
           <w:sz w:val="24"/>
         </w:rPr>
         <w:tab/>
+      </w:r>
+      <w:r>
+        <w:rPr>
+          <w:rFonts w:ascii="Arial" w:hAnsi="Arial"/>
+          <w:color w:val="000000"/>
+          <w:spacing w:val="-2"/>
+          <w:sz w:val="24"/>
+        </w:rPr>
         <w:t>SINGAPORE CIVIL DEFENCE FORCE</w:t>
       </w:r>
     </w:p>
@@ -4278,6 +3852,12 @@
           <w:sz w:val="24"/>
         </w:rPr>
         <w:tab/>
+      </w:r>
+      <w:r>
+        <w:rPr>
+          <w:rFonts w:ascii="Arial" w:hAnsi="Arial"/>
+          <w:sz w:val="24"/>
+        </w:rPr>
         <w:t>Report Accepted by</w:t>
       </w:r>
       <w:r>
@@ -4286,6 +3866,12 @@
           <w:sz w:val="24"/>
         </w:rPr>
         <w:tab/>
+      </w:r>
+      <w:r>
+        <w:rPr>
+          <w:rFonts w:ascii="Arial" w:hAnsi="Arial"/>
+          <w:sz w:val="24"/>
+        </w:rPr>
         <w:t xml:space="preserve"> :</w:t>
       </w:r>
       <w:r>
@@ -4294,6 +3880,12 @@
           <w:sz w:val="24"/>
         </w:rPr>
         <w:tab/>
+      </w:r>
+      <w:r>
+        <w:rPr>
+          <w:rFonts w:ascii="Arial" w:hAnsi="Arial"/>
+          <w:sz w:val="24"/>
+        </w:rPr>
         <w:t>_______________________________</w:t>
       </w:r>
     </w:p>
@@ -4343,6 +3935,12 @@
           <w:sz w:val="24"/>
         </w:rPr>
         <w:tab/>
+      </w:r>
+      <w:r>
+        <w:rPr>
+          <w:rFonts w:ascii="Arial" w:hAnsi="Arial"/>
+          <w:sz w:val="24"/>
+        </w:rPr>
         <w:t>COMMANDER</w:t>
       </w:r>
     </w:p>
@@ -4392,6 +3990,12 @@
           <w:sz w:val="24"/>
         </w:rPr>
         <w:tab/>
+      </w:r>
+      <w:r>
+        <w:rPr>
+          <w:rFonts w:ascii="Arial" w:hAnsi="Arial"/>
+          <w:sz w:val="24"/>
+        </w:rPr>
         <w:t>FIRE INVESTIGATION UNIT</w:t>
       </w:r>
     </w:p>
@@ -4441,6 +4045,12 @@
           <w:sz w:val="24"/>
         </w:rPr>
         <w:tab/>
+      </w:r>
+      <w:r>
+        <w:rPr>
+          <w:rFonts w:ascii="Arial" w:hAnsi="Arial"/>
+          <w:sz w:val="24"/>
+        </w:rPr>
         <w:t>OPERATIONS DEPARTMENT</w:t>
       </w:r>
     </w:p>
@@ -4490,6 +4100,12 @@
           <w:sz w:val="24"/>
         </w:rPr>
         <w:tab/>
+      </w:r>
+      <w:r>
+        <w:rPr>
+          <w:rFonts w:ascii="Arial" w:hAnsi="Arial"/>
+          <w:sz w:val="24"/>
+        </w:rPr>
         <w:t>SINGAPORE CIVIL DEFENCE FORCE</w:t>
       </w:r>
       <w:r>
@@ -4509,7 +4125,7 @@
     </w:p>
     <w:p>
       <w:pPr>
-        <w:pStyle w:val="Heading3"/>
+        <w:pStyle w:val="4"/>
       </w:pPr>
     </w:p>
     <w:p/>
@@ -4533,6 +4149,13 @@
           <w:szCs w:val="24"/>
         </w:rPr>
         <w:tab/>
+      </w:r>
+      <w:r>
+        <w:rPr>
+          <w:rFonts w:ascii="Arial" w:hAnsi="Arial" w:cs="Arial"/>
+          <w:sz w:val="24"/>
+          <w:szCs w:val="24"/>
+        </w:rPr>
         <w:t>Date</w:t>
       </w:r>
       <w:r>
@@ -4558,6 +4181,13 @@
           <w:szCs w:val="24"/>
         </w:rPr>
         <w:tab/>
+      </w:r>
+      <w:r>
+        <w:rPr>
+          <w:rFonts w:ascii="Arial" w:hAnsi="Arial" w:cs="Arial"/>
+          <w:sz w:val="24"/>
+          <w:szCs w:val="24"/>
+        </w:rPr>
         <w:t>:</w:t>
       </w:r>
       <w:r>
@@ -4575,103 +4205,31 @@
           <w:sz w:val="24"/>
         </w:rPr>
         <w:t>{{date_of_fire}}</w:t>
-      </w:r>
-      <w:proofErr w:type="spellStart"/>
-      <w:r>
-        <w:rPr>
-          <w:rFonts w:ascii="Arial" w:hAnsi="Arial"/>
-          <w:color w:val="000000"/>
-          <w:sz w:val="24"/>
-        </w:rPr>
-      </w:r>
-      <w:proofErr w:type="spellEnd"/>
-      <w:r>
-        <w:rPr>
-          <w:rFonts w:ascii="Arial" w:hAnsi="Arial"/>
-          <w:color w:val="000000"/>
-          <w:sz w:val="24"/>
-        </w:rPr>
       </w:r>
     </w:p>
     <w:sectPr>
-      <w:headerReference w:type="default" r:id="rId11"/>
-      <w:footerReference w:type="even" r:id="rId12"/>
-      <w:footerReference w:type="default" r:id="rId13"/>
-      <w:headerReference w:type="first" r:id="rId16"/>
-      <w:headerReference w:type="even" r:id="rId17"/>
-      <w:footerReference w:type="first" r:id="rId18"/>
+      <w:headerReference r:id="rId5" w:type="first"/>
+      <w:footerReference r:id="rId8" w:type="first"/>
+      <w:headerReference r:id="rId3" w:type="default"/>
+      <w:footerReference r:id="rId6" w:type="default"/>
+      <w:headerReference r:id="rId4" w:type="even"/>
+      <w:footerReference r:id="rId7" w:type="even"/>
       <w:pgSz w:w="12240" w:h="15840"/>
       <w:pgMar w:top="720" w:right="1080" w:bottom="1440" w:left="1800" w:header="720" w:footer="720" w:gutter="0"/>
-      <w:cols w:space="720"/>
+      <w:cols w:space="720" w:num="1"/>
     </w:sectPr>
   </w:body>
 </w:document>
 </file>
 
-<file path=word/endnotes.xml><?xml version="1.0" encoding="utf-8"?>
-<w:endnotes xmlns:wpc="http://schemas.microsoft.com/office/word/2010/wordprocessingCanvas" xmlns:mc="http://schemas.openxmlformats.org/markup-compatibility/2006" xmlns:o="urn:schemas-microsoft-com:office:office" xmlns:r="http://schemas.openxmlformats.org/officeDocument/2006/relationships" xmlns:m="http://schemas.openxmlformats.org/officeDocument/2006/math" xmlns:v="urn:schemas-microsoft-com:vml" xmlns:wp14="http://schemas.microsoft.com/office/word/2010/wordprocessingDrawing" xmlns:wp="http://schemas.openxmlformats.org/drawingml/2006/wordprocessingDrawing" xmlns:w10="urn:schemas-microsoft-com:office:word" xmlns:w="http://schemas.openxmlformats.org/wordprocessingml/2006/main" xmlns:w14="http://schemas.microsoft.com/office/word/2010/wordml" xmlns:wpg="http://schemas.microsoft.com/office/word/2010/wordprocessingGroup" xmlns:wpi="http://schemas.microsoft.com/office/word/2010/wordprocessingInk" xmlns:wne="http://schemas.microsoft.com/office/word/2006/wordml" xmlns:wps="http://schemas.microsoft.com/office/word/2010/wordprocessingShape" mc:Ignorable="w14 wp14">
-  <w:endnote w:type="separator" w:id="-1">
-    <w:p>
-      <w:r>
-        <w:separator/>
-      </w:r>
-    </w:p>
-  </w:endnote>
-  <w:endnote w:type="continuationSeparator" w:id="0">
-    <w:p>
-      <w:r>
-        <w:continuationSeparator/>
-      </w:r>
-    </w:p>
-  </w:endnote>
-</w:endnotes>
-</file>
-
 <file path=word/footer1.xml><?xml version="1.0" encoding="utf-8"?>
-<w:ftr xmlns:wpc="http://schemas.microsoft.com/office/word/2010/wordprocessingCanvas" xmlns:mc="http://schemas.openxmlformats.org/markup-compatibility/2006" xmlns:o="urn:schemas-microsoft-com:office:office" xmlns:r="http://schemas.openxmlformats.org/officeDocument/2006/relationships" xmlns:m="http://schemas.openxmlformats.org/officeDocument/2006/math" xmlns:v="urn:schemas-microsoft-com:vml" xmlns:wp14="http://schemas.microsoft.com/office/word/2010/wordprocessingDrawing" xmlns:wp="http://schemas.openxmlformats.org/drawingml/2006/wordprocessingDrawing" xmlns:w10="urn:schemas-microsoft-com:office:word" xmlns:w="http://schemas.openxmlformats.org/wordprocessingml/2006/main" xmlns:w14="http://schemas.microsoft.com/office/word/2010/wordml" xmlns:wpg="http://schemas.microsoft.com/office/word/2010/wordprocessingGroup" xmlns:wpi="http://schemas.microsoft.com/office/word/2010/wordprocessingInk" xmlns:wne="http://schemas.microsoft.com/office/word/2006/wordml" xmlns:wps="http://schemas.microsoft.com/office/word/2010/wordprocessingShape" mc:Ignorable="w14 wp14">
+<w:ftr xmlns:wpc="http://schemas.microsoft.com/office/word/2010/wordprocessingCanvas" xmlns:mc="http://schemas.openxmlformats.org/markup-compatibility/2006" xmlns:o="urn:schemas-microsoft-com:office:office" xmlns:r="http://schemas.openxmlformats.org/officeDocument/2006/relationships" xmlns:m="http://schemas.openxmlformats.org/officeDocument/2006/math" xmlns:v="urn:schemas-microsoft-com:vml" xmlns:wp14="http://schemas.microsoft.com/office/word/2010/wordprocessingDrawing" xmlns:wp="http://schemas.openxmlformats.org/drawingml/2006/wordprocessingDrawing" xmlns:w10="urn:schemas-microsoft-com:office:word" xmlns:w="http://schemas.openxmlformats.org/wordprocessingml/2006/main" xmlns:w14="http://schemas.microsoft.com/office/word/2010/wordml" xmlns:w15="http://schemas.microsoft.com/office/word/2012/wordml" xmlns:wpg="http://schemas.microsoft.com/office/word/2010/wordprocessingGroup" xmlns:wpi="http://schemas.microsoft.com/office/word/2010/wordprocessingInk" xmlns:wne="http://schemas.microsoft.com/office/word/2006/wordml" xmlns:wps="http://schemas.microsoft.com/office/word/2010/wordprocessingShape" xmlns:wpsCustomData="http://www.wps.cn/officeDocument/2013/wpsCustomData" mc:Ignorable="w14 w15 wp14">
   <w:p>
     <w:pPr>
-      <w:pStyle w:val="Footer"/>
-      <w:framePr w:wrap="around" w:vAnchor="text" w:hAnchor="margin" w:xAlign="center" w:y="1"/>
-      <w:rPr>
-        <w:rStyle w:val="PageNumber"/>
-      </w:rPr>
-    </w:pPr>
-    <w:r>
-      <w:rPr>
-        <w:rStyle w:val="PageNumber"/>
-      </w:rPr>
-      <w:fldChar w:fldCharType="begin"/>
-    </w:r>
-    <w:r>
-      <w:rPr>
-        <w:rStyle w:val="PageNumber"/>
-      </w:rPr>
-      <w:instrText xml:space="preserve">PAGE  </w:instrText>
-    </w:r>
-    <w:r>
-      <w:rPr>
-        <w:rStyle w:val="PageNumber"/>
-      </w:rPr>
-      <w:fldChar w:fldCharType="end"/>
-    </w:r>
-  </w:p>
-  <w:p>
-    <w:pPr>
-      <w:pStyle w:val="Footer"/>
-    </w:pPr>
-  </w:p>
-</w:ftr>
-</file>
-
-<file path=word/footer2.xml><?xml version="1.0" encoding="utf-8"?>
-<w:ftr xmlns:wpc="http://schemas.microsoft.com/office/word/2010/wordprocessingCanvas" xmlns:mc="http://schemas.openxmlformats.org/markup-compatibility/2006" xmlns:o="urn:schemas-microsoft-com:office:office" xmlns:r="http://schemas.openxmlformats.org/officeDocument/2006/relationships" xmlns:m="http://schemas.openxmlformats.org/officeDocument/2006/math" xmlns:v="urn:schemas-microsoft-com:vml" xmlns:wp14="http://schemas.microsoft.com/office/word/2010/wordprocessingDrawing" xmlns:wp="http://schemas.openxmlformats.org/drawingml/2006/wordprocessingDrawing" xmlns:w10="urn:schemas-microsoft-com:office:word" xmlns:w="http://schemas.openxmlformats.org/wordprocessingml/2006/main" xmlns:w14="http://schemas.microsoft.com/office/word/2010/wordml" xmlns:wpg="http://schemas.microsoft.com/office/word/2010/wordprocessingGroup" xmlns:wpi="http://schemas.microsoft.com/office/word/2010/wordprocessingInk" xmlns:wne="http://schemas.microsoft.com/office/word/2006/wordml" xmlns:wps="http://schemas.microsoft.com/office/word/2010/wordprocessingShape" mc:Ignorable="w14 wp14">
-  <w:p>
-    <w:pPr>
-      <w:pStyle w:val="Footer"/>
+      <w:pStyle w:val="23"/>
       <w:framePr w:wrap="around" w:vAnchor="text" w:hAnchor="page" w:x="6482" w:yAlign="inside"/>
       <w:rPr>
-        <w:rStyle w:val="PageNumber"/>
+        <w:rStyle w:val="26"/>
         <w:rFonts w:ascii="Arial" w:hAnsi="Arial" w:cs="Arial"/>
         <w:b/>
         <w:sz w:val="24"/>
@@ -4680,7 +4238,7 @@
     </w:pPr>
     <w:r>
       <w:rPr>
-        <w:rStyle w:val="PageNumber"/>
+        <w:rStyle w:val="26"/>
         <w:rFonts w:ascii="Arial" w:hAnsi="Arial" w:cs="Arial"/>
         <w:b/>
         <w:sz w:val="24"/>
@@ -4690,7 +4248,7 @@
     </w:r>
     <w:r>
       <w:rPr>
-        <w:rStyle w:val="PageNumber"/>
+        <w:rStyle w:val="26"/>
         <w:rFonts w:ascii="Arial" w:hAnsi="Arial" w:cs="Arial"/>
         <w:b/>
         <w:sz w:val="24"/>
@@ -4700,7 +4258,7 @@
     </w:r>
     <w:r>
       <w:rPr>
-        <w:rStyle w:val="PageNumber"/>
+        <w:rStyle w:val="26"/>
         <w:rFonts w:ascii="Arial" w:hAnsi="Arial" w:cs="Arial"/>
         <w:b/>
         <w:sz w:val="24"/>
@@ -4710,10 +4268,9 @@
     </w:r>
     <w:r>
       <w:rPr>
-        <w:rStyle w:val="PageNumber"/>
+        <w:rStyle w:val="26"/>
         <w:rFonts w:ascii="Arial" w:hAnsi="Arial" w:cs="Arial"/>
         <w:b/>
-        <w:noProof/>
         <w:sz w:val="24"/>
         <w:szCs w:val="24"/>
       </w:rPr>
@@ -4721,7 +4278,7 @@
     </w:r>
     <w:r>
       <w:rPr>
-        <w:rStyle w:val="PageNumber"/>
+        <w:rStyle w:val="26"/>
         <w:rFonts w:ascii="Arial" w:hAnsi="Arial" w:cs="Arial"/>
         <w:b/>
         <w:sz w:val="24"/>
@@ -4732,7 +4289,7 @@
   </w:p>
   <w:p>
     <w:pPr>
-      <w:pStyle w:val="Footer"/>
+      <w:pStyle w:val="23"/>
       <w:rPr>
         <w:rFonts w:ascii="Arial" w:hAnsi="Arial"/>
         <w:b/>
@@ -4742,7 +4299,7 @@
   </w:p>
   <w:p>
     <w:pPr>
-      <w:pStyle w:val="Footer"/>
+      <w:pStyle w:val="23"/>
       <w:jc w:val="center"/>
     </w:pPr>
     <w:r>
@@ -4757,44 +4314,64 @@
 </w:ftr>
 </file>
 
-<file path=word/footer3.xml><?xml version="1.0" encoding="utf-8"?>
-<w:ftr xmlns:m="http://schemas.openxmlformats.org/officeDocument/2006/math" xmlns:mc="http://schemas.openxmlformats.org/markup-compatibility/2006" xmlns:mo="http://schemas.microsoft.com/office/mac/office/2008/main" xmlns:mv="urn:schemas-microsoft-com:mac:vml" xmlns:o="urn:schemas-microsoft-com:office:office" xmlns:r="http://schemas.openxmlformats.org/officeDocument/2006/relationships" xmlns:v="urn:schemas-microsoft-com:vml" xmlns:w10="urn:schemas-microsoft-com:office:word" xmlns:w14="http://schemas.microsoft.com/office/word/2010/wordml" xmlns:w="http://schemas.openxmlformats.org/wordprocessingml/2006/main" xmlns:wne="http://schemas.microsoft.com/office/word/2006/wordml" xmlns:wp14="http://schemas.microsoft.com/office/word/2010/wordprocessingDrawing" xmlns:wp="http://schemas.openxmlformats.org/drawingml/2006/wordprocessingDrawing" xmlns:wpc="http://schemas.microsoft.com/office/word/2010/wordprocessingCanvas" xmlns:wpg="http://schemas.microsoft.com/office/word/2010/wordprocessingGroup" xmlns:wpi="http://schemas.microsoft.com/office/word/2010/wordprocessingInk" xmlns:wps="http://schemas.microsoft.com/office/word/2010/wordprocessingShape" mc:Ignorable="w14 wp14">
+<file path=word/footer2.xml><?xml version="1.0" encoding="utf-8"?>
+<w:ftr xmlns:wpc="http://schemas.microsoft.com/office/word/2010/wordprocessingCanvas" xmlns:mc="http://schemas.openxmlformats.org/markup-compatibility/2006" xmlns:o="urn:schemas-microsoft-com:office:office" xmlns:r="http://schemas.openxmlformats.org/officeDocument/2006/relationships" xmlns:m="http://schemas.openxmlformats.org/officeDocument/2006/math" xmlns:v="urn:schemas-microsoft-com:vml" xmlns:wp14="http://schemas.microsoft.com/office/word/2010/wordprocessingDrawing" xmlns:wp="http://schemas.openxmlformats.org/drawingml/2006/wordprocessingDrawing" xmlns:w10="urn:schemas-microsoft-com:office:word" xmlns:w="http://schemas.openxmlformats.org/wordprocessingml/2006/main" xmlns:w14="http://schemas.microsoft.com/office/word/2010/wordml" xmlns:w15="http://schemas.microsoft.com/office/word/2012/wordml" xmlns:wpg="http://schemas.microsoft.com/office/word/2010/wordprocessingGroup" xmlns:wpi="http://schemas.microsoft.com/office/word/2010/wordprocessingInk" xmlns:wne="http://schemas.microsoft.com/office/word/2006/wordml" xmlns:wps="http://schemas.microsoft.com/office/word/2010/wordprocessingShape" xmlns:wpsCustomData="http://www.wps.cn/officeDocument/2013/wpsCustomData" mc:Ignorable="w14 w15 wp14">
   <w:p>
     <w:pPr>
-      <w:pStyle w:val="Footer"/>
+      <w:pStyle w:val="23"/>
+      <w:framePr w:wrap="around" w:vAnchor="text" w:hAnchor="margin" w:xAlign="center" w:y="1"/>
+      <w:rPr>
+        <w:rStyle w:val="26"/>
+      </w:rPr>
+    </w:pPr>
+    <w:r>
+      <w:rPr>
+        <w:rStyle w:val="26"/>
+      </w:rPr>
+      <w:fldChar w:fldCharType="begin"/>
+    </w:r>
+    <w:r>
+      <w:rPr>
+        <w:rStyle w:val="26"/>
+      </w:rPr>
+      <w:instrText xml:space="preserve">PAGE  </w:instrText>
+    </w:r>
+    <w:r>
+      <w:rPr>
+        <w:rStyle w:val="26"/>
+      </w:rPr>
+      <w:fldChar w:fldCharType="end"/>
+    </w:r>
+  </w:p>
+  <w:p>
+    <w:pPr>
+      <w:pStyle w:val="23"/>
     </w:pPr>
   </w:p>
 </w:ftr>
 </file>
 
-<file path=word/footnotes.xml><?xml version="1.0" encoding="utf-8"?>
-<w:footnotes xmlns:wpc="http://schemas.microsoft.com/office/word/2010/wordprocessingCanvas" xmlns:mc="http://schemas.openxmlformats.org/markup-compatibility/2006" xmlns:o="urn:schemas-microsoft-com:office:office" xmlns:r="http://schemas.openxmlformats.org/officeDocument/2006/relationships" xmlns:m="http://schemas.openxmlformats.org/officeDocument/2006/math" xmlns:v="urn:schemas-microsoft-com:vml" xmlns:wp14="http://schemas.microsoft.com/office/word/2010/wordprocessingDrawing" xmlns:wp="http://schemas.openxmlformats.org/drawingml/2006/wordprocessingDrawing" xmlns:w10="urn:schemas-microsoft-com:office:word" xmlns:w="http://schemas.openxmlformats.org/wordprocessingml/2006/main" xmlns:w14="http://schemas.microsoft.com/office/word/2010/wordml" xmlns:wpg="http://schemas.microsoft.com/office/word/2010/wordprocessingGroup" xmlns:wpi="http://schemas.microsoft.com/office/word/2010/wordprocessingInk" xmlns:wne="http://schemas.microsoft.com/office/word/2006/wordml" xmlns:wps="http://schemas.microsoft.com/office/word/2010/wordprocessingShape" mc:Ignorable="w14 wp14">
-  <w:footnote w:type="separator" w:id="-1">
-    <w:p>
-      <w:r>
-        <w:separator/>
-      </w:r>
-    </w:p>
-  </w:footnote>
-  <w:footnote w:type="continuationSeparator" w:id="0">
-    <w:p>
-      <w:r>
-        <w:continuationSeparator/>
-      </w:r>
-    </w:p>
-  </w:footnote>
-</w:footnotes>
+<file path=word/footer3.xml><?xml version="1.0" encoding="utf-8"?>
+<w:ftr xmlns:wpc="http://schemas.microsoft.com/office/word/2010/wordprocessingCanvas" xmlns:mc="http://schemas.openxmlformats.org/markup-compatibility/2006" xmlns:o="urn:schemas-microsoft-com:office:office" xmlns:r="http://schemas.openxmlformats.org/officeDocument/2006/relationships" xmlns:m="http://schemas.openxmlformats.org/officeDocument/2006/math" xmlns:v="urn:schemas-microsoft-com:vml" xmlns:wp14="http://schemas.microsoft.com/office/word/2010/wordprocessingDrawing" xmlns:wp="http://schemas.openxmlformats.org/drawingml/2006/wordprocessingDrawing" xmlns:w10="urn:schemas-microsoft-com:office:word" xmlns:w="http://schemas.openxmlformats.org/wordprocessingml/2006/main" xmlns:w14="http://schemas.microsoft.com/office/word/2010/wordml" xmlns:w15="http://schemas.microsoft.com/office/word/2012/wordml" xmlns:wpg="http://schemas.microsoft.com/office/word/2010/wordprocessingGroup" xmlns:wpi="http://schemas.microsoft.com/office/word/2010/wordprocessingInk" xmlns:wne="http://schemas.microsoft.com/office/word/2006/wordml" xmlns:wps="http://schemas.microsoft.com/office/word/2010/wordprocessingShape" xmlns:wpsCustomData="http://www.wps.cn/officeDocument/2013/wpsCustomData" mc:Ignorable="w14 w15 wp14">
+  <w:p>
+    <w:pPr>
+      <w:pStyle w:val="23"/>
+    </w:pPr>
+  </w:p>
+</w:ftr>
 </file>
 
 <file path=word/header1.xml><?xml version="1.0" encoding="utf-8"?>
-<w:hdr xmlns:wpc="http://schemas.microsoft.com/office/word/2010/wordprocessingCanvas" xmlns:mc="http://schemas.openxmlformats.org/markup-compatibility/2006" xmlns:o="urn:schemas-microsoft-com:office:office" xmlns:r="http://schemas.openxmlformats.org/officeDocument/2006/relationships" xmlns:m="http://schemas.openxmlformats.org/officeDocument/2006/math" xmlns:v="urn:schemas-microsoft-com:vml" xmlns:wp14="http://schemas.microsoft.com/office/word/2010/wordprocessingDrawing" xmlns:wp="http://schemas.openxmlformats.org/drawingml/2006/wordprocessingDrawing" xmlns:w10="urn:schemas-microsoft-com:office:word" xmlns:w="http://schemas.openxmlformats.org/wordprocessingml/2006/main" xmlns:w14="http://schemas.microsoft.com/office/word/2010/wordml" xmlns:wpg="http://schemas.microsoft.com/office/word/2010/wordprocessingGroup" xmlns:wpi="http://schemas.microsoft.com/office/word/2010/wordprocessingInk" xmlns:wne="http://schemas.microsoft.com/office/word/2006/wordml" xmlns:wps="http://schemas.microsoft.com/office/word/2010/wordprocessingShape" mc:Ignorable="w14 wp14">
+<w:hdr xmlns:wpc="http://schemas.microsoft.com/office/word/2010/wordprocessingCanvas" xmlns:mc="http://schemas.openxmlformats.org/markup-compatibility/2006" xmlns:o="urn:schemas-microsoft-com:office:office" xmlns:r="http://schemas.openxmlformats.org/officeDocument/2006/relationships" xmlns:m="http://schemas.openxmlformats.org/officeDocument/2006/math" xmlns:v="urn:schemas-microsoft-com:vml" xmlns:wp14="http://schemas.microsoft.com/office/word/2010/wordprocessingDrawing" xmlns:wp="http://schemas.openxmlformats.org/drawingml/2006/wordprocessingDrawing" xmlns:w10="urn:schemas-microsoft-com:office:word" xmlns:w="http://schemas.openxmlformats.org/wordprocessingml/2006/main" xmlns:w14="http://schemas.microsoft.com/office/word/2010/wordml" xmlns:w15="http://schemas.microsoft.com/office/word/2012/wordml" xmlns:wpg="http://schemas.microsoft.com/office/word/2010/wordprocessingGroup" xmlns:wpi="http://schemas.microsoft.com/office/word/2010/wordprocessingInk" xmlns:wne="http://schemas.microsoft.com/office/word/2006/wordml" xmlns:wps="http://schemas.microsoft.com/office/word/2010/wordprocessingShape" xmlns:wpsCustomData="http://www.wps.cn/officeDocument/2013/wpsCustomData" mc:Ignorable="w14 w15 wp14">
   <w:p>
     <w:pPr>
-      <w:pStyle w:val="Header"/>
+      <w:pStyle w:val="24"/>
+      <w:jc w:val="center"/>
       <w:rPr>
-        <w:rFonts w:ascii="Arial" w:hAnsi="Arial"/>
+        <w:rFonts w:hint="default" w:ascii="Arial" w:hAnsi="Arial"/>
         <w:b/>
         <w:sz w:val="24"/>
+        <w:lang w:val="en-US"/>
       </w:rPr>
     </w:pPr>
     <w:r>
@@ -4803,1302 +4380,696 @@
         <w:b/>
         <w:sz w:val="24"/>
       </w:rPr>
-      <w:t xml:space="preserve">                                                          CONFIDENTIAL</w:t>
+      <w:t>CONFIDENTIAL</w:t>
+    </w:r>
+    <w:r>
+      <w:rPr>
+        <w:rFonts w:hint="default" w:ascii="Arial" w:hAnsi="Arial"/>
+        <w:b/>
+        <w:sz w:val="24"/>
+        <w:lang w:val="en-US"/>
+      </w:rPr>
+      <w:t xml:space="preserve"> \ SENSITIVE NORMAL</w:t>
     </w:r>
   </w:p>
   <w:p>
     <w:pPr>
-      <w:pStyle w:val="Header"/>
+      <w:pStyle w:val="24"/>
       <w:rPr>
         <w:rFonts w:ascii="Arial" w:hAnsi="Arial"/>
         <w:sz w:val="24"/>
         <w:u w:val="single"/>
       </w:rPr>
     </w:pPr>
+    <w:bookmarkStart w:id="0" w:name="_GoBack"/>
+    <w:bookmarkEnd w:id="0"/>
   </w:p>
 </w:hdr>
 </file>
 
 <file path=word/header2.xml><?xml version="1.0" encoding="utf-8"?>
-<w:hdr xmlns:m="http://schemas.openxmlformats.org/officeDocument/2006/math" xmlns:mc="http://schemas.openxmlformats.org/markup-compatibility/2006" xmlns:mo="http://schemas.microsoft.com/office/mac/office/2008/main" xmlns:mv="urn:schemas-microsoft-com:mac:vml" xmlns:o="urn:schemas-microsoft-com:office:office" xmlns:r="http://schemas.openxmlformats.org/officeDocument/2006/relationships" xmlns:v="urn:schemas-microsoft-com:vml" xmlns:w10="urn:schemas-microsoft-com:office:word" xmlns:w14="http://schemas.microsoft.com/office/word/2010/wordml" xmlns:w="http://schemas.openxmlformats.org/wordprocessingml/2006/main" xmlns:wne="http://schemas.microsoft.com/office/word/2006/wordml" xmlns:wp14="http://schemas.microsoft.com/office/word/2010/wordprocessingDrawing" xmlns:wp="http://schemas.openxmlformats.org/drawingml/2006/wordprocessingDrawing" xmlns:wpc="http://schemas.microsoft.com/office/word/2010/wordprocessingCanvas" xmlns:wpg="http://schemas.microsoft.com/office/word/2010/wordprocessingGroup" xmlns:wpi="http://schemas.microsoft.com/office/word/2010/wordprocessingInk" xmlns:wps="http://schemas.microsoft.com/office/word/2010/wordprocessingShape" mc:Ignorable="w14 wp14">
+<w:hdr xmlns:wpc="http://schemas.microsoft.com/office/word/2010/wordprocessingCanvas" xmlns:mc="http://schemas.openxmlformats.org/markup-compatibility/2006" xmlns:o="urn:schemas-microsoft-com:office:office" xmlns:r="http://schemas.openxmlformats.org/officeDocument/2006/relationships" xmlns:m="http://schemas.openxmlformats.org/officeDocument/2006/math" xmlns:v="urn:schemas-microsoft-com:vml" xmlns:wp14="http://schemas.microsoft.com/office/word/2010/wordprocessingDrawing" xmlns:wp="http://schemas.openxmlformats.org/drawingml/2006/wordprocessingDrawing" xmlns:w10="urn:schemas-microsoft-com:office:word" xmlns:w="http://schemas.openxmlformats.org/wordprocessingml/2006/main" xmlns:w14="http://schemas.microsoft.com/office/word/2010/wordml" xmlns:w15="http://schemas.microsoft.com/office/word/2012/wordml" xmlns:wpg="http://schemas.microsoft.com/office/word/2010/wordprocessingGroup" xmlns:wpi="http://schemas.microsoft.com/office/word/2010/wordprocessingInk" xmlns:wne="http://schemas.microsoft.com/office/word/2006/wordml" xmlns:wps="http://schemas.microsoft.com/office/word/2010/wordprocessingShape" xmlns:wpsCustomData="http://www.wps.cn/officeDocument/2013/wpsCustomData" mc:Ignorable="w14 w15 wp14">
   <w:p>
     <w:pPr>
-      <w:pStyle w:val="Header"/>
+      <w:pStyle w:val="24"/>
     </w:pPr>
   </w:p>
 </w:hdr>
 </file>
 
 <file path=word/header3.xml><?xml version="1.0" encoding="utf-8"?>
-<w:hdr xmlns:m="http://schemas.openxmlformats.org/officeDocument/2006/math" xmlns:mc="http://schemas.openxmlformats.org/markup-compatibility/2006" xmlns:mo="http://schemas.microsoft.com/office/mac/office/2008/main" xmlns:mv="urn:schemas-microsoft-com:mac:vml" xmlns:o="urn:schemas-microsoft-com:office:office" xmlns:r="http://schemas.openxmlformats.org/officeDocument/2006/relationships" xmlns:v="urn:schemas-microsoft-com:vml" xmlns:w10="urn:schemas-microsoft-com:office:word" xmlns:w14="http://schemas.microsoft.com/office/word/2010/wordml" xmlns:w="http://schemas.openxmlformats.org/wordprocessingml/2006/main" xmlns:wne="http://schemas.microsoft.com/office/word/2006/wordml" xmlns:wp14="http://schemas.microsoft.com/office/word/2010/wordprocessingDrawing" xmlns:wp="http://schemas.openxmlformats.org/drawingml/2006/wordprocessingDrawing" xmlns:wpc="http://schemas.microsoft.com/office/word/2010/wordprocessingCanvas" xmlns:wpg="http://schemas.microsoft.com/office/word/2010/wordprocessingGroup" xmlns:wpi="http://schemas.microsoft.com/office/word/2010/wordprocessingInk" xmlns:wps="http://schemas.microsoft.com/office/word/2010/wordprocessingShape" mc:Ignorable="w14 wp14">
+<w:hdr xmlns:wpc="http://schemas.microsoft.com/office/word/2010/wordprocessingCanvas" xmlns:mc="http://schemas.openxmlformats.org/markup-compatibility/2006" xmlns:o="urn:schemas-microsoft-com:office:office" xmlns:r="http://schemas.openxmlformats.org/officeDocument/2006/relationships" xmlns:m="http://schemas.openxmlformats.org/officeDocument/2006/math" xmlns:v="urn:schemas-microsoft-com:vml" xmlns:wp14="http://schemas.microsoft.com/office/word/2010/wordprocessingDrawing" xmlns:wp="http://schemas.openxmlformats.org/drawingml/2006/wordprocessingDrawing" xmlns:w10="urn:schemas-microsoft-com:office:word" xmlns:w="http://schemas.openxmlformats.org/wordprocessingml/2006/main" xmlns:w14="http://schemas.microsoft.com/office/word/2010/wordml" xmlns:w15="http://schemas.microsoft.com/office/word/2012/wordml" xmlns:wpg="http://schemas.microsoft.com/office/word/2010/wordprocessingGroup" xmlns:wpi="http://schemas.microsoft.com/office/word/2010/wordprocessingInk" xmlns:wne="http://schemas.microsoft.com/office/word/2006/wordml" xmlns:wps="http://schemas.microsoft.com/office/word/2010/wordprocessingShape" xmlns:wpsCustomData="http://www.wps.cn/officeDocument/2013/wpsCustomData" mc:Ignorable="w14 w15 wp14">
   <w:p>
     <w:pPr>
-      <w:pStyle w:val="Header"/>
+      <w:pStyle w:val="24"/>
     </w:pPr>
   </w:p>
 </w:hdr>
 </file>
 
 <file path=word/numbering.xml><?xml version="1.0" encoding="utf-8"?>
-<w:numbering xmlns:wpc="http://schemas.microsoft.com/office/word/2010/wordprocessingCanvas" xmlns:mc="http://schemas.openxmlformats.org/markup-compatibility/2006" xmlns:o="urn:schemas-microsoft-com:office:office" xmlns:r="http://schemas.openxmlformats.org/officeDocument/2006/relationships" xmlns:m="http://schemas.openxmlformats.org/officeDocument/2006/math" xmlns:v="urn:schemas-microsoft-com:vml" xmlns:wp14="http://schemas.microsoft.com/office/word/2010/wordprocessingDrawing" xmlns:wp="http://schemas.openxmlformats.org/drawingml/2006/wordprocessingDrawing" xmlns:w10="urn:schemas-microsoft-com:office:word" xmlns:w="http://schemas.openxmlformats.org/wordprocessingml/2006/main" xmlns:w14="http://schemas.microsoft.com/office/word/2010/wordml" xmlns:wpg="http://schemas.microsoft.com/office/word/2010/wordprocessingGroup" xmlns:wpi="http://schemas.microsoft.com/office/word/2010/wordprocessingInk" xmlns:wne="http://schemas.microsoft.com/office/word/2006/wordml" xmlns:wps="http://schemas.microsoft.com/office/word/2010/wordprocessingShape" mc:Ignorable="w14 wp14">
+<w:numbering xmlns:wpc="http://schemas.microsoft.com/office/word/2010/wordprocessingCanvas" xmlns:mc="http://schemas.openxmlformats.org/markup-compatibility/2006" xmlns:o="urn:schemas-microsoft-com:office:office" xmlns:r="http://schemas.openxmlformats.org/officeDocument/2006/relationships" xmlns:m="http://schemas.openxmlformats.org/officeDocument/2006/math" xmlns:v="urn:schemas-microsoft-com:vml" xmlns:wp14="http://schemas.microsoft.com/office/word/2010/wordprocessingDrawing" xmlns:wp="http://schemas.openxmlformats.org/drawingml/2006/wordprocessingDrawing" xmlns:w10="urn:schemas-microsoft-com:office:word" xmlns:w="http://schemas.openxmlformats.org/wordprocessingml/2006/main" xmlns:w14="http://schemas.microsoft.com/office/word/2010/wordml" xmlns:wpg="http://schemas.microsoft.com/office/word/2010/wordprocessingGroup" xmlns:wpi="http://schemas.microsoft.com/office/word/2010/wordprocessingInk" xmlns:wne="http://schemas.microsoft.com/office/word/2006/wordml" xmlns:wps="http://schemas.microsoft.com/office/word/2010/wordprocessingShape" xmlns:wpsCustomData="http://www.wps.cn/officeDocument/2013/wpsCustomData" mc:Ignorable="w14 wp14">
   <w:abstractNum w:abstractNumId="0">
-    <w:nsid w:val="01D2044B"/>
-    <w:multiLevelType w:val="hybridMultilevel"/>
-    <w:tmpl w:val="BB3C61BE"/>
-    <w:lvl w:ilvl="0" w:tplc="48090017">
+    <w:nsid w:val="1B8321F9"/>
+    <w:multiLevelType w:val="multilevel"/>
+    <w:tmpl w:val="1B8321F9"/>
+    <w:lvl w:ilvl="0" w:tentative="0">
+      <w:start w:val="1"/>
+      <w:numFmt w:val="decimal"/>
+      <w:lvlText w:val="(%1)"/>
+      <w:lvlJc w:val="left"/>
+      <w:pPr>
+        <w:ind w:left="720" w:hanging="360"/>
+      </w:pPr>
+      <w:rPr>
+        <w:rFonts w:hint="default"/>
+      </w:rPr>
+    </w:lvl>
+    <w:lvl w:ilvl="1" w:tentative="0">
+      <w:start w:val="1"/>
+      <w:numFmt w:val="lowerLetter"/>
+      <w:lvlText w:val="%2."/>
+      <w:lvlJc w:val="left"/>
+      <w:pPr>
+        <w:ind w:left="1440" w:hanging="360"/>
+      </w:pPr>
+    </w:lvl>
+    <w:lvl w:ilvl="2" w:tentative="0">
+      <w:start w:val="1"/>
+      <w:numFmt w:val="lowerRoman"/>
+      <w:lvlText w:val="%3."/>
+      <w:lvlJc w:val="right"/>
+      <w:pPr>
+        <w:ind w:left="2160" w:hanging="180"/>
+      </w:pPr>
+    </w:lvl>
+    <w:lvl w:ilvl="3" w:tentative="0">
+      <w:start w:val="1"/>
+      <w:numFmt w:val="decimal"/>
+      <w:lvlText w:val="%4."/>
+      <w:lvlJc w:val="left"/>
+      <w:pPr>
+        <w:ind w:left="2880" w:hanging="360"/>
+      </w:pPr>
+    </w:lvl>
+    <w:lvl w:ilvl="4" w:tentative="0">
+      <w:start w:val="1"/>
+      <w:numFmt w:val="lowerLetter"/>
+      <w:lvlText w:val="%5."/>
+      <w:lvlJc w:val="left"/>
+      <w:pPr>
+        <w:ind w:left="3600" w:hanging="360"/>
+      </w:pPr>
+    </w:lvl>
+    <w:lvl w:ilvl="5" w:tentative="0">
+      <w:start w:val="1"/>
+      <w:numFmt w:val="lowerRoman"/>
+      <w:lvlText w:val="%6."/>
+      <w:lvlJc w:val="right"/>
+      <w:pPr>
+        <w:ind w:left="4320" w:hanging="180"/>
+      </w:pPr>
+    </w:lvl>
+    <w:lvl w:ilvl="6" w:tentative="0">
+      <w:start w:val="1"/>
+      <w:numFmt w:val="decimal"/>
+      <w:lvlText w:val="%7."/>
+      <w:lvlJc w:val="left"/>
+      <w:pPr>
+        <w:ind w:left="5040" w:hanging="360"/>
+      </w:pPr>
+    </w:lvl>
+    <w:lvl w:ilvl="7" w:tentative="0">
+      <w:start w:val="1"/>
+      <w:numFmt w:val="lowerLetter"/>
+      <w:lvlText w:val="%8."/>
+      <w:lvlJc w:val="left"/>
+      <w:pPr>
+        <w:ind w:left="5760" w:hanging="360"/>
+      </w:pPr>
+    </w:lvl>
+    <w:lvl w:ilvl="8" w:tentative="0">
+      <w:start w:val="1"/>
+      <w:numFmt w:val="lowerRoman"/>
+      <w:lvlText w:val="%9."/>
+      <w:lvlJc w:val="right"/>
+      <w:pPr>
+        <w:ind w:left="6480" w:hanging="180"/>
+      </w:pPr>
+    </w:lvl>
+  </w:abstractNum>
+  <w:abstractNum w:abstractNumId="1">
+    <w:nsid w:val="3A5353A3"/>
+    <w:multiLevelType w:val="multilevel"/>
+    <w:tmpl w:val="3A5353A3"/>
+    <w:lvl w:ilvl="0" w:tentative="0">
       <w:start w:val="1"/>
       <w:numFmt w:val="lowerLetter"/>
       <w:lvlText w:val="%1)"/>
       <w:lvlJc w:val="left"/>
       <w:pPr>
-        <w:ind w:left="720" w:hanging="360"/>
+        <w:ind w:left="1076" w:hanging="360"/>
       </w:pPr>
     </w:lvl>
-    <w:lvl w:ilvl="1" w:tplc="48090019" w:tentative="1">
+    <w:lvl w:ilvl="1" w:tentative="0">
       <w:start w:val="1"/>
       <w:numFmt w:val="lowerLetter"/>
       <w:lvlText w:val="%2."/>
       <w:lvlJc w:val="left"/>
       <w:pPr>
-        <w:ind w:left="1440" w:hanging="360"/>
+        <w:ind w:left="1796" w:hanging="360"/>
       </w:pPr>
     </w:lvl>
-    <w:lvl w:ilvl="2" w:tplc="4809001B" w:tentative="1">
+    <w:lvl w:ilvl="2" w:tentative="0">
       <w:start w:val="1"/>
       <w:numFmt w:val="lowerRoman"/>
       <w:lvlText w:val="%3."/>
       <w:lvlJc w:val="right"/>
       <w:pPr>
-        <w:ind w:left="2160" w:hanging="180"/>
+        <w:ind w:left="2516" w:hanging="180"/>
       </w:pPr>
     </w:lvl>
-    <w:lvl w:ilvl="3" w:tplc="4809000F" w:tentative="1">
+    <w:lvl w:ilvl="3" w:tentative="0">
       <w:start w:val="1"/>
       <w:numFmt w:val="decimal"/>
       <w:lvlText w:val="%4."/>
       <w:lvlJc w:val="left"/>
       <w:pPr>
-        <w:ind w:left="2880" w:hanging="360"/>
+        <w:ind w:left="3236" w:hanging="360"/>
       </w:pPr>
     </w:lvl>
-    <w:lvl w:ilvl="4" w:tplc="48090019" w:tentative="1">
+    <w:lvl w:ilvl="4" w:tentative="0">
       <w:start w:val="1"/>
       <w:numFmt w:val="lowerLetter"/>
       <w:lvlText w:val="%5."/>
       <w:lvlJc w:val="left"/>
       <w:pPr>
-        <w:ind w:left="3600" w:hanging="360"/>
+        <w:ind w:left="3956" w:hanging="360"/>
       </w:pPr>
     </w:lvl>
-    <w:lvl w:ilvl="5" w:tplc="4809001B" w:tentative="1">
+    <w:lvl w:ilvl="5" w:tentative="0">
       <w:start w:val="1"/>
       <w:numFmt w:val="lowerRoman"/>
       <w:lvlText w:val="%6."/>
       <w:lvlJc w:val="right"/>
       <w:pPr>
-        <w:ind w:left="4320" w:hanging="180"/>
+        <w:ind w:left="4676" w:hanging="180"/>
       </w:pPr>
     </w:lvl>
-    <w:lvl w:ilvl="6" w:tplc="4809000F" w:tentative="1">
+    <w:lvl w:ilvl="6" w:tentative="0">
       <w:start w:val="1"/>
       <w:numFmt w:val="decimal"/>
       <w:lvlText w:val="%7."/>
       <w:lvlJc w:val="left"/>
       <w:pPr>
-        <w:ind w:left="5040" w:hanging="360"/>
+        <w:ind w:left="5396" w:hanging="360"/>
       </w:pPr>
     </w:lvl>
-    <w:lvl w:ilvl="7" w:tplc="48090019" w:tentative="1">
+    <w:lvl w:ilvl="7" w:tentative="0">
       <w:start w:val="1"/>
       <w:numFmt w:val="lowerLetter"/>
       <w:lvlText w:val="%8."/>
       <w:lvlJc w:val="left"/>
       <w:pPr>
-        <w:ind w:left="5760" w:hanging="360"/>
+        <w:ind w:left="6116" w:hanging="360"/>
       </w:pPr>
     </w:lvl>
-    <w:lvl w:ilvl="8" w:tplc="4809001B" w:tentative="1">
+    <w:lvl w:ilvl="8" w:tentative="0">
       <w:start w:val="1"/>
       <w:numFmt w:val="lowerRoman"/>
       <w:lvlText w:val="%9."/>
       <w:lvlJc w:val="right"/>
       <w:pPr>
-        <w:ind w:left="6480" w:hanging="180"/>
+        <w:ind w:left="6836" w:hanging="180"/>
       </w:pPr>
     </w:lvl>
   </w:abstractNum>
-  <w:abstractNum w:abstractNumId="1">
-    <w:nsid w:val="07A73984"/>
-    <w:multiLevelType w:val="hybridMultilevel"/>
-    <w:tmpl w:val="0F5C7D7C"/>
-    <w:lvl w:ilvl="0" w:tplc="48090017">
+  <w:abstractNum w:abstractNumId="2">
+    <w:nsid w:val="55A2020E"/>
+    <w:multiLevelType w:val="multilevel"/>
+    <w:tmpl w:val="55A2020E"/>
+    <w:lvl w:ilvl="0" w:tentative="0">
       <w:start w:val="1"/>
       <w:numFmt w:val="lowerLetter"/>
       <w:lvlText w:val="%1)"/>
       <w:lvlJc w:val="left"/>
       <w:pPr>
-        <w:ind w:left="360" w:hanging="360"/>
+        <w:ind w:left="720" w:hanging="360"/>
+      </w:pPr>
+    </w:lvl>
+    <w:lvl w:ilvl="1" w:tentative="0">
+      <w:start w:val="1"/>
+      <w:numFmt w:val="lowerLetter"/>
+      <w:lvlText w:val="%2."/>
+      <w:lvlJc w:val="left"/>
+      <w:pPr>
+        <w:ind w:left="1440" w:hanging="360"/>
+      </w:pPr>
+    </w:lvl>
+    <w:lvl w:ilvl="2" w:tentative="0">
+      <w:start w:val="1"/>
+      <w:numFmt w:val="lowerRoman"/>
+      <w:lvlText w:val="%3."/>
+      <w:lvlJc w:val="right"/>
+      <w:pPr>
+        <w:ind w:left="2160" w:hanging="180"/>
+      </w:pPr>
+    </w:lvl>
+    <w:lvl w:ilvl="3" w:tentative="0">
+      <w:start w:val="1"/>
+      <w:numFmt w:val="decimal"/>
+      <w:lvlText w:val="%4."/>
+      <w:lvlJc w:val="left"/>
+      <w:pPr>
+        <w:ind w:left="2880" w:hanging="360"/>
+      </w:pPr>
+    </w:lvl>
+    <w:lvl w:ilvl="4" w:tentative="0">
+      <w:start w:val="1"/>
+      <w:numFmt w:val="lowerLetter"/>
+      <w:lvlText w:val="%5."/>
+      <w:lvlJc w:val="left"/>
+      <w:pPr>
+        <w:ind w:left="3600" w:hanging="360"/>
+      </w:pPr>
+    </w:lvl>
+    <w:lvl w:ilvl="5" w:tentative="0">
+      <w:start w:val="1"/>
+      <w:numFmt w:val="lowerRoman"/>
+      <w:lvlText w:val="%6."/>
+      <w:lvlJc w:val="right"/>
+      <w:pPr>
+        <w:ind w:left="4320" w:hanging="180"/>
+      </w:pPr>
+    </w:lvl>
+    <w:lvl w:ilvl="6" w:tentative="0">
+      <w:start w:val="1"/>
+      <w:numFmt w:val="decimal"/>
+      <w:lvlText w:val="%7."/>
+      <w:lvlJc w:val="left"/>
+      <w:pPr>
+        <w:ind w:left="5040" w:hanging="360"/>
+      </w:pPr>
+    </w:lvl>
+    <w:lvl w:ilvl="7" w:tentative="0">
+      <w:start w:val="1"/>
+      <w:numFmt w:val="lowerLetter"/>
+      <w:lvlText w:val="%8."/>
+      <w:lvlJc w:val="left"/>
+      <w:pPr>
+        <w:ind w:left="5760" w:hanging="360"/>
+      </w:pPr>
+    </w:lvl>
+    <w:lvl w:ilvl="8" w:tentative="0">
+      <w:start w:val="1"/>
+      <w:numFmt w:val="lowerRoman"/>
+      <w:lvlText w:val="%9."/>
+      <w:lvlJc w:val="right"/>
+      <w:pPr>
+        <w:ind w:left="6480" w:hanging="180"/>
+      </w:pPr>
+    </w:lvl>
+  </w:abstractNum>
+  <w:abstractNum w:abstractNumId="3">
+    <w:nsid w:val="69C27FF8"/>
+    <w:multiLevelType w:val="multilevel"/>
+    <w:tmpl w:val="69C27FF8"/>
+    <w:lvl w:ilvl="0" w:tentative="0">
+      <w:start w:val="1"/>
+      <w:numFmt w:val="lowerLetter"/>
+      <w:lvlText w:val="%1)"/>
+      <w:lvlJc w:val="left"/>
+      <w:pPr>
+        <w:ind w:left="720" w:hanging="360"/>
       </w:pPr>
       <w:rPr>
         <w:rFonts w:hint="default"/>
       </w:rPr>
     </w:lvl>
-    <w:lvl w:ilvl="1" w:tplc="48090019" w:tentative="1">
+    <w:lvl w:ilvl="1" w:tentative="0">
       <w:start w:val="1"/>
       <w:numFmt w:val="lowerLetter"/>
       <w:lvlText w:val="%2."/>
       <w:lvlJc w:val="left"/>
       <w:pPr>
-        <w:ind w:left="1080" w:hanging="360"/>
+        <w:ind w:left="1440" w:hanging="360"/>
       </w:pPr>
     </w:lvl>
-    <w:lvl w:ilvl="2" w:tplc="4809001B" w:tentative="1">
+    <w:lvl w:ilvl="2" w:tentative="0">
       <w:start w:val="1"/>
       <w:numFmt w:val="lowerRoman"/>
       <w:lvlText w:val="%3."/>
       <w:lvlJc w:val="right"/>
       <w:pPr>
-        <w:ind w:left="1800" w:hanging="180"/>
+        <w:ind w:left="2160" w:hanging="180"/>
       </w:pPr>
     </w:lvl>
-    <w:lvl w:ilvl="3" w:tplc="4809000F" w:tentative="1">
+    <w:lvl w:ilvl="3" w:tentative="0">
       <w:start w:val="1"/>
       <w:numFmt w:val="decimal"/>
       <w:lvlText w:val="%4."/>
       <w:lvlJc w:val="left"/>
       <w:pPr>
-        <w:ind w:left="2520" w:hanging="360"/>
+        <w:ind w:left="2880" w:hanging="360"/>
       </w:pPr>
     </w:lvl>
-    <w:lvl w:ilvl="4" w:tplc="48090019" w:tentative="1">
+    <w:lvl w:ilvl="4" w:tentative="0">
       <w:start w:val="1"/>
       <w:numFmt w:val="lowerLetter"/>
       <w:lvlText w:val="%5."/>
       <w:lvlJc w:val="left"/>
       <w:pPr>
-        <w:ind w:left="3240" w:hanging="360"/>
+        <w:ind w:left="3600" w:hanging="360"/>
       </w:pPr>
     </w:lvl>
-    <w:lvl w:ilvl="5" w:tplc="4809001B" w:tentative="1">
+    <w:lvl w:ilvl="5" w:tentative="0">
       <w:start w:val="1"/>
       <w:numFmt w:val="lowerRoman"/>
       <w:lvlText w:val="%6."/>
       <w:lvlJc w:val="right"/>
       <w:pPr>
-        <w:ind w:left="3960" w:hanging="180"/>
+        <w:ind w:left="4320" w:hanging="180"/>
       </w:pPr>
     </w:lvl>
-    <w:lvl w:ilvl="6" w:tplc="4809000F" w:tentative="1">
+    <w:lvl w:ilvl="6" w:tentative="0">
       <w:start w:val="1"/>
       <w:numFmt w:val="decimal"/>
       <w:lvlText w:val="%7."/>
       <w:lvlJc w:val="left"/>
       <w:pPr>
-        <w:ind w:left="4680" w:hanging="360"/>
+        <w:ind w:left="5040" w:hanging="360"/>
       </w:pPr>
     </w:lvl>
-    <w:lvl w:ilvl="7" w:tplc="48090019" w:tentative="1">
+    <w:lvl w:ilvl="7" w:tentative="0">
       <w:start w:val="1"/>
       <w:numFmt w:val="lowerLetter"/>
       <w:lvlText w:val="%8."/>
       <w:lvlJc w:val="left"/>
       <w:pPr>
-        <w:ind w:left="5400" w:hanging="360"/>
+        <w:ind w:left="5760" w:hanging="360"/>
       </w:pPr>
     </w:lvl>
-    <w:lvl w:ilvl="8" w:tplc="4809001B" w:tentative="1">
+    <w:lvl w:ilvl="8" w:tentative="0">
       <w:start w:val="1"/>
       <w:numFmt w:val="lowerRoman"/>
       <w:lvlText w:val="%9."/>
       <w:lvlJc w:val="right"/>
       <w:pPr>
-        <w:ind w:left="6120" w:hanging="180"/>
-      </w:pPr>
-    </w:lvl>
-  </w:abstractNum>
-  <w:abstractNum w:abstractNumId="2">
-    <w:nsid w:val="1B8321F9"/>
-    <w:multiLevelType w:val="hybridMultilevel"/>
-    <w:tmpl w:val="02F6D982"/>
-    <w:lvl w:ilvl="0" w:tplc="BDBA20BA">
-      <w:start w:val="1"/>
-      <w:numFmt w:val="decimal"/>
-      <w:lvlText w:val="(%1)"/>
-      <w:lvlJc w:val="left"/>
-      <w:pPr>
-        <w:ind w:left="720" w:hanging="360"/>
-      </w:pPr>
-      <w:rPr>
-        <w:rFonts w:hint="default"/>
-      </w:rPr>
-    </w:lvl>
-    <w:lvl w:ilvl="1" w:tplc="48090019" w:tentative="1">
-      <w:start w:val="1"/>
-      <w:numFmt w:val="lowerLetter"/>
-      <w:lvlText w:val="%2."/>
-      <w:lvlJc w:val="left"/>
-      <w:pPr>
-        <w:ind w:left="1440" w:hanging="360"/>
-      </w:pPr>
-    </w:lvl>
-    <w:lvl w:ilvl="2" w:tplc="4809001B" w:tentative="1">
-      <w:start w:val="1"/>
-      <w:numFmt w:val="lowerRoman"/>
-      <w:lvlText w:val="%3."/>
-      <w:lvlJc w:val="right"/>
-      <w:pPr>
-        <w:ind w:left="2160" w:hanging="180"/>
-      </w:pPr>
-    </w:lvl>
-    <w:lvl w:ilvl="3" w:tplc="4809000F" w:tentative="1">
-      <w:start w:val="1"/>
-      <w:numFmt w:val="decimal"/>
-      <w:lvlText w:val="%4."/>
-      <w:lvlJc w:val="left"/>
-      <w:pPr>
-        <w:ind w:left="2880" w:hanging="360"/>
-      </w:pPr>
-    </w:lvl>
-    <w:lvl w:ilvl="4" w:tplc="48090019" w:tentative="1">
-      <w:start w:val="1"/>
-      <w:numFmt w:val="lowerLetter"/>
-      <w:lvlText w:val="%5."/>
-      <w:lvlJc w:val="left"/>
-      <w:pPr>
-        <w:ind w:left="3600" w:hanging="360"/>
-      </w:pPr>
-    </w:lvl>
-    <w:lvl w:ilvl="5" w:tplc="4809001B" w:tentative="1">
-      <w:start w:val="1"/>
-      <w:numFmt w:val="lowerRoman"/>
-      <w:lvlText w:val="%6."/>
-      <w:lvlJc w:val="right"/>
-      <w:pPr>
-        <w:ind w:left="4320" w:hanging="180"/>
-      </w:pPr>
-    </w:lvl>
-    <w:lvl w:ilvl="6" w:tplc="4809000F" w:tentative="1">
-      <w:start w:val="1"/>
-      <w:numFmt w:val="decimal"/>
-      <w:lvlText w:val="%7."/>
-      <w:lvlJc w:val="left"/>
-      <w:pPr>
-        <w:ind w:left="5040" w:hanging="360"/>
-      </w:pPr>
-    </w:lvl>
-    <w:lvl w:ilvl="7" w:tplc="48090019" w:tentative="1">
-      <w:start w:val="1"/>
-      <w:numFmt w:val="lowerLetter"/>
-      <w:lvlText w:val="%8."/>
-      <w:lvlJc w:val="left"/>
-      <w:pPr>
-        <w:ind w:left="5760" w:hanging="360"/>
-      </w:pPr>
-    </w:lvl>
-    <w:lvl w:ilvl="8" w:tplc="4809001B" w:tentative="1">
-      <w:start w:val="1"/>
-      <w:numFmt w:val="lowerRoman"/>
-      <w:lvlText w:val="%9."/>
-      <w:lvlJc w:val="right"/>
-      <w:pPr>
-        <w:ind w:left="6480" w:hanging="180"/>
-      </w:pPr>
-    </w:lvl>
-  </w:abstractNum>
-  <w:abstractNum w:abstractNumId="3">
-    <w:nsid w:val="26455534"/>
-    <w:multiLevelType w:val="hybridMultilevel"/>
-    <w:tmpl w:val="8D4AD32C"/>
-    <w:lvl w:ilvl="0" w:tplc="B896F2E2">
-      <w:start w:val="1"/>
-      <w:numFmt w:val="lowerLetter"/>
-      <w:lvlText w:val="%1)"/>
-      <w:lvlJc w:val="left"/>
-      <w:pPr>
-        <w:ind w:left="720" w:hanging="360"/>
-      </w:pPr>
-      <w:rPr>
-        <w:i w:val="0"/>
-        <w:iCs/>
-      </w:rPr>
-    </w:lvl>
-    <w:lvl w:ilvl="1" w:tplc="48090019" w:tentative="1">
-      <w:start w:val="1"/>
-      <w:numFmt w:val="lowerLetter"/>
-      <w:lvlText w:val="%2."/>
-      <w:lvlJc w:val="left"/>
-      <w:pPr>
-        <w:ind w:left="1440" w:hanging="360"/>
-      </w:pPr>
-    </w:lvl>
-    <w:lvl w:ilvl="2" w:tplc="4809001B" w:tentative="1">
-      <w:start w:val="1"/>
-      <w:numFmt w:val="lowerRoman"/>
-      <w:lvlText w:val="%3."/>
-      <w:lvlJc w:val="right"/>
-      <w:pPr>
-        <w:ind w:left="2160" w:hanging="180"/>
-      </w:pPr>
-    </w:lvl>
-    <w:lvl w:ilvl="3" w:tplc="4809000F" w:tentative="1">
-      <w:start w:val="1"/>
-      <w:numFmt w:val="decimal"/>
-      <w:lvlText w:val="%4."/>
-      <w:lvlJc w:val="left"/>
-      <w:pPr>
-        <w:ind w:left="2880" w:hanging="360"/>
-      </w:pPr>
-    </w:lvl>
-    <w:lvl w:ilvl="4" w:tplc="48090019" w:tentative="1">
-      <w:start w:val="1"/>
-      <w:numFmt w:val="lowerLetter"/>
-      <w:lvlText w:val="%5."/>
-      <w:lvlJc w:val="left"/>
-      <w:pPr>
-        <w:ind w:left="3600" w:hanging="360"/>
-      </w:pPr>
-    </w:lvl>
-    <w:lvl w:ilvl="5" w:tplc="4809001B" w:tentative="1">
-      <w:start w:val="1"/>
-      <w:numFmt w:val="lowerRoman"/>
-      <w:lvlText w:val="%6."/>
-      <w:lvlJc w:val="right"/>
-      <w:pPr>
-        <w:ind w:left="4320" w:hanging="180"/>
-      </w:pPr>
-    </w:lvl>
-    <w:lvl w:ilvl="6" w:tplc="4809000F" w:tentative="1">
-      <w:start w:val="1"/>
-      <w:numFmt w:val="decimal"/>
-      <w:lvlText w:val="%7."/>
-      <w:lvlJc w:val="left"/>
-      <w:pPr>
-        <w:ind w:left="5040" w:hanging="360"/>
-      </w:pPr>
-    </w:lvl>
-    <w:lvl w:ilvl="7" w:tplc="48090019" w:tentative="1">
-      <w:start w:val="1"/>
-      <w:numFmt w:val="lowerLetter"/>
-      <w:lvlText w:val="%8."/>
-      <w:lvlJc w:val="left"/>
-      <w:pPr>
-        <w:ind w:left="5760" w:hanging="360"/>
-      </w:pPr>
-    </w:lvl>
-    <w:lvl w:ilvl="8" w:tplc="4809001B" w:tentative="1">
-      <w:start w:val="1"/>
-      <w:numFmt w:val="lowerRoman"/>
-      <w:lvlText w:val="%9."/>
-      <w:lvlJc w:val="right"/>
-      <w:pPr>
-        <w:ind w:left="6480" w:hanging="180"/>
-      </w:pPr>
-    </w:lvl>
-  </w:abstractNum>
-  <w:abstractNum w:abstractNumId="4">
-    <w:nsid w:val="3A5353A3"/>
-    <w:multiLevelType w:val="hybridMultilevel"/>
-    <w:tmpl w:val="A776D15C"/>
-    <w:lvl w:ilvl="0" w:tplc="48090017">
-      <w:start w:val="1"/>
-      <w:numFmt w:val="lowerLetter"/>
-      <w:lvlText w:val="%1)"/>
-      <w:lvlJc w:val="left"/>
-      <w:pPr>
-        <w:ind w:left="1076" w:hanging="360"/>
-      </w:pPr>
-    </w:lvl>
-    <w:lvl w:ilvl="1" w:tplc="48090019" w:tentative="1">
-      <w:start w:val="1"/>
-      <w:numFmt w:val="lowerLetter"/>
-      <w:lvlText w:val="%2."/>
-      <w:lvlJc w:val="left"/>
-      <w:pPr>
-        <w:ind w:left="1796" w:hanging="360"/>
-      </w:pPr>
-    </w:lvl>
-    <w:lvl w:ilvl="2" w:tplc="4809001B" w:tentative="1">
-      <w:start w:val="1"/>
-      <w:numFmt w:val="lowerRoman"/>
-      <w:lvlText w:val="%3."/>
-      <w:lvlJc w:val="right"/>
-      <w:pPr>
-        <w:ind w:left="2516" w:hanging="180"/>
-      </w:pPr>
-    </w:lvl>
-    <w:lvl w:ilvl="3" w:tplc="4809000F" w:tentative="1">
-      <w:start w:val="1"/>
-      <w:numFmt w:val="decimal"/>
-      <w:lvlText w:val="%4."/>
-      <w:lvlJc w:val="left"/>
-      <w:pPr>
-        <w:ind w:left="3236" w:hanging="360"/>
-      </w:pPr>
-    </w:lvl>
-    <w:lvl w:ilvl="4" w:tplc="48090019" w:tentative="1">
-      <w:start w:val="1"/>
-      <w:numFmt w:val="lowerLetter"/>
-      <w:lvlText w:val="%5."/>
-      <w:lvlJc w:val="left"/>
-      <w:pPr>
-        <w:ind w:left="3956" w:hanging="360"/>
-      </w:pPr>
-    </w:lvl>
-    <w:lvl w:ilvl="5" w:tplc="4809001B" w:tentative="1">
-      <w:start w:val="1"/>
-      <w:numFmt w:val="lowerRoman"/>
-      <w:lvlText w:val="%6."/>
-      <w:lvlJc w:val="right"/>
-      <w:pPr>
-        <w:ind w:left="4676" w:hanging="180"/>
-      </w:pPr>
-    </w:lvl>
-    <w:lvl w:ilvl="6" w:tplc="4809000F" w:tentative="1">
-      <w:start w:val="1"/>
-      <w:numFmt w:val="decimal"/>
-      <w:lvlText w:val="%7."/>
-      <w:lvlJc w:val="left"/>
-      <w:pPr>
-        <w:ind w:left="5396" w:hanging="360"/>
-      </w:pPr>
-    </w:lvl>
-    <w:lvl w:ilvl="7" w:tplc="48090019" w:tentative="1">
-      <w:start w:val="1"/>
-      <w:numFmt w:val="lowerLetter"/>
-      <w:lvlText w:val="%8."/>
-      <w:lvlJc w:val="left"/>
-      <w:pPr>
-        <w:ind w:left="6116" w:hanging="360"/>
-      </w:pPr>
-    </w:lvl>
-    <w:lvl w:ilvl="8" w:tplc="4809001B" w:tentative="1">
-      <w:start w:val="1"/>
-      <w:numFmt w:val="lowerRoman"/>
-      <w:lvlText w:val="%9."/>
-      <w:lvlJc w:val="right"/>
-      <w:pPr>
-        <w:ind w:left="6836" w:hanging="180"/>
-      </w:pPr>
-    </w:lvl>
-  </w:abstractNum>
-  <w:abstractNum w:abstractNumId="5">
-    <w:nsid w:val="46D05F03"/>
-    <w:multiLevelType w:val="hybridMultilevel"/>
-    <w:tmpl w:val="659C9F9E"/>
-    <w:lvl w:ilvl="0" w:tplc="59429B86">
-      <w:start w:val="1"/>
-      <w:numFmt w:val="lowerLetter"/>
-      <w:lvlText w:val="(%1)"/>
-      <w:lvlJc w:val="left"/>
-      <w:pPr>
-        <w:ind w:left="720" w:hanging="360"/>
-      </w:pPr>
-      <w:rPr>
-        <w:rFonts w:hint="default"/>
-      </w:rPr>
-    </w:lvl>
-    <w:lvl w:ilvl="1" w:tplc="48090019" w:tentative="1">
-      <w:start w:val="1"/>
-      <w:numFmt w:val="lowerLetter"/>
-      <w:lvlText w:val="%2."/>
-      <w:lvlJc w:val="left"/>
-      <w:pPr>
-        <w:ind w:left="1440" w:hanging="360"/>
-      </w:pPr>
-    </w:lvl>
-    <w:lvl w:ilvl="2" w:tplc="4809001B" w:tentative="1">
-      <w:start w:val="1"/>
-      <w:numFmt w:val="lowerRoman"/>
-      <w:lvlText w:val="%3."/>
-      <w:lvlJc w:val="right"/>
-      <w:pPr>
-        <w:ind w:left="2160" w:hanging="180"/>
-      </w:pPr>
-    </w:lvl>
-    <w:lvl w:ilvl="3" w:tplc="4809000F" w:tentative="1">
-      <w:start w:val="1"/>
-      <w:numFmt w:val="decimal"/>
-      <w:lvlText w:val="%4."/>
-      <w:lvlJc w:val="left"/>
-      <w:pPr>
-        <w:ind w:left="2880" w:hanging="360"/>
-      </w:pPr>
-    </w:lvl>
-    <w:lvl w:ilvl="4" w:tplc="48090019" w:tentative="1">
-      <w:start w:val="1"/>
-      <w:numFmt w:val="lowerLetter"/>
-      <w:lvlText w:val="%5."/>
-      <w:lvlJc w:val="left"/>
-      <w:pPr>
-        <w:ind w:left="3600" w:hanging="360"/>
-      </w:pPr>
-    </w:lvl>
-    <w:lvl w:ilvl="5" w:tplc="4809001B" w:tentative="1">
-      <w:start w:val="1"/>
-      <w:numFmt w:val="lowerRoman"/>
-      <w:lvlText w:val="%6."/>
-      <w:lvlJc w:val="right"/>
-      <w:pPr>
-        <w:ind w:left="4320" w:hanging="180"/>
-      </w:pPr>
-    </w:lvl>
-    <w:lvl w:ilvl="6" w:tplc="4809000F" w:tentative="1">
-      <w:start w:val="1"/>
-      <w:numFmt w:val="decimal"/>
-      <w:lvlText w:val="%7."/>
-      <w:lvlJc w:val="left"/>
-      <w:pPr>
-        <w:ind w:left="5040" w:hanging="360"/>
-      </w:pPr>
-    </w:lvl>
-    <w:lvl w:ilvl="7" w:tplc="48090019" w:tentative="1">
-      <w:start w:val="1"/>
-      <w:numFmt w:val="lowerLetter"/>
-      <w:lvlText w:val="%8."/>
-      <w:lvlJc w:val="left"/>
-      <w:pPr>
-        <w:ind w:left="5760" w:hanging="360"/>
-      </w:pPr>
-    </w:lvl>
-    <w:lvl w:ilvl="8" w:tplc="4809001B" w:tentative="1">
-      <w:start w:val="1"/>
-      <w:numFmt w:val="lowerRoman"/>
-      <w:lvlText w:val="%9."/>
-      <w:lvlJc w:val="right"/>
-      <w:pPr>
-        <w:ind w:left="6480" w:hanging="180"/>
-      </w:pPr>
-    </w:lvl>
-  </w:abstractNum>
-  <w:abstractNum w:abstractNumId="6">
-    <w:nsid w:val="53C50712"/>
-    <w:multiLevelType w:val="hybridMultilevel"/>
-    <w:tmpl w:val="D2CEA502"/>
-    <w:lvl w:ilvl="0" w:tplc="48090017">
-      <w:start w:val="1"/>
-      <w:numFmt w:val="lowerLetter"/>
-      <w:lvlText w:val="%1)"/>
-      <w:lvlJc w:val="left"/>
-      <w:pPr>
-        <w:ind w:left="792" w:hanging="360"/>
-      </w:pPr>
-    </w:lvl>
-    <w:lvl w:ilvl="1" w:tplc="48090019" w:tentative="1">
-      <w:start w:val="1"/>
-      <w:numFmt w:val="lowerLetter"/>
-      <w:lvlText w:val="%2."/>
-      <w:lvlJc w:val="left"/>
-      <w:pPr>
-        <w:ind w:left="1512" w:hanging="360"/>
-      </w:pPr>
-    </w:lvl>
-    <w:lvl w:ilvl="2" w:tplc="4809001B" w:tentative="1">
-      <w:start w:val="1"/>
-      <w:numFmt w:val="lowerRoman"/>
-      <w:lvlText w:val="%3."/>
-      <w:lvlJc w:val="right"/>
-      <w:pPr>
-        <w:ind w:left="2232" w:hanging="180"/>
-      </w:pPr>
-    </w:lvl>
-    <w:lvl w:ilvl="3" w:tplc="4809000F" w:tentative="1">
-      <w:start w:val="1"/>
-      <w:numFmt w:val="decimal"/>
-      <w:lvlText w:val="%4."/>
-      <w:lvlJc w:val="left"/>
-      <w:pPr>
-        <w:ind w:left="2952" w:hanging="360"/>
-      </w:pPr>
-    </w:lvl>
-    <w:lvl w:ilvl="4" w:tplc="48090019" w:tentative="1">
-      <w:start w:val="1"/>
-      <w:numFmt w:val="lowerLetter"/>
-      <w:lvlText w:val="%5."/>
-      <w:lvlJc w:val="left"/>
-      <w:pPr>
-        <w:ind w:left="3672" w:hanging="360"/>
-      </w:pPr>
-    </w:lvl>
-    <w:lvl w:ilvl="5" w:tplc="4809001B" w:tentative="1">
-      <w:start w:val="1"/>
-      <w:numFmt w:val="lowerRoman"/>
-      <w:lvlText w:val="%6."/>
-      <w:lvlJc w:val="right"/>
-      <w:pPr>
-        <w:ind w:left="4392" w:hanging="180"/>
-      </w:pPr>
-    </w:lvl>
-    <w:lvl w:ilvl="6" w:tplc="4809000F" w:tentative="1">
-      <w:start w:val="1"/>
-      <w:numFmt w:val="decimal"/>
-      <w:lvlText w:val="%7."/>
-      <w:lvlJc w:val="left"/>
-      <w:pPr>
-        <w:ind w:left="5112" w:hanging="360"/>
-      </w:pPr>
-    </w:lvl>
-    <w:lvl w:ilvl="7" w:tplc="48090019" w:tentative="1">
-      <w:start w:val="1"/>
-      <w:numFmt w:val="lowerLetter"/>
-      <w:lvlText w:val="%8."/>
-      <w:lvlJc w:val="left"/>
-      <w:pPr>
-        <w:ind w:left="5832" w:hanging="360"/>
-      </w:pPr>
-    </w:lvl>
-    <w:lvl w:ilvl="8" w:tplc="4809001B" w:tentative="1">
-      <w:start w:val="1"/>
-      <w:numFmt w:val="lowerRoman"/>
-      <w:lvlText w:val="%9."/>
-      <w:lvlJc w:val="right"/>
-      <w:pPr>
-        <w:ind w:left="6552" w:hanging="180"/>
-      </w:pPr>
-    </w:lvl>
-  </w:abstractNum>
-  <w:abstractNum w:abstractNumId="7">
-    <w:nsid w:val="55A2020E"/>
-    <w:multiLevelType w:val="hybridMultilevel"/>
-    <w:tmpl w:val="F0163868"/>
-    <w:lvl w:ilvl="0" w:tplc="48090017">
-      <w:start w:val="1"/>
-      <w:numFmt w:val="lowerLetter"/>
-      <w:lvlText w:val="%1)"/>
-      <w:lvlJc w:val="left"/>
-      <w:pPr>
-        <w:ind w:left="720" w:hanging="360"/>
-      </w:pPr>
-    </w:lvl>
-    <w:lvl w:ilvl="1" w:tplc="48090019" w:tentative="1">
-      <w:start w:val="1"/>
-      <w:numFmt w:val="lowerLetter"/>
-      <w:lvlText w:val="%2."/>
-      <w:lvlJc w:val="left"/>
-      <w:pPr>
-        <w:ind w:left="1440" w:hanging="360"/>
-      </w:pPr>
-    </w:lvl>
-    <w:lvl w:ilvl="2" w:tplc="4809001B" w:tentative="1">
-      <w:start w:val="1"/>
-      <w:numFmt w:val="lowerRoman"/>
-      <w:lvlText w:val="%3."/>
-      <w:lvlJc w:val="right"/>
-      <w:pPr>
-        <w:ind w:left="2160" w:hanging="180"/>
-      </w:pPr>
-    </w:lvl>
-    <w:lvl w:ilvl="3" w:tplc="4809000F" w:tentative="1">
-      <w:start w:val="1"/>
-      <w:numFmt w:val="decimal"/>
-      <w:lvlText w:val="%4."/>
-      <w:lvlJc w:val="left"/>
-      <w:pPr>
-        <w:ind w:left="2880" w:hanging="360"/>
-      </w:pPr>
-    </w:lvl>
-    <w:lvl w:ilvl="4" w:tplc="48090019" w:tentative="1">
-      <w:start w:val="1"/>
-      <w:numFmt w:val="lowerLetter"/>
-      <w:lvlText w:val="%5."/>
-      <w:lvlJc w:val="left"/>
-      <w:pPr>
-        <w:ind w:left="3600" w:hanging="360"/>
-      </w:pPr>
-    </w:lvl>
-    <w:lvl w:ilvl="5" w:tplc="4809001B" w:tentative="1">
-      <w:start w:val="1"/>
-      <w:numFmt w:val="lowerRoman"/>
-      <w:lvlText w:val="%6."/>
-      <w:lvlJc w:val="right"/>
-      <w:pPr>
-        <w:ind w:left="4320" w:hanging="180"/>
-      </w:pPr>
-    </w:lvl>
-    <w:lvl w:ilvl="6" w:tplc="4809000F" w:tentative="1">
-      <w:start w:val="1"/>
-      <w:numFmt w:val="decimal"/>
-      <w:lvlText w:val="%7."/>
-      <w:lvlJc w:val="left"/>
-      <w:pPr>
-        <w:ind w:left="5040" w:hanging="360"/>
-      </w:pPr>
-    </w:lvl>
-    <w:lvl w:ilvl="7" w:tplc="48090019" w:tentative="1">
-      <w:start w:val="1"/>
-      <w:numFmt w:val="lowerLetter"/>
-      <w:lvlText w:val="%8."/>
-      <w:lvlJc w:val="left"/>
-      <w:pPr>
-        <w:ind w:left="5760" w:hanging="360"/>
-      </w:pPr>
-    </w:lvl>
-    <w:lvl w:ilvl="8" w:tplc="4809001B" w:tentative="1">
-      <w:start w:val="1"/>
-      <w:numFmt w:val="lowerRoman"/>
-      <w:lvlText w:val="%9."/>
-      <w:lvlJc w:val="right"/>
-      <w:pPr>
-        <w:ind w:left="6480" w:hanging="180"/>
-      </w:pPr>
-    </w:lvl>
-  </w:abstractNum>
-  <w:abstractNum w:abstractNumId="8">
-    <w:nsid w:val="578B3D67"/>
-    <w:multiLevelType w:val="hybridMultilevel"/>
-    <w:tmpl w:val="84EA95F6"/>
-    <w:lvl w:ilvl="0" w:tplc="9864E372">
-      <w:start w:val="1"/>
-      <w:numFmt w:val="decimal"/>
-      <w:lvlText w:val="(%1)"/>
-      <w:lvlJc w:val="left"/>
-      <w:pPr>
-        <w:ind w:left="360" w:hanging="360"/>
-      </w:pPr>
-      <w:rPr>
-        <w:rFonts w:hint="default"/>
-      </w:rPr>
-    </w:lvl>
-    <w:lvl w:ilvl="1" w:tplc="48090019">
-      <w:start w:val="1"/>
-      <w:numFmt w:val="lowerLetter"/>
-      <w:lvlText w:val="%2."/>
-      <w:lvlJc w:val="left"/>
-      <w:pPr>
-        <w:ind w:left="1080" w:hanging="360"/>
-      </w:pPr>
-    </w:lvl>
-    <w:lvl w:ilvl="2" w:tplc="4809001B" w:tentative="1">
-      <w:start w:val="1"/>
-      <w:numFmt w:val="lowerRoman"/>
-      <w:lvlText w:val="%3."/>
-      <w:lvlJc w:val="right"/>
-      <w:pPr>
-        <w:ind w:left="1800" w:hanging="180"/>
-      </w:pPr>
-    </w:lvl>
-    <w:lvl w:ilvl="3" w:tplc="4809000F" w:tentative="1">
-      <w:start w:val="1"/>
-      <w:numFmt w:val="decimal"/>
-      <w:lvlText w:val="%4."/>
-      <w:lvlJc w:val="left"/>
-      <w:pPr>
-        <w:ind w:left="2520" w:hanging="360"/>
-      </w:pPr>
-    </w:lvl>
-    <w:lvl w:ilvl="4" w:tplc="48090019" w:tentative="1">
-      <w:start w:val="1"/>
-      <w:numFmt w:val="lowerLetter"/>
-      <w:lvlText w:val="%5."/>
-      <w:lvlJc w:val="left"/>
-      <w:pPr>
-        <w:ind w:left="3240" w:hanging="360"/>
-      </w:pPr>
-    </w:lvl>
-    <w:lvl w:ilvl="5" w:tplc="4809001B" w:tentative="1">
-      <w:start w:val="1"/>
-      <w:numFmt w:val="lowerRoman"/>
-      <w:lvlText w:val="%6."/>
-      <w:lvlJc w:val="right"/>
-      <w:pPr>
-        <w:ind w:left="3960" w:hanging="180"/>
-      </w:pPr>
-    </w:lvl>
-    <w:lvl w:ilvl="6" w:tplc="4809000F" w:tentative="1">
-      <w:start w:val="1"/>
-      <w:numFmt w:val="decimal"/>
-      <w:lvlText w:val="%7."/>
-      <w:lvlJc w:val="left"/>
-      <w:pPr>
-        <w:ind w:left="4680" w:hanging="360"/>
-      </w:pPr>
-    </w:lvl>
-    <w:lvl w:ilvl="7" w:tplc="48090019" w:tentative="1">
-      <w:start w:val="1"/>
-      <w:numFmt w:val="lowerLetter"/>
-      <w:lvlText w:val="%8."/>
-      <w:lvlJc w:val="left"/>
-      <w:pPr>
-        <w:ind w:left="5400" w:hanging="360"/>
-      </w:pPr>
-    </w:lvl>
-    <w:lvl w:ilvl="8" w:tplc="4809001B" w:tentative="1">
-      <w:start w:val="1"/>
-      <w:numFmt w:val="lowerRoman"/>
-      <w:lvlText w:val="%9."/>
-      <w:lvlJc w:val="right"/>
-      <w:pPr>
-        <w:ind w:left="6120" w:hanging="180"/>
-      </w:pPr>
-    </w:lvl>
-  </w:abstractNum>
-  <w:abstractNum w:abstractNumId="9">
-    <w:nsid w:val="60A2626A"/>
-    <w:multiLevelType w:val="hybridMultilevel"/>
-    <w:tmpl w:val="9EA6F0FE"/>
-    <w:lvl w:ilvl="0" w:tplc="48090017">
-      <w:start w:val="1"/>
-      <w:numFmt w:val="lowerLetter"/>
-      <w:lvlText w:val="%1)"/>
-      <w:lvlJc w:val="left"/>
-      <w:pPr>
-        <w:ind w:left="720" w:hanging="360"/>
-      </w:pPr>
-    </w:lvl>
-    <w:lvl w:ilvl="1" w:tplc="48090019" w:tentative="1">
-      <w:start w:val="1"/>
-      <w:numFmt w:val="lowerLetter"/>
-      <w:lvlText w:val="%2."/>
-      <w:lvlJc w:val="left"/>
-      <w:pPr>
-        <w:ind w:left="1440" w:hanging="360"/>
-      </w:pPr>
-    </w:lvl>
-    <w:lvl w:ilvl="2" w:tplc="4809001B" w:tentative="1">
-      <w:start w:val="1"/>
-      <w:numFmt w:val="lowerRoman"/>
-      <w:lvlText w:val="%3."/>
-      <w:lvlJc w:val="right"/>
-      <w:pPr>
-        <w:ind w:left="2160" w:hanging="180"/>
-      </w:pPr>
-    </w:lvl>
-    <w:lvl w:ilvl="3" w:tplc="4809000F" w:tentative="1">
-      <w:start w:val="1"/>
-      <w:numFmt w:val="decimal"/>
-      <w:lvlText w:val="%4."/>
-      <w:lvlJc w:val="left"/>
-      <w:pPr>
-        <w:ind w:left="2880" w:hanging="360"/>
-      </w:pPr>
-    </w:lvl>
-    <w:lvl w:ilvl="4" w:tplc="48090019" w:tentative="1">
-      <w:start w:val="1"/>
-      <w:numFmt w:val="lowerLetter"/>
-      <w:lvlText w:val="%5."/>
-      <w:lvlJc w:val="left"/>
-      <w:pPr>
-        <w:ind w:left="3600" w:hanging="360"/>
-      </w:pPr>
-    </w:lvl>
-    <w:lvl w:ilvl="5" w:tplc="4809001B" w:tentative="1">
-      <w:start w:val="1"/>
-      <w:numFmt w:val="lowerRoman"/>
-      <w:lvlText w:val="%6."/>
-      <w:lvlJc w:val="right"/>
-      <w:pPr>
-        <w:ind w:left="4320" w:hanging="180"/>
-      </w:pPr>
-    </w:lvl>
-    <w:lvl w:ilvl="6" w:tplc="4809000F" w:tentative="1">
-      <w:start w:val="1"/>
-      <w:numFmt w:val="decimal"/>
-      <w:lvlText w:val="%7."/>
-      <w:lvlJc w:val="left"/>
-      <w:pPr>
-        <w:ind w:left="5040" w:hanging="360"/>
-      </w:pPr>
-    </w:lvl>
-    <w:lvl w:ilvl="7" w:tplc="48090019" w:tentative="1">
-      <w:start w:val="1"/>
-      <w:numFmt w:val="lowerLetter"/>
-      <w:lvlText w:val="%8."/>
-      <w:lvlJc w:val="left"/>
-      <w:pPr>
-        <w:ind w:left="5760" w:hanging="360"/>
-      </w:pPr>
-    </w:lvl>
-    <w:lvl w:ilvl="8" w:tplc="4809001B" w:tentative="1">
-      <w:start w:val="1"/>
-      <w:numFmt w:val="lowerRoman"/>
-      <w:lvlText w:val="%9."/>
-      <w:lvlJc w:val="right"/>
-      <w:pPr>
-        <w:ind w:left="6480" w:hanging="180"/>
-      </w:pPr>
-    </w:lvl>
-  </w:abstractNum>
-  <w:abstractNum w:abstractNumId="10">
-    <w:nsid w:val="692E4637"/>
-    <w:multiLevelType w:val="hybridMultilevel"/>
-    <w:tmpl w:val="4DE851A0"/>
-    <w:lvl w:ilvl="0" w:tplc="324C0A3E">
-      <w:start w:val="1"/>
-      <w:numFmt w:val="lowerLetter"/>
-      <w:lvlText w:val="(%1)"/>
-      <w:lvlJc w:val="left"/>
-      <w:pPr>
-        <w:ind w:left="720" w:hanging="360"/>
-      </w:pPr>
-      <w:rPr>
-        <w:rFonts w:hint="default"/>
-      </w:rPr>
-    </w:lvl>
-    <w:lvl w:ilvl="1" w:tplc="48090019" w:tentative="1">
-      <w:start w:val="1"/>
-      <w:numFmt w:val="lowerLetter"/>
-      <w:lvlText w:val="%2."/>
-      <w:lvlJc w:val="left"/>
-      <w:pPr>
-        <w:ind w:left="1440" w:hanging="360"/>
-      </w:pPr>
-    </w:lvl>
-    <w:lvl w:ilvl="2" w:tplc="4809001B" w:tentative="1">
-      <w:start w:val="1"/>
-      <w:numFmt w:val="lowerRoman"/>
-      <w:lvlText w:val="%3."/>
-      <w:lvlJc w:val="right"/>
-      <w:pPr>
-        <w:ind w:left="2160" w:hanging="180"/>
-      </w:pPr>
-    </w:lvl>
-    <w:lvl w:ilvl="3" w:tplc="4809000F" w:tentative="1">
-      <w:start w:val="1"/>
-      <w:numFmt w:val="decimal"/>
-      <w:lvlText w:val="%4."/>
-      <w:lvlJc w:val="left"/>
-      <w:pPr>
-        <w:ind w:left="2880" w:hanging="360"/>
-      </w:pPr>
-    </w:lvl>
-    <w:lvl w:ilvl="4" w:tplc="48090019" w:tentative="1">
-      <w:start w:val="1"/>
-      <w:numFmt w:val="lowerLetter"/>
-      <w:lvlText w:val="%5."/>
-      <w:lvlJc w:val="left"/>
-      <w:pPr>
-        <w:ind w:left="3600" w:hanging="360"/>
-      </w:pPr>
-    </w:lvl>
-    <w:lvl w:ilvl="5" w:tplc="4809001B" w:tentative="1">
-      <w:start w:val="1"/>
-      <w:numFmt w:val="lowerRoman"/>
-      <w:lvlText w:val="%6."/>
-      <w:lvlJc w:val="right"/>
-      <w:pPr>
-        <w:ind w:left="4320" w:hanging="180"/>
-      </w:pPr>
-    </w:lvl>
-    <w:lvl w:ilvl="6" w:tplc="4809000F" w:tentative="1">
-      <w:start w:val="1"/>
-      <w:numFmt w:val="decimal"/>
-      <w:lvlText w:val="%7."/>
-      <w:lvlJc w:val="left"/>
-      <w:pPr>
-        <w:ind w:left="5040" w:hanging="360"/>
-      </w:pPr>
-    </w:lvl>
-    <w:lvl w:ilvl="7" w:tplc="48090019" w:tentative="1">
-      <w:start w:val="1"/>
-      <w:numFmt w:val="lowerLetter"/>
-      <w:lvlText w:val="%8."/>
-      <w:lvlJc w:val="left"/>
-      <w:pPr>
-        <w:ind w:left="5760" w:hanging="360"/>
-      </w:pPr>
-    </w:lvl>
-    <w:lvl w:ilvl="8" w:tplc="4809001B" w:tentative="1">
-      <w:start w:val="1"/>
-      <w:numFmt w:val="lowerRoman"/>
-      <w:lvlText w:val="%9."/>
-      <w:lvlJc w:val="right"/>
-      <w:pPr>
-        <w:ind w:left="6480" w:hanging="180"/>
-      </w:pPr>
-    </w:lvl>
-  </w:abstractNum>
-  <w:abstractNum w:abstractNumId="11">
-    <w:nsid w:val="69C27FF8"/>
-    <w:multiLevelType w:val="hybridMultilevel"/>
-    <w:tmpl w:val="627000CC"/>
-    <w:lvl w:ilvl="0" w:tplc="08090017">
-      <w:start w:val="1"/>
-      <w:numFmt w:val="lowerLetter"/>
-      <w:lvlText w:val="%1)"/>
-      <w:lvlJc w:val="left"/>
-      <w:pPr>
-        <w:ind w:left="720" w:hanging="360"/>
-      </w:pPr>
-      <w:rPr>
-        <w:rFonts w:hint="default"/>
-      </w:rPr>
-    </w:lvl>
-    <w:lvl w:ilvl="1" w:tplc="08090019" w:tentative="1">
-      <w:start w:val="1"/>
-      <w:numFmt w:val="lowerLetter"/>
-      <w:lvlText w:val="%2."/>
-      <w:lvlJc w:val="left"/>
-      <w:pPr>
-        <w:ind w:left="1440" w:hanging="360"/>
-      </w:pPr>
-    </w:lvl>
-    <w:lvl w:ilvl="2" w:tplc="0809001B" w:tentative="1">
-      <w:start w:val="1"/>
-      <w:numFmt w:val="lowerRoman"/>
-      <w:lvlText w:val="%3."/>
-      <w:lvlJc w:val="right"/>
-      <w:pPr>
-        <w:ind w:left="2160" w:hanging="180"/>
-      </w:pPr>
-    </w:lvl>
-    <w:lvl w:ilvl="3" w:tplc="0809000F" w:tentative="1">
-      <w:start w:val="1"/>
-      <w:numFmt w:val="decimal"/>
-      <w:lvlText w:val="%4."/>
-      <w:lvlJc w:val="left"/>
-      <w:pPr>
-        <w:ind w:left="2880" w:hanging="360"/>
-      </w:pPr>
-    </w:lvl>
-    <w:lvl w:ilvl="4" w:tplc="08090019" w:tentative="1">
-      <w:start w:val="1"/>
-      <w:numFmt w:val="lowerLetter"/>
-      <w:lvlText w:val="%5."/>
-      <w:lvlJc w:val="left"/>
-      <w:pPr>
-        <w:ind w:left="3600" w:hanging="360"/>
-      </w:pPr>
-    </w:lvl>
-    <w:lvl w:ilvl="5" w:tplc="0809001B" w:tentative="1">
-      <w:start w:val="1"/>
-      <w:numFmt w:val="lowerRoman"/>
-      <w:lvlText w:val="%6."/>
-      <w:lvlJc w:val="right"/>
-      <w:pPr>
-        <w:ind w:left="4320" w:hanging="180"/>
-      </w:pPr>
-    </w:lvl>
-    <w:lvl w:ilvl="6" w:tplc="0809000F" w:tentative="1">
-      <w:start w:val="1"/>
-      <w:numFmt w:val="decimal"/>
-      <w:lvlText w:val="%7."/>
-      <w:lvlJc w:val="left"/>
-      <w:pPr>
-        <w:ind w:left="5040" w:hanging="360"/>
-      </w:pPr>
-    </w:lvl>
-    <w:lvl w:ilvl="7" w:tplc="08090019" w:tentative="1">
-      <w:start w:val="1"/>
-      <w:numFmt w:val="lowerLetter"/>
-      <w:lvlText w:val="%8."/>
-      <w:lvlJc w:val="left"/>
-      <w:pPr>
-        <w:ind w:left="5760" w:hanging="360"/>
-      </w:pPr>
-    </w:lvl>
-    <w:lvl w:ilvl="8" w:tplc="0809001B" w:tentative="1">
-      <w:start w:val="1"/>
-      <w:numFmt w:val="lowerRoman"/>
-      <w:lvlText w:val="%9."/>
-      <w:lvlJc w:val="right"/>
-      <w:pPr>
         <w:ind w:left="6480" w:hanging="180"/>
       </w:pPr>
     </w:lvl>
   </w:abstractNum>
   <w:num w:numId="1">
-    <w:abstractNumId w:val="5"/>
+    <w:abstractNumId w:val="3"/>
   </w:num>
   <w:num w:numId="2">
-    <w:abstractNumId w:val="3"/>
+    <w:abstractNumId w:val="2"/>
   </w:num>
   <w:num w:numId="3">
-    <w:abstractNumId w:val="6"/>
+    <w:abstractNumId w:val="0"/>
   </w:num>
   <w:num w:numId="4">
-    <w:abstractNumId w:val="7"/>
-  </w:num>
-  <w:num w:numId="5">
-    <w:abstractNumId w:val="9"/>
-  </w:num>
-  <w:num w:numId="6">
-    <w:abstractNumId w:val="4"/>
-  </w:num>
-  <w:num w:numId="7">
-    <w:abstractNumId w:val="0"/>
-  </w:num>
-  <w:num w:numId="8">
-    <w:abstractNumId w:val="8"/>
-  </w:num>
-  <w:num w:numId="9">
-    <w:abstractNumId w:val="2"/>
-  </w:num>
-  <w:num w:numId="10">
     <w:abstractNumId w:val="1"/>
   </w:num>
-  <w:num w:numId="11">
-    <w:abstractNumId w:val="10"/>
-  </w:num>
-  <w:num w:numId="12">
-    <w:abstractNumId w:val="11"/>
-  </w:num>
-  <w:numIdMacAtCleanup w:val="10"/>
 </w:numbering>
 </file>
 
 <file path=word/styles.xml><?xml version="1.0" encoding="utf-8"?>
-<w:styles xmlns:mc="http://schemas.openxmlformats.org/markup-compatibility/2006" xmlns:r="http://schemas.openxmlformats.org/officeDocument/2006/relationships" xmlns:w="http://schemas.openxmlformats.org/wordprocessingml/2006/main" xmlns:w14="http://schemas.microsoft.com/office/word/2010/wordml" mc:Ignorable="w14">
+<w:styles xmlns:mc="http://schemas.openxmlformats.org/markup-compatibility/2006" xmlns:o="urn:schemas-microsoft-com:office:office" xmlns:r="http://schemas.openxmlformats.org/officeDocument/2006/relationships" xmlns:m="http://schemas.openxmlformats.org/officeDocument/2006/math" xmlns:v="urn:schemas-microsoft-com:vml" xmlns:w="http://schemas.openxmlformats.org/wordprocessingml/2006/main" xmlns:w14="http://schemas.microsoft.com/office/word/2010/wordml" xmlns:w10="urn:schemas-microsoft-com:office:word" xmlns:sl="http://schemas.openxmlformats.org/schemaLibrary/2006/main" xmlns:wpsCustomData="http://www.wps.cn/officeDocument/2013/wpsCustomData" mc:Ignorable="w14">
   <w:docDefaults>
     <w:rPrDefault>
       <w:rPr>
-        <w:rFonts w:ascii="Times New Roman" w:eastAsia="Times New Roman" w:hAnsi="Times New Roman" w:cs="Times New Roman"/>
-        <w:lang w:val="en-SG" w:eastAsia="zh-CN" w:bidi="ar-SA"/>
+        <w:rFonts w:ascii="Times New Roman" w:hAnsi="Times New Roman" w:eastAsia="Times New Roman" w:cs="Times New Roman"/>
       </w:rPr>
     </w:rPrDefault>
     <w:pPrDefault/>
   </w:docDefaults>
-  <w:latentStyles w:defLockedState="0" w:defUIPriority="99" w:defSemiHidden="1" w:defUnhideWhenUsed="1" w:defQFormat="0" w:count="267">
-    <w:lsdException w:name="Normal" w:semiHidden="0" w:uiPriority="0" w:unhideWhenUsed="0" w:qFormat="1"/>
-    <w:lsdException w:name="heading 1" w:semiHidden="0" w:uiPriority="9" w:unhideWhenUsed="0" w:qFormat="1"/>
-    <w:lsdException w:name="heading 2" w:semiHidden="0" w:uiPriority="9" w:unhideWhenUsed="0" w:qFormat="1"/>
-    <w:lsdException w:name="heading 3" w:semiHidden="0" w:uiPriority="0" w:unhideWhenUsed="0" w:qFormat="1"/>
-    <w:lsdException w:name="heading 4" w:semiHidden="0" w:uiPriority="9" w:unhideWhenUsed="0" w:qFormat="1"/>
-    <w:lsdException w:name="heading 5" w:semiHidden="0" w:uiPriority="9" w:unhideWhenUsed="0" w:qFormat="1"/>
-    <w:lsdException w:name="heading 6" w:semiHidden="0" w:uiPriority="9" w:unhideWhenUsed="0" w:qFormat="1"/>
-    <w:lsdException w:name="heading 7" w:semiHidden="0" w:uiPriority="9" w:unhideWhenUsed="0" w:qFormat="1"/>
-    <w:lsdException w:name="heading 8" w:semiHidden="0" w:uiPriority="9" w:unhideWhenUsed="0" w:qFormat="1"/>
-    <w:lsdException w:name="heading 9" w:semiHidden="0" w:uiPriority="9" w:unhideWhenUsed="0" w:qFormat="1"/>
-    <w:lsdException w:name="toc 1" w:uiPriority="39"/>
-    <w:lsdException w:name="toc 2" w:uiPriority="39"/>
-    <w:lsdException w:name="toc 3" w:uiPriority="39"/>
-    <w:lsdException w:name="toc 4" w:uiPriority="39"/>
-    <w:lsdException w:name="toc 5" w:uiPriority="39"/>
-    <w:lsdException w:name="toc 6" w:uiPriority="39"/>
-    <w:lsdException w:name="toc 7" w:uiPriority="39"/>
-    <w:lsdException w:name="toc 8" w:uiPriority="39"/>
-    <w:lsdException w:name="toc 9" w:uiPriority="39"/>
-    <w:lsdException w:name="caption" w:semiHidden="0" w:uiPriority="35" w:unhideWhenUsed="0" w:qFormat="1"/>
-    <w:lsdException w:name="Title" w:semiHidden="0" w:uiPriority="10" w:unhideWhenUsed="0" w:qFormat="1"/>
-    <w:lsdException w:name="Default Paragraph Font" w:uiPriority="1"/>
-    <w:lsdException w:name="Body Text" w:uiPriority="0"/>
-    <w:lsdException w:name="Subtitle" w:semiHidden="0" w:uiPriority="11" w:unhideWhenUsed="0" w:qFormat="1"/>
-    <w:lsdException w:name="Strong" w:semiHidden="0" w:uiPriority="22" w:unhideWhenUsed="0" w:qFormat="1"/>
-    <w:lsdException w:name="Emphasis" w:semiHidden="0" w:uiPriority="20" w:unhideWhenUsed="0" w:qFormat="1"/>
-    <w:lsdException w:name="Table Grid" w:semiHidden="0" w:uiPriority="59" w:unhideWhenUsed="0"/>
-    <w:lsdException w:name="Placeholder Text" w:unhideWhenUsed="0"/>
-    <w:lsdException w:name="No Spacing" w:semiHidden="0" w:uiPriority="1" w:unhideWhenUsed="0" w:qFormat="1"/>
-    <w:lsdException w:name="Light Shading" w:semiHidden="0" w:uiPriority="60" w:unhideWhenUsed="0"/>
-    <w:lsdException w:name="Light List" w:semiHidden="0" w:uiPriority="61" w:unhideWhenUsed="0"/>
-    <w:lsdException w:name="Light Grid" w:semiHidden="0" w:uiPriority="62" w:unhideWhenUsed="0"/>
-    <w:lsdException w:name="Medium Shading 1" w:semiHidden="0" w:uiPriority="63" w:unhideWhenUsed="0"/>
-    <w:lsdException w:name="Medium Shading 2" w:semiHidden="0" w:uiPriority="64" w:unhideWhenUsed="0"/>
-    <w:lsdException w:name="Medium List 1" w:semiHidden="0" w:uiPriority="65" w:unhideWhenUsed="0"/>
-    <w:lsdException w:name="Medium List 2" w:semiHidden="0" w:uiPriority="66" w:unhideWhenUsed="0"/>
-    <w:lsdException w:name="Medium Grid 1" w:semiHidden="0" w:uiPriority="67" w:unhideWhenUsed="0"/>
-    <w:lsdException w:name="Medium Grid 2" w:semiHidden="0" w:uiPriority="68" w:unhideWhenUsed="0"/>
-    <w:lsdException w:name="Medium Grid 3" w:semiHidden="0" w:uiPriority="69" w:unhideWhenUsed="0"/>
-    <w:lsdException w:name="Dark List" w:semiHidden="0" w:uiPriority="70" w:unhideWhenUsed="0"/>
-    <w:lsdException w:name="Colorful Shading" w:semiHidden="0" w:uiPriority="71" w:unhideWhenUsed="0"/>
-    <w:lsdException w:name="Colorful List" w:semiHidden="0" w:uiPriority="72" w:unhideWhenUsed="0"/>
-    <w:lsdException w:name="Colorful Grid" w:semiHidden="0" w:uiPriority="73" w:unhideWhenUsed="0"/>
-    <w:lsdException w:name="Light Shading Accent 1" w:semiHidden="0" w:uiPriority="60" w:unhideWhenUsed="0"/>
-    <w:lsdException w:name="Light List Accent 1" w:semiHidden="0" w:uiPriority="61" w:unhideWhenUsed="0"/>
-    <w:lsdException w:name="Light Grid Accent 1" w:semiHidden="0" w:uiPriority="62" w:unhideWhenUsed="0"/>
-    <w:lsdException w:name="Medium Shading 1 Accent 1" w:semiHidden="0" w:uiPriority="63" w:unhideWhenUsed="0"/>
-    <w:lsdException w:name="Medium Shading 2 Accent 1" w:semiHidden="0" w:uiPriority="64" w:unhideWhenUsed="0"/>
-    <w:lsdException w:name="Medium List 1 Accent 1" w:semiHidden="0" w:uiPriority="65" w:unhideWhenUsed="0"/>
-    <w:lsdException w:name="Revision" w:unhideWhenUsed="0"/>
-    <w:lsdException w:name="List Paragraph" w:semiHidden="0" w:uiPriority="34" w:unhideWhenUsed="0" w:qFormat="1"/>
-    <w:lsdException w:name="Quote" w:semiHidden="0" w:uiPriority="29" w:unhideWhenUsed="0" w:qFormat="1"/>
-    <w:lsdException w:name="Intense Quote" w:semiHidden="0" w:uiPriority="30" w:unhideWhenUsed="0" w:qFormat="1"/>
-    <w:lsdException w:name="Medium List 2 Accent 1" w:semiHidden="0" w:uiPriority="66" w:unhideWhenUsed="0"/>
-    <w:lsdException w:name="Medium Grid 1 Accent 1" w:semiHidden="0" w:uiPriority="67" w:unhideWhenUsed="0"/>
-    <w:lsdException w:name="Medium Grid 2 Accent 1" w:semiHidden="0" w:uiPriority="68" w:unhideWhenUsed="0"/>
-    <w:lsdException w:name="Medium Grid 3 Accent 1" w:semiHidden="0" w:uiPriority="69" w:unhideWhenUsed="0"/>
-    <w:lsdException w:name="Dark List Accent 1" w:semiHidden="0" w:uiPriority="70" w:unhideWhenUsed="0"/>
-    <w:lsdException w:name="Colorful Shading Accent 1" w:semiHidden="0" w:uiPriority="71" w:unhideWhenUsed="0"/>
-    <w:lsdException w:name="Colorful List Accent 1" w:semiHidden="0" w:uiPriority="72" w:unhideWhenUsed="0"/>
-    <w:lsdException w:name="Colorful Grid Accent 1" w:semiHidden="0" w:uiPriority="73" w:unhideWhenUsed="0"/>
-    <w:lsdException w:name="Light Shading Accent 2" w:semiHidden="0" w:uiPriority="60" w:unhideWhenUsed="0"/>
-    <w:lsdException w:name="Light List Accent 2" w:semiHidden="0" w:uiPriority="61" w:unhideWhenUsed="0"/>
-    <w:lsdException w:name="Light Grid Accent 2" w:semiHidden="0" w:uiPriority="62" w:unhideWhenUsed="0"/>
-    <w:lsdException w:name="Medium Shading 1 Accent 2" w:semiHidden="0" w:uiPriority="63" w:unhideWhenUsed="0"/>
-    <w:lsdException w:name="Medium Shading 2 Accent 2" w:semiHidden="0" w:uiPriority="64" w:unhideWhenUsed="0"/>
-    <w:lsdException w:name="Medium List 1 Accent 2" w:semiHidden="0" w:uiPriority="65" w:unhideWhenUsed="0"/>
-    <w:lsdException w:name="Medium List 2 Accent 2" w:semiHidden="0" w:uiPriority="66" w:unhideWhenUsed="0"/>
-    <w:lsdException w:name="Medium Grid 1 Accent 2" w:semiHidden="0" w:uiPriority="67" w:unhideWhenUsed="0"/>
-    <w:lsdException w:name="Medium Grid 2 Accent 2" w:semiHidden="0" w:uiPriority="68" w:unhideWhenUsed="0"/>
-    <w:lsdException w:name="Medium Grid 3 Accent 2" w:semiHidden="0" w:uiPriority="69" w:unhideWhenUsed="0"/>
-    <w:lsdException w:name="Dark List Accent 2" w:semiHidden="0" w:uiPriority="70" w:unhideWhenUsed="0"/>
-    <w:lsdException w:name="Colorful Shading Accent 2" w:semiHidden="0" w:uiPriority="71" w:unhideWhenUsed="0"/>
-    <w:lsdException w:name="Colorful List Accent 2" w:semiHidden="0" w:uiPriority="72" w:unhideWhenUsed="0"/>
-    <w:lsdException w:name="Colorful Grid Accent 2" w:semiHidden="0" w:uiPriority="73" w:unhideWhenUsed="0"/>
-    <w:lsdException w:name="Light Shading Accent 3" w:semiHidden="0" w:uiPriority="60" w:unhideWhenUsed="0"/>
-    <w:lsdException w:name="Light List Accent 3" w:semiHidden="0" w:uiPriority="61" w:unhideWhenUsed="0"/>
-    <w:lsdException w:name="Light Grid Accent 3" w:semiHidden="0" w:uiPriority="62" w:unhideWhenUsed="0"/>
-    <w:lsdException w:name="Medium Shading 1 Accent 3" w:semiHidden="0" w:uiPriority="63" w:unhideWhenUsed="0"/>
-    <w:lsdException w:name="Medium Shading 2 Accent 3" w:semiHidden="0" w:uiPriority="64" w:unhideWhenUsed="0"/>
-    <w:lsdException w:name="Medium List 1 Accent 3" w:semiHidden="0" w:uiPriority="65" w:unhideWhenUsed="0"/>
-    <w:lsdException w:name="Medium List 2 Accent 3" w:semiHidden="0" w:uiPriority="66" w:unhideWhenUsed="0"/>
-    <w:lsdException w:name="Medium Grid 1 Accent 3" w:semiHidden="0" w:uiPriority="67" w:unhideWhenUsed="0"/>
-    <w:lsdException w:name="Medium Grid 2 Accent 3" w:semiHidden="0" w:uiPriority="68" w:unhideWhenUsed="0"/>
-    <w:lsdException w:name="Medium Grid 3 Accent 3" w:semiHidden="0" w:uiPriority="69" w:unhideWhenUsed="0"/>
-    <w:lsdException w:name="Dark List Accent 3" w:semiHidden="0" w:uiPriority="70" w:unhideWhenUsed="0"/>
-    <w:lsdException w:name="Colorful Shading Accent 3" w:semiHidden="0" w:uiPriority="71" w:unhideWhenUsed="0"/>
-    <w:lsdException w:name="Colorful List Accent 3" w:semiHidden="0" w:uiPriority="72" w:unhideWhenUsed="0"/>
-    <w:lsdException w:name="Colorful Grid Accent 3" w:semiHidden="0" w:uiPriority="73" w:unhideWhenUsed="0"/>
-    <w:lsdException w:name="Light Shading Accent 4" w:semiHidden="0" w:uiPriority="60" w:unhideWhenUsed="0"/>
-    <w:lsdException w:name="Light List Accent 4" w:semiHidden="0" w:uiPriority="61" w:unhideWhenUsed="0"/>
-    <w:lsdException w:name="Light Grid Accent 4" w:semiHidden="0" w:uiPriority="62" w:unhideWhenUsed="0"/>
-    <w:lsdException w:name="Medium Shading 1 Accent 4" w:semiHidden="0" w:uiPriority="63" w:unhideWhenUsed="0"/>
-    <w:lsdException w:name="Medium Shading 2 Accent 4" w:semiHidden="0" w:uiPriority="64" w:unhideWhenUsed="0"/>
-    <w:lsdException w:name="Medium List 1 Accent 4" w:semiHidden="0" w:uiPriority="65" w:unhideWhenUsed="0"/>
-    <w:lsdException w:name="Medium List 2 Accent 4" w:semiHidden="0" w:uiPriority="66" w:unhideWhenUsed="0"/>
-    <w:lsdException w:name="Medium Grid 1 Accent 4" w:semiHidden="0" w:uiPriority="67" w:unhideWhenUsed="0"/>
-    <w:lsdException w:name="Medium Grid 2 Accent 4" w:semiHidden="0" w:uiPriority="68" w:unhideWhenUsed="0"/>
-    <w:lsdException w:name="Medium Grid 3 Accent 4" w:semiHidden="0" w:uiPriority="69" w:unhideWhenUsed="0"/>
-    <w:lsdException w:name="Dark List Accent 4" w:semiHidden="0" w:uiPriority="70" w:unhideWhenUsed="0"/>
-    <w:lsdException w:name="Colorful Shading Accent 4" w:semiHidden="0" w:uiPriority="71" w:unhideWhenUsed="0"/>
-    <w:lsdException w:name="Colorful List Accent 4" w:semiHidden="0" w:uiPriority="72" w:unhideWhenUsed="0"/>
-    <w:lsdException w:name="Colorful Grid Accent 4" w:semiHidden="0" w:uiPriority="73" w:unhideWhenUsed="0"/>
-    <w:lsdException w:name="Light Shading Accent 5" w:semiHidden="0" w:uiPriority="60" w:unhideWhenUsed="0"/>
-    <w:lsdException w:name="Light List Accent 5" w:semiHidden="0" w:uiPriority="61" w:unhideWhenUsed="0"/>
-    <w:lsdException w:name="Light Grid Accent 5" w:semiHidden="0" w:uiPriority="62" w:unhideWhenUsed="0"/>
-    <w:lsdException w:name="Medium Shading 1 Accent 5" w:semiHidden="0" w:uiPriority="63" w:unhideWhenUsed="0"/>
-    <w:lsdException w:name="Medium Shading 2 Accent 5" w:semiHidden="0" w:uiPriority="64" w:unhideWhenUsed="0"/>
-    <w:lsdException w:name="Medium List 1 Accent 5" w:semiHidden="0" w:uiPriority="65" w:unhideWhenUsed="0"/>
-    <w:lsdException w:name="Medium List 2 Accent 5" w:semiHidden="0" w:uiPriority="66" w:unhideWhenUsed="0"/>
-    <w:lsdException w:name="Medium Grid 1 Accent 5" w:semiHidden="0" w:uiPriority="67" w:unhideWhenUsed="0"/>
-    <w:lsdException w:name="Medium Grid 2 Accent 5" w:semiHidden="0" w:uiPriority="68" w:unhideWhenUsed="0"/>
-    <w:lsdException w:name="Medium Grid 3 Accent 5" w:semiHidden="0" w:uiPriority="69" w:unhideWhenUsed="0"/>
-    <w:lsdException w:name="Dark List Accent 5" w:semiHidden="0" w:uiPriority="70" w:unhideWhenUsed="0"/>
-    <w:lsdException w:name="Colorful Shading Accent 5" w:semiHidden="0" w:uiPriority="71" w:unhideWhenUsed="0"/>
-    <w:lsdException w:name="Colorful List Accent 5" w:semiHidden="0" w:uiPriority="72" w:unhideWhenUsed="0"/>
-    <w:lsdException w:name="Colorful Grid Accent 5" w:semiHidden="0" w:uiPriority="73" w:unhideWhenUsed="0"/>
-    <w:lsdException w:name="Light Shading Accent 6" w:semiHidden="0" w:uiPriority="60" w:unhideWhenUsed="0"/>
-    <w:lsdException w:name="Light List Accent 6" w:semiHidden="0" w:uiPriority="61" w:unhideWhenUsed="0"/>
-    <w:lsdException w:name="Light Grid Accent 6" w:semiHidden="0" w:uiPriority="62" w:unhideWhenUsed="0"/>
-    <w:lsdException w:name="Medium Shading 1 Accent 6" w:semiHidden="0" w:uiPriority="63" w:unhideWhenUsed="0"/>
-    <w:lsdException w:name="Medium Shading 2 Accent 6" w:semiHidden="0" w:uiPriority="64" w:unhideWhenUsed="0"/>
-    <w:lsdException w:name="Medium List 1 Accent 6" w:semiHidden="0" w:uiPriority="65" w:unhideWhenUsed="0"/>
-    <w:lsdException w:name="Medium List 2 Accent 6" w:semiHidden="0" w:uiPriority="66" w:unhideWhenUsed="0"/>
-    <w:lsdException w:name="Medium Grid 1 Accent 6" w:semiHidden="0" w:uiPriority="67" w:unhideWhenUsed="0"/>
-    <w:lsdException w:name="Medium Grid 2 Accent 6" w:semiHidden="0" w:uiPriority="68" w:unhideWhenUsed="0"/>
-    <w:lsdException w:name="Medium Grid 3 Accent 6" w:semiHidden="0" w:uiPriority="69" w:unhideWhenUsed="0"/>
-    <w:lsdException w:name="Dark List Accent 6" w:semiHidden="0" w:uiPriority="70" w:unhideWhenUsed="0"/>
-    <w:lsdException w:name="Colorful Shading Accent 6" w:semiHidden="0" w:uiPriority="71" w:unhideWhenUsed="0"/>
-    <w:lsdException w:name="Colorful List Accent 6" w:semiHidden="0" w:uiPriority="72" w:unhideWhenUsed="0"/>
-    <w:lsdException w:name="Colorful Grid Accent 6" w:semiHidden="0" w:uiPriority="73" w:unhideWhenUsed="0"/>
-    <w:lsdException w:name="Subtle Emphasis" w:semiHidden="0" w:uiPriority="19" w:unhideWhenUsed="0" w:qFormat="1"/>
-    <w:lsdException w:name="Intense Emphasis" w:semiHidden="0" w:uiPriority="21" w:unhideWhenUsed="0" w:qFormat="1"/>
-    <w:lsdException w:name="Subtle Reference" w:semiHidden="0" w:uiPriority="31" w:unhideWhenUsed="0" w:qFormat="1"/>
-    <w:lsdException w:name="Intense Reference" w:semiHidden="0" w:uiPriority="32" w:unhideWhenUsed="0" w:qFormat="1"/>
-    <w:lsdException w:name="Book Title" w:semiHidden="0" w:uiPriority="33" w:unhideWhenUsed="0" w:qFormat="1"/>
-    <w:lsdException w:name="Bibliography" w:uiPriority="37"/>
-    <w:lsdException w:name="TOC Heading" w:uiPriority="39" w:qFormat="1"/>
+  <w:latentStyles w:count="260" w:defQFormat="0" w:defUnhideWhenUsed="1" w:defSemiHidden="1" w:defUIPriority="99" w:defLockedState="0">
+    <w:lsdException w:qFormat="1" w:unhideWhenUsed="0" w:uiPriority="0" w:semiHidden="0" w:name="Normal"/>
+    <w:lsdException w:qFormat="1" w:unhideWhenUsed="0" w:uiPriority="0" w:semiHidden="0" w:name="heading 1"/>
+    <w:lsdException w:qFormat="1" w:unhideWhenUsed="0" w:uiPriority="0" w:semiHidden="0" w:name="heading 2"/>
+    <w:lsdException w:qFormat="1" w:unhideWhenUsed="0" w:uiPriority="0" w:semiHidden="0" w:name="heading 3"/>
+    <w:lsdException w:qFormat="1" w:unhideWhenUsed="0" w:uiPriority="0" w:semiHidden="0" w:name="heading 4"/>
+    <w:lsdException w:qFormat="1" w:unhideWhenUsed="0" w:uiPriority="0" w:semiHidden="0" w:name="heading 5"/>
+    <w:lsdException w:qFormat="1" w:unhideWhenUsed="0" w:uiPriority="0" w:semiHidden="0" w:name="heading 6"/>
+    <w:lsdException w:qFormat="1" w:unhideWhenUsed="0" w:uiPriority="0" w:semiHidden="0" w:name="heading 7"/>
+    <w:lsdException w:qFormat="1" w:unhideWhenUsed="0" w:uiPriority="0" w:semiHidden="0" w:name="heading 8"/>
+    <w:lsdException w:qFormat="1" w:unhideWhenUsed="0" w:uiPriority="0" w:semiHidden="0" w:name="heading 9"/>
+    <w:lsdException w:uiPriority="99" w:name="index 1"/>
+    <w:lsdException w:uiPriority="99" w:name="index 2"/>
+    <w:lsdException w:uiPriority="99" w:name="index 3"/>
+    <w:lsdException w:uiPriority="99" w:name="index 4"/>
+    <w:lsdException w:uiPriority="99" w:name="index 5"/>
+    <w:lsdException w:uiPriority="99" w:name="index 6"/>
+    <w:lsdException w:uiPriority="99" w:name="index 7"/>
+    <w:lsdException w:uiPriority="99" w:name="index 8"/>
+    <w:lsdException w:uiPriority="99" w:name="index 9"/>
+    <w:lsdException w:uiPriority="39" w:name="toc 1"/>
+    <w:lsdException w:uiPriority="39" w:name="toc 2"/>
+    <w:lsdException w:uiPriority="39" w:name="toc 3"/>
+    <w:lsdException w:uiPriority="39" w:name="toc 4"/>
+    <w:lsdException w:uiPriority="39" w:name="toc 5"/>
+    <w:lsdException w:uiPriority="39" w:name="toc 6"/>
+    <w:lsdException w:uiPriority="39" w:name="toc 7"/>
+    <w:lsdException w:uiPriority="39" w:name="toc 8"/>
+    <w:lsdException w:uiPriority="39" w:name="toc 9"/>
+    <w:lsdException w:uiPriority="99" w:name="Normal Indent"/>
+    <w:lsdException w:uiPriority="99" w:name="footnote text"/>
+    <w:lsdException w:unhideWhenUsed="0" w:uiPriority="0" w:name="annotation text"/>
+    <w:lsdException w:unhideWhenUsed="0" w:uiPriority="0" w:semiHidden="0" w:name="header"/>
+    <w:lsdException w:unhideWhenUsed="0" w:uiPriority="0" w:semiHidden="0" w:name="footer"/>
+    <w:lsdException w:uiPriority="99" w:name="index heading"/>
+    <w:lsdException w:qFormat="1" w:unhideWhenUsed="0" w:uiPriority="0" w:semiHidden="0" w:name="caption"/>
+    <w:lsdException w:uiPriority="99" w:name="table of figures"/>
+    <w:lsdException w:uiPriority="99" w:name="envelope address"/>
+    <w:lsdException w:uiPriority="99" w:name="envelope return"/>
+    <w:lsdException w:uiPriority="99" w:name="footnote reference"/>
+    <w:lsdException w:unhideWhenUsed="0" w:uiPriority="0" w:name="annotation reference"/>
+    <w:lsdException w:uiPriority="99" w:name="line number"/>
+    <w:lsdException w:unhideWhenUsed="0" w:uiPriority="0" w:semiHidden="0" w:name="page number"/>
+    <w:lsdException w:uiPriority="99" w:name="endnote reference"/>
+    <w:lsdException w:uiPriority="99" w:name="endnote text"/>
+    <w:lsdException w:uiPriority="99" w:name="table of authorities"/>
+    <w:lsdException w:uiPriority="99" w:name="macro"/>
+    <w:lsdException w:uiPriority="99" w:name="toa heading"/>
+    <w:lsdException w:uiPriority="99" w:name="List"/>
+    <w:lsdException w:uiPriority="99" w:name="List Bullet"/>
+    <w:lsdException w:uiPriority="99" w:name="List Number"/>
+    <w:lsdException w:uiPriority="99" w:name="List 2"/>
+    <w:lsdException w:uiPriority="99" w:name="List 3"/>
+    <w:lsdException w:uiPriority="99" w:name="List 4"/>
+    <w:lsdException w:uiPriority="99" w:name="List 5"/>
+    <w:lsdException w:uiPriority="99" w:name="List Bullet 2"/>
+    <w:lsdException w:uiPriority="99" w:name="List Bullet 3"/>
+    <w:lsdException w:uiPriority="99" w:name="List Bullet 4"/>
+    <w:lsdException w:uiPriority="99" w:name="List Bullet 5"/>
+    <w:lsdException w:uiPriority="99" w:name="List Number 2"/>
+    <w:lsdException w:uiPriority="99" w:name="List Number 3"/>
+    <w:lsdException w:uiPriority="99" w:name="List Number 4"/>
+    <w:lsdException w:uiPriority="99" w:name="List Number 5"/>
+    <w:lsdException w:qFormat="1" w:unhideWhenUsed="0" w:uiPriority="10" w:semiHidden="0" w:name="Title"/>
+    <w:lsdException w:uiPriority="99" w:name="Closing"/>
+    <w:lsdException w:uiPriority="99" w:name="Signature"/>
+    <w:lsdException w:uiPriority="1" w:name="Default Paragraph Font"/>
+    <w:lsdException w:unhideWhenUsed="0" w:uiPriority="0" w:semiHidden="0" w:name="Body Text"/>
+    <w:lsdException w:uiPriority="99" w:name="Body Text Indent"/>
+    <w:lsdException w:uiPriority="99" w:name="List Continue"/>
+    <w:lsdException w:uiPriority="99" w:name="List Continue 2"/>
+    <w:lsdException w:uiPriority="99" w:name="List Continue 3"/>
+    <w:lsdException w:uiPriority="99" w:name="List Continue 4"/>
+    <w:lsdException w:uiPriority="99" w:name="List Continue 5"/>
+    <w:lsdException w:uiPriority="99" w:name="Message Header"/>
+    <w:lsdException w:qFormat="1" w:unhideWhenUsed="0" w:uiPriority="11" w:semiHidden="0" w:name="Subtitle"/>
+    <w:lsdException w:uiPriority="99" w:name="Salutation"/>
+    <w:lsdException w:uiPriority="99" w:name="Date"/>
+    <w:lsdException w:uiPriority="99" w:name="Body Text First Indent"/>
+    <w:lsdException w:uiPriority="99" w:name="Body Text First Indent 2"/>
+    <w:lsdException w:uiPriority="99" w:name="Note Heading"/>
+    <w:lsdException w:unhideWhenUsed="0" w:uiPriority="0" w:semiHidden="0" w:name="Body Text 2"/>
+    <w:lsdException w:unhideWhenUsed="0" w:uiPriority="0" w:semiHidden="0" w:name="Body Text 3"/>
+    <w:lsdException w:uiPriority="99" w:name="Body Text Indent 2"/>
+    <w:lsdException w:unhideWhenUsed="0" w:uiPriority="0" w:semiHidden="0" w:name="Body Text Indent 3"/>
+    <w:lsdException w:uiPriority="99" w:name="Block Text"/>
+    <w:lsdException w:uiPriority="99" w:name="Hyperlink"/>
+    <w:lsdException w:uiPriority="99" w:name="FollowedHyperlink"/>
+    <w:lsdException w:qFormat="1" w:unhideWhenUsed="0" w:uiPriority="22" w:semiHidden="0" w:name="Strong"/>
+    <w:lsdException w:qFormat="1" w:unhideWhenUsed="0" w:uiPriority="20" w:semiHidden="0" w:name="Emphasis"/>
+    <w:lsdException w:unhideWhenUsed="0" w:uiPriority="0" w:name="Document Map"/>
+    <w:lsdException w:uiPriority="99" w:name="Plain Text"/>
+    <w:lsdException w:uiPriority="99" w:name="E-mail Signature"/>
+    <w:lsdException w:uiPriority="99" w:name="Normal (Web)"/>
+    <w:lsdException w:uiPriority="99" w:name="HTML Acronym"/>
+    <w:lsdException w:uiPriority="99" w:name="HTML Address"/>
+    <w:lsdException w:uiPriority="99" w:name="HTML Cite"/>
+    <w:lsdException w:uiPriority="99" w:name="HTML Code"/>
+    <w:lsdException w:uiPriority="99" w:name="HTML Definition"/>
+    <w:lsdException w:uiPriority="99" w:name="HTML Keyboard"/>
+    <w:lsdException w:uiPriority="99" w:name="HTML Preformatted"/>
+    <w:lsdException w:uiPriority="99" w:name="HTML Sample"/>
+    <w:lsdException w:uiPriority="99" w:name="HTML Typewriter"/>
+    <w:lsdException w:uiPriority="99" w:name="HTML Variable"/>
+    <w:lsdException w:uiPriority="99" w:name="Normal Table"/>
+    <w:lsdException w:unhideWhenUsed="0" w:uiPriority="0" w:name="annotation subject"/>
+    <w:lsdException w:uiPriority="99" w:name="Table Simple 1"/>
+    <w:lsdException w:uiPriority="99" w:name="Table Simple 2"/>
+    <w:lsdException w:uiPriority="99" w:name="Table Simple 3"/>
+    <w:lsdException w:uiPriority="99" w:name="Table Classic 1"/>
+    <w:lsdException w:uiPriority="99" w:name="Table Classic 2"/>
+    <w:lsdException w:uiPriority="99" w:name="Table Classic 3"/>
+    <w:lsdException w:uiPriority="99" w:name="Table Classic 4"/>
+    <w:lsdException w:uiPriority="99" w:name="Table Colorful 1"/>
+    <w:lsdException w:uiPriority="99" w:name="Table Colorful 2"/>
+    <w:lsdException w:uiPriority="99" w:name="Table Colorful 3"/>
+    <w:lsdException w:uiPriority="99" w:name="Table Columns 1"/>
+    <w:lsdException w:uiPriority="99" w:name="Table Columns 2"/>
+    <w:lsdException w:uiPriority="99" w:name="Table Columns 3"/>
+    <w:lsdException w:uiPriority="99" w:name="Table Columns 4"/>
+    <w:lsdException w:uiPriority="99" w:name="Table Columns 5"/>
+    <w:lsdException w:uiPriority="99" w:name="Table Grid 1"/>
+    <w:lsdException w:uiPriority="99" w:name="Table Grid 2"/>
+    <w:lsdException w:uiPriority="99" w:name="Table Grid 3"/>
+    <w:lsdException w:uiPriority="99" w:name="Table Grid 4"/>
+    <w:lsdException w:uiPriority="99" w:name="Table Grid 5"/>
+    <w:lsdException w:uiPriority="99" w:name="Table Grid 6"/>
+    <w:lsdException w:uiPriority="99" w:name="Table Grid 7"/>
+    <w:lsdException w:uiPriority="99" w:name="Table Grid 8"/>
+    <w:lsdException w:uiPriority="99" w:name="Table List 1"/>
+    <w:lsdException w:uiPriority="99" w:name="Table List 2"/>
+    <w:lsdException w:uiPriority="99" w:name="Table List 3"/>
+    <w:lsdException w:uiPriority="99" w:name="Table List 4"/>
+    <w:lsdException w:uiPriority="99" w:name="Table List 5"/>
+    <w:lsdException w:uiPriority="99" w:name="Table List 6"/>
+    <w:lsdException w:uiPriority="99" w:name="Table List 7"/>
+    <w:lsdException w:uiPriority="99" w:name="Table List 8"/>
+    <w:lsdException w:uiPriority="99" w:name="Table 3D effects 1"/>
+    <w:lsdException w:uiPriority="99" w:name="Table 3D effects 2"/>
+    <w:lsdException w:uiPriority="99" w:name="Table 3D effects 3"/>
+    <w:lsdException w:uiPriority="99" w:name="Table Contemporary"/>
+    <w:lsdException w:uiPriority="99" w:name="Table Elegant"/>
+    <w:lsdException w:uiPriority="99" w:name="Table Professional"/>
+    <w:lsdException w:uiPriority="99" w:name="Table Subtle 1"/>
+    <w:lsdException w:uiPriority="99" w:name="Table Subtle 2"/>
+    <w:lsdException w:uiPriority="99" w:name="Table Web 1"/>
+    <w:lsdException w:uiPriority="99" w:name="Table Web 2"/>
+    <w:lsdException w:uiPriority="99" w:name="Table Web 3"/>
+    <w:lsdException w:unhideWhenUsed="0" w:uiPriority="0" w:name="Balloon Text"/>
+    <w:lsdException w:unhideWhenUsed="0" w:uiPriority="59" w:semiHidden="0" w:name="Table Grid"/>
+    <w:lsdException w:uiPriority="99" w:name="Table Theme"/>
+    <w:lsdException w:unhideWhenUsed="0" w:uiPriority="60" w:semiHidden="0" w:name="Light Shading"/>
+    <w:lsdException w:unhideWhenUsed="0" w:uiPriority="61" w:semiHidden="0" w:name="Light List"/>
+    <w:lsdException w:unhideWhenUsed="0" w:uiPriority="62" w:semiHidden="0" w:name="Light Grid"/>
+    <w:lsdException w:unhideWhenUsed="0" w:uiPriority="63" w:semiHidden="0" w:name="Medium Shading 1"/>
+    <w:lsdException w:unhideWhenUsed="0" w:uiPriority="64" w:semiHidden="0" w:name="Medium Shading 2"/>
+    <w:lsdException w:unhideWhenUsed="0" w:uiPriority="65" w:semiHidden="0" w:name="Medium List 1"/>
+    <w:lsdException w:unhideWhenUsed="0" w:uiPriority="66" w:semiHidden="0" w:name="Medium List 2"/>
+    <w:lsdException w:unhideWhenUsed="0" w:uiPriority="67" w:semiHidden="0" w:name="Medium Grid 1"/>
+    <w:lsdException w:unhideWhenUsed="0" w:uiPriority="68" w:semiHidden="0" w:name="Medium Grid 2"/>
+    <w:lsdException w:unhideWhenUsed="0" w:uiPriority="69" w:semiHidden="0" w:name="Medium Grid 3"/>
+    <w:lsdException w:unhideWhenUsed="0" w:uiPriority="70" w:semiHidden="0" w:name="Dark List"/>
+    <w:lsdException w:unhideWhenUsed="0" w:uiPriority="71" w:semiHidden="0" w:name="Colorful Shading"/>
+    <w:lsdException w:unhideWhenUsed="0" w:uiPriority="72" w:semiHidden="0" w:name="Colorful List"/>
+    <w:lsdException w:unhideWhenUsed="0" w:uiPriority="73" w:semiHidden="0" w:name="Colorful Grid"/>
+    <w:lsdException w:unhideWhenUsed="0" w:uiPriority="60" w:semiHidden="0" w:name="Light Shading Accent 1"/>
+    <w:lsdException w:unhideWhenUsed="0" w:uiPriority="61" w:semiHidden="0" w:name="Light List Accent 1"/>
+    <w:lsdException w:unhideWhenUsed="0" w:uiPriority="62" w:semiHidden="0" w:name="Light Grid Accent 1"/>
+    <w:lsdException w:unhideWhenUsed="0" w:uiPriority="63" w:semiHidden="0" w:name="Medium Shading 1 Accent 1"/>
+    <w:lsdException w:unhideWhenUsed="0" w:uiPriority="64" w:semiHidden="0" w:name="Medium Shading 2 Accent 1"/>
+    <w:lsdException w:unhideWhenUsed="0" w:uiPriority="65" w:semiHidden="0" w:name="Medium List 1 Accent 1"/>
+    <w:lsdException w:qFormat="1" w:unhideWhenUsed="0" w:uiPriority="34" w:semiHidden="0" w:name="List Paragraph"/>
+    <w:lsdException w:unhideWhenUsed="0" w:uiPriority="66" w:semiHidden="0" w:name="Medium List 2 Accent 1"/>
+    <w:lsdException w:unhideWhenUsed="0" w:uiPriority="67" w:semiHidden="0" w:name="Medium Grid 1 Accent 1"/>
+    <w:lsdException w:unhideWhenUsed="0" w:uiPriority="68" w:semiHidden="0" w:name="Medium Grid 2 Accent 1"/>
+    <w:lsdException w:unhideWhenUsed="0" w:uiPriority="69" w:semiHidden="0" w:name="Medium Grid 3 Accent 1"/>
+    <w:lsdException w:unhideWhenUsed="0" w:uiPriority="70" w:semiHidden="0" w:name="Dark List Accent 1"/>
+    <w:lsdException w:unhideWhenUsed="0" w:uiPriority="71" w:semiHidden="0" w:name="Colorful Shading Accent 1"/>
+    <w:lsdException w:unhideWhenUsed="0" w:uiPriority="72" w:semiHidden="0" w:name="Colorful List Accent 1"/>
+    <w:lsdException w:unhideWhenUsed="0" w:uiPriority="73" w:semiHidden="0" w:name="Colorful Grid Accent 1"/>
+    <w:lsdException w:unhideWhenUsed="0" w:uiPriority="60" w:semiHidden="0" w:name="Light Shading Accent 2"/>
+    <w:lsdException w:unhideWhenUsed="0" w:uiPriority="61" w:semiHidden="0" w:name="Light List Accent 2"/>
+    <w:lsdException w:unhideWhenUsed="0" w:uiPriority="62" w:semiHidden="0" w:name="Light Grid Accent 2"/>
+    <w:lsdException w:unhideWhenUsed="0" w:uiPriority="63" w:semiHidden="0" w:name="Medium Shading 1 Accent 2"/>
+    <w:lsdException w:unhideWhenUsed="0" w:uiPriority="64" w:semiHidden="0" w:name="Medium Shading 2 Accent 2"/>
+    <w:lsdException w:unhideWhenUsed="0" w:uiPriority="65" w:semiHidden="0" w:name="Medium List 1 Accent 2"/>
+    <w:lsdException w:unhideWhenUsed="0" w:uiPriority="66" w:semiHidden="0" w:name="Medium List 2 Accent 2"/>
+    <w:lsdException w:unhideWhenUsed="0" w:uiPriority="67" w:semiHidden="0" w:name="Medium Grid 1 Accent 2"/>
+    <w:lsdException w:unhideWhenUsed="0" w:uiPriority="68" w:semiHidden="0" w:name="Medium Grid 2 Accent 2"/>
+    <w:lsdException w:unhideWhenUsed="0" w:uiPriority="69" w:semiHidden="0" w:name="Medium Grid 3 Accent 2"/>
+    <w:lsdException w:unhideWhenUsed="0" w:uiPriority="70" w:semiHidden="0" w:name="Dark List Accent 2"/>
+    <w:lsdException w:unhideWhenUsed="0" w:uiPriority="71" w:semiHidden="0" w:name="Colorful Shading Accent 2"/>
+    <w:lsdException w:unhideWhenUsed="0" w:uiPriority="72" w:semiHidden="0" w:name="Colorful List Accent 2"/>
+    <w:lsdException w:unhideWhenUsed="0" w:uiPriority="73" w:semiHidden="0" w:name="Colorful Grid Accent 2"/>
+    <w:lsdException w:unhideWhenUsed="0" w:uiPriority="60" w:semiHidden="0" w:name="Light Shading Accent 3"/>
+    <w:lsdException w:unhideWhenUsed="0" w:uiPriority="61" w:semiHidden="0" w:name="Light List Accent 3"/>
+    <w:lsdException w:unhideWhenUsed="0" w:uiPriority="62" w:semiHidden="0" w:name="Light Grid Accent 3"/>
+    <w:lsdException w:unhideWhenUsed="0" w:uiPriority="63" w:semiHidden="0" w:name="Medium Shading 1 Accent 3"/>
+    <w:lsdException w:unhideWhenUsed="0" w:uiPriority="64" w:semiHidden="0" w:name="Medium Shading 2 Accent 3"/>
+    <w:lsdException w:unhideWhenUsed="0" w:uiPriority="65" w:semiHidden="0" w:name="Medium List 1 Accent 3"/>
+    <w:lsdException w:unhideWhenUsed="0" w:uiPriority="66" w:semiHidden="0" w:name="Medium List 2 Accent 3"/>
+    <w:lsdException w:unhideWhenUsed="0" w:uiPriority="67" w:semiHidden="0" w:name="Medium Grid 1 Accent 3"/>
+    <w:lsdException w:unhideWhenUsed="0" w:uiPriority="68" w:semiHidden="0" w:name="Medium Grid 2 Accent 3"/>
+    <w:lsdException w:unhideWhenUsed="0" w:uiPriority="69" w:semiHidden="0" w:name="Medium Grid 3 Accent 3"/>
+    <w:lsdException w:unhideWhenUsed="0" w:uiPriority="70" w:semiHidden="0" w:name="Dark List Accent 3"/>
+    <w:lsdException w:unhideWhenUsed="0" w:uiPriority="71" w:semiHidden="0" w:name="Colorful Shading Accent 3"/>
+    <w:lsdException w:unhideWhenUsed="0" w:uiPriority="72" w:semiHidden="0" w:name="Colorful List Accent 3"/>
+    <w:lsdException w:unhideWhenUsed="0" w:uiPriority="73" w:semiHidden="0" w:name="Colorful Grid Accent 3"/>
+    <w:lsdException w:unhideWhenUsed="0" w:uiPriority="60" w:semiHidden="0" w:name="Light Shading Accent 4"/>
+    <w:lsdException w:unhideWhenUsed="0" w:uiPriority="61" w:semiHidden="0" w:name="Light List Accent 4"/>
+    <w:lsdException w:unhideWhenUsed="0" w:uiPriority="62" w:semiHidden="0" w:name="Light Grid Accent 4"/>
+    <w:lsdException w:unhideWhenUsed="0" w:uiPriority="63" w:semiHidden="0" w:name="Medium Shading 1 Accent 4"/>
+    <w:lsdException w:unhideWhenUsed="0" w:uiPriority="64" w:semiHidden="0" w:name="Medium Shading 2 Accent 4"/>
+    <w:lsdException w:unhideWhenUsed="0" w:uiPriority="65" w:semiHidden="0" w:name="Medium List 1 Accent 4"/>
+    <w:lsdException w:unhideWhenUsed="0" w:uiPriority="66" w:semiHidden="0" w:name="Medium List 2 Accent 4"/>
+    <w:lsdException w:unhideWhenUsed="0" w:uiPriority="67" w:semiHidden="0" w:name="Medium Grid 1 Accent 4"/>
+    <w:lsdException w:unhideWhenUsed="0" w:uiPriority="68" w:semiHidden="0" w:name="Medium Grid 2 Accent 4"/>
+    <w:lsdException w:unhideWhenUsed="0" w:uiPriority="69" w:semiHidden="0" w:name="Medium Grid 3 Accent 4"/>
+    <w:lsdException w:unhideWhenUsed="0" w:uiPriority="70" w:semiHidden="0" w:name="Dark List Accent 4"/>
+    <w:lsdException w:unhideWhenUsed="0" w:uiPriority="71" w:semiHidden="0" w:name="Colorful Shading Accent 4"/>
+    <w:lsdException w:unhideWhenUsed="0" w:uiPriority="72" w:semiHidden="0" w:name="Colorful List Accent 4"/>
+    <w:lsdException w:unhideWhenUsed="0" w:uiPriority="73" w:semiHidden="0" w:name="Colorful Grid Accent 4"/>
+    <w:lsdException w:unhideWhenUsed="0" w:uiPriority="60" w:semiHidden="0" w:name="Light Shading Accent 5"/>
+    <w:lsdException w:unhideWhenUsed="0" w:uiPriority="61" w:semiHidden="0" w:name="Light List Accent 5"/>
+    <w:lsdException w:unhideWhenUsed="0" w:uiPriority="62" w:semiHidden="0" w:name="Light Grid Accent 5"/>
+    <w:lsdException w:unhideWhenUsed="0" w:uiPriority="63" w:semiHidden="0" w:name="Medium Shading 1 Accent 5"/>
+    <w:lsdException w:unhideWhenUsed="0" w:uiPriority="64" w:semiHidden="0" w:name="Medium Shading 2 Accent 5"/>
+    <w:lsdException w:unhideWhenUsed="0" w:uiPriority="65" w:semiHidden="0" w:name="Medium List 1 Accent 5"/>
+    <w:lsdException w:unhideWhenUsed="0" w:uiPriority="66" w:semiHidden="0" w:name="Medium List 2 Accent 5"/>
+    <w:lsdException w:unhideWhenUsed="0" w:uiPriority="67" w:semiHidden="0" w:name="Medium Grid 1 Accent 5"/>
+    <w:lsdException w:unhideWhenUsed="0" w:uiPriority="68" w:semiHidden="0" w:name="Medium Grid 2 Accent 5"/>
+    <w:lsdException w:unhideWhenUsed="0" w:uiPriority="69" w:semiHidden="0" w:name="Medium Grid 3 Accent 5"/>
+    <w:lsdException w:unhideWhenUsed="0" w:uiPriority="70" w:semiHidden="0" w:name="Dark List Accent 5"/>
+    <w:lsdException w:unhideWhenUsed="0" w:uiPriority="71" w:semiHidden="0" w:name="Colorful Shading Accent 5"/>
+    <w:lsdException w:unhideWhenUsed="0" w:uiPriority="72" w:semiHidden="0" w:name="Colorful List Accent 5"/>
+    <w:lsdException w:unhideWhenUsed="0" w:uiPriority="73" w:semiHidden="0" w:name="Colorful Grid Accent 5"/>
+    <w:lsdException w:unhideWhenUsed="0" w:uiPriority="60" w:semiHidden="0" w:name="Light Shading Accent 6"/>
+    <w:lsdException w:unhideWhenUsed="0" w:uiPriority="61" w:semiHidden="0" w:name="Light List Accent 6"/>
+    <w:lsdException w:unhideWhenUsed="0" w:uiPriority="62" w:semiHidden="0" w:name="Light Grid Accent 6"/>
+    <w:lsdException w:unhideWhenUsed="0" w:uiPriority="63" w:semiHidden="0" w:name="Medium Shading 1 Accent 6"/>
+    <w:lsdException w:unhideWhenUsed="0" w:uiPriority="64" w:semiHidden="0" w:name="Medium Shading 2 Accent 6"/>
+    <w:lsdException w:unhideWhenUsed="0" w:uiPriority="65" w:semiHidden="0" w:name="Medium List 1 Accent 6"/>
+    <w:lsdException w:unhideWhenUsed="0" w:uiPriority="66" w:semiHidden="0" w:name="Medium List 2 Accent 6"/>
+    <w:lsdException w:unhideWhenUsed="0" w:uiPriority="67" w:semiHidden="0" w:name="Medium Grid 1 Accent 6"/>
+    <w:lsdException w:unhideWhenUsed="0" w:uiPriority="68" w:semiHidden="0" w:name="Medium Grid 2 Accent 6"/>
+    <w:lsdException w:unhideWhenUsed="0" w:uiPriority="69" w:semiHidden="0" w:name="Medium Grid 3 Accent 6"/>
+    <w:lsdException w:unhideWhenUsed="0" w:uiPriority="70" w:semiHidden="0" w:name="Dark List Accent 6"/>
+    <w:lsdException w:unhideWhenUsed="0" w:uiPriority="71" w:semiHidden="0" w:name="Colorful Shading Accent 6"/>
+    <w:lsdException w:unhideWhenUsed="0" w:uiPriority="72" w:semiHidden="0" w:name="Colorful List Accent 6"/>
+    <w:lsdException w:unhideWhenUsed="0" w:uiPriority="73" w:semiHidden="0" w:name="Colorful Grid Accent 6"/>
   </w:latentStyles>
-  <w:style w:type="paragraph" w:default="1" w:styleId="Normal">
+  <w:style w:type="paragraph" w:default="1" w:styleId="1">
     <w:name w:val="Normal"/>
     <w:qFormat/>
-    <w:rsid w:val="007B23B7"/>
+    <w:uiPriority w:val="0"/>
     <w:rPr>
-      <w:lang w:val="en-US" w:eastAsia="en-US"/>
+      <w:rFonts w:ascii="Times New Roman" w:hAnsi="Times New Roman" w:eastAsia="Times New Roman" w:cs="Times New Roman"/>
+      <w:lang w:val="en-US" w:eastAsia="en-US" w:bidi="ar-SA"/>
     </w:rPr>
   </w:style>
-  <w:style w:type="paragraph" w:styleId="Heading1">
+  <w:style w:type="paragraph" w:styleId="2">
     <w:name w:val="heading 1"/>
-    <w:basedOn w:val="Normal"/>
-    <w:next w:val="Normal"/>
+    <w:basedOn w:val="1"/>
+    <w:next w:val="1"/>
     <w:qFormat/>
+    <w:uiPriority w:val="0"/>
     <w:pPr>
       <w:keepNext/>
       <w:outlineLvl w:val="0"/>
@@ -6108,11 +5079,12 @@
       <w:sz w:val="36"/>
     </w:rPr>
   </w:style>
-  <w:style w:type="paragraph" w:styleId="Heading2">
+  <w:style w:type="paragraph" w:styleId="3">
     <w:name w:val="heading 2"/>
-    <w:basedOn w:val="Normal"/>
-    <w:next w:val="Normal"/>
+    <w:basedOn w:val="1"/>
+    <w:next w:val="1"/>
     <w:qFormat/>
+    <w:uiPriority w:val="0"/>
     <w:pPr>
       <w:keepNext/>
       <w:outlineLvl w:val="1"/>
@@ -6123,12 +5095,13 @@
       <w:bCs/>
     </w:rPr>
   </w:style>
-  <w:style w:type="paragraph" w:styleId="Heading3">
+  <w:style w:type="paragraph" w:styleId="4">
     <w:name w:val="heading 3"/>
-    <w:basedOn w:val="Normal"/>
-    <w:next w:val="Normal"/>
-    <w:link w:val="Heading3Char"/>
+    <w:basedOn w:val="1"/>
+    <w:next w:val="1"/>
+    <w:link w:val="30"/>
     <w:qFormat/>
+    <w:uiPriority w:val="0"/>
     <w:pPr>
       <w:keepNext/>
       <w:outlineLvl w:val="2"/>
@@ -6138,11 +5111,12 @@
       <w:sz w:val="24"/>
     </w:rPr>
   </w:style>
-  <w:style w:type="paragraph" w:styleId="Heading4">
+  <w:style w:type="paragraph" w:styleId="5">
     <w:name w:val="heading 4"/>
-    <w:basedOn w:val="Normal"/>
-    <w:next w:val="Normal"/>
+    <w:basedOn w:val="1"/>
+    <w:next w:val="1"/>
     <w:qFormat/>
+    <w:uiPriority w:val="0"/>
     <w:pPr>
       <w:keepNext/>
       <w:outlineLvl w:val="3"/>
@@ -6154,11 +5128,12 @@
       <w:sz w:val="24"/>
     </w:rPr>
   </w:style>
-  <w:style w:type="paragraph" w:styleId="Heading5">
+  <w:style w:type="paragraph" w:styleId="6">
     <w:name w:val="heading 5"/>
-    <w:basedOn w:val="Normal"/>
-    <w:next w:val="Normal"/>
+    <w:basedOn w:val="1"/>
+    <w:next w:val="1"/>
     <w:qFormat/>
+    <w:uiPriority w:val="0"/>
     <w:pPr>
       <w:keepNext/>
       <w:outlineLvl w:val="4"/>
@@ -6170,11 +5145,12 @@
       <w:sz w:val="24"/>
     </w:rPr>
   </w:style>
-  <w:style w:type="paragraph" w:styleId="Heading6">
+  <w:style w:type="paragraph" w:styleId="7">
     <w:name w:val="heading 6"/>
-    <w:basedOn w:val="Normal"/>
-    <w:next w:val="Normal"/>
+    <w:basedOn w:val="1"/>
+    <w:next w:val="1"/>
     <w:qFormat/>
+    <w:uiPriority w:val="0"/>
     <w:pPr>
       <w:keepNext/>
       <w:ind w:left="255"/>
@@ -6187,11 +5163,12 @@
       <w:sz w:val="24"/>
     </w:rPr>
   </w:style>
-  <w:style w:type="paragraph" w:styleId="Heading7">
+  <w:style w:type="paragraph" w:styleId="8">
     <w:name w:val="heading 7"/>
-    <w:basedOn w:val="Normal"/>
-    <w:next w:val="Normal"/>
+    <w:basedOn w:val="1"/>
+    <w:next w:val="1"/>
     <w:qFormat/>
+    <w:uiPriority w:val="0"/>
     <w:pPr>
       <w:keepNext/>
       <w:jc w:val="center"/>
@@ -6204,11 +5181,12 @@
       <w:sz w:val="24"/>
     </w:rPr>
   </w:style>
-  <w:style w:type="paragraph" w:styleId="Heading8">
+  <w:style w:type="paragraph" w:styleId="9">
     <w:name w:val="heading 8"/>
-    <w:basedOn w:val="Normal"/>
-    <w:next w:val="Normal"/>
+    <w:basedOn w:val="1"/>
+    <w:next w:val="1"/>
     <w:qFormat/>
+    <w:uiPriority w:val="0"/>
     <w:pPr>
       <w:keepNext/>
       <w:outlineLvl w:val="7"/>
@@ -6220,11 +5198,12 @@
       <w:sz w:val="24"/>
     </w:rPr>
   </w:style>
-  <w:style w:type="paragraph" w:styleId="Heading9">
+  <w:style w:type="paragraph" w:styleId="10">
     <w:name w:val="heading 9"/>
-    <w:basedOn w:val="Normal"/>
-    <w:next w:val="Normal"/>
+    <w:basedOn w:val="1"/>
+    <w:next w:val="1"/>
     <w:qFormat/>
+    <w:uiPriority w:val="0"/>
     <w:pPr>
       <w:keepNext/>
       <w:ind w:left="690"/>
@@ -6236,19 +5215,18 @@
       <w:sz w:val="24"/>
     </w:rPr>
   </w:style>
-  <w:style w:type="character" w:default="1" w:styleId="DefaultParagraphFont">
+  <w:style w:type="character" w:default="1" w:styleId="11">
     <w:name w:val="Default Paragraph Font"/>
-    <w:uiPriority w:val="1"/>
     <w:semiHidden/>
     <w:unhideWhenUsed/>
+    <w:uiPriority w:val="1"/>
   </w:style>
-  <w:style w:type="table" w:default="1" w:styleId="TableNormal">
+  <w:style w:type="table" w:default="1" w:styleId="12">
     <w:name w:val="Normal Table"/>
-    <w:uiPriority w:val="99"/>
     <w:semiHidden/>
     <w:unhideWhenUsed/>
+    <w:uiPriority w:val="99"/>
     <w:tblPr>
-      <w:tblInd w:w="0" w:type="dxa"/>
       <w:tblCellMar>
         <w:top w:w="0" w:type="dxa"/>
         <w:left w:w="108" w:type="dxa"/>
@@ -6257,50 +5235,22 @@
       </w:tblCellMar>
     </w:tblPr>
   </w:style>
-  <w:style w:type="numbering" w:default="1" w:styleId="NoList">
-    <w:name w:val="No List"/>
-    <w:uiPriority w:val="99"/>
+  <w:style w:type="paragraph" w:styleId="13">
+    <w:name w:val="Balloon Text"/>
+    <w:basedOn w:val="1"/>
     <w:semiHidden/>
-    <w:unhideWhenUsed/>
-  </w:style>
-  <w:style w:type="paragraph" w:styleId="Caption">
-    <w:name w:val="caption"/>
-    <w:basedOn w:val="Normal"/>
-    <w:next w:val="Normal"/>
-    <w:qFormat/>
+    <w:uiPriority w:val="0"/>
     <w:rPr>
-      <w:rFonts w:ascii="Arial" w:hAnsi="Arial" w:cs="Arial"/>
-      <w:sz w:val="24"/>
+      <w:rFonts w:ascii="Tahoma" w:hAnsi="Tahoma" w:cs="Tahoma"/>
+      <w:sz w:val="16"/>
+      <w:szCs w:val="16"/>
     </w:rPr>
   </w:style>
-  <w:style w:type="paragraph" w:styleId="Footer">
-    <w:name w:val="footer"/>
-    <w:basedOn w:val="Normal"/>
-    <w:pPr>
-      <w:tabs>
-        <w:tab w:val="center" w:pos="4320"/>
-        <w:tab w:val="right" w:pos="8640"/>
-      </w:tabs>
-    </w:pPr>
-  </w:style>
-  <w:style w:type="character" w:styleId="PageNumber">
-    <w:name w:val="page number"/>
-    <w:basedOn w:val="DefaultParagraphFont"/>
-  </w:style>
-  <w:style w:type="paragraph" w:styleId="Header">
-    <w:name w:val="header"/>
-    <w:basedOn w:val="Normal"/>
-    <w:pPr>
-      <w:tabs>
-        <w:tab w:val="center" w:pos="4320"/>
-        <w:tab w:val="right" w:pos="8640"/>
-      </w:tabs>
-    </w:pPr>
-  </w:style>
-  <w:style w:type="paragraph" w:styleId="BodyText">
+  <w:style w:type="paragraph" w:styleId="14">
     <w:name w:val="Body Text"/>
-    <w:basedOn w:val="Normal"/>
-    <w:link w:val="BodyTextChar"/>
+    <w:basedOn w:val="1"/>
+    <w:link w:val="28"/>
+    <w:uiPriority w:val="0"/>
     <w:rPr>
       <w:rFonts w:ascii="Arial" w:hAnsi="Arial"/>
       <w:i/>
@@ -6308,9 +5258,10 @@
       <w:sz w:val="24"/>
     </w:rPr>
   </w:style>
-  <w:style w:type="paragraph" w:styleId="BodyText2">
+  <w:style w:type="paragraph" w:styleId="15">
     <w:name w:val="Body Text 2"/>
-    <w:basedOn w:val="Normal"/>
+    <w:basedOn w:val="1"/>
+    <w:uiPriority w:val="0"/>
     <w:rPr>
       <w:rFonts w:ascii="Arial" w:hAnsi="Arial"/>
       <w:i/>
@@ -6318,9 +5269,10 @@
       <w:sz w:val="24"/>
     </w:rPr>
   </w:style>
-  <w:style w:type="paragraph" w:styleId="BodyText3">
+  <w:style w:type="paragraph" w:styleId="16">
     <w:name w:val="Body Text 3"/>
-    <w:basedOn w:val="Normal"/>
+    <w:basedOn w:val="1"/>
+    <w:uiPriority w:val="0"/>
     <w:pPr>
       <w:jc w:val="center"/>
     </w:pPr>
@@ -6328,10 +5280,10 @@
       <w:sz w:val="24"/>
     </w:rPr>
   </w:style>
-  <w:style w:type="paragraph" w:styleId="BodyTextIndent3">
+  <w:style w:type="paragraph" w:styleId="17">
     <w:name w:val="Body Text Indent 3"/>
-    <w:basedOn w:val="Normal"/>
-    <w:rsid w:val="008D5ED8"/>
+    <w:basedOn w:val="1"/>
+    <w:uiPriority w:val="0"/>
     <w:pPr>
       <w:spacing w:after="120"/>
       <w:ind w:left="283"/>
@@ -6341,48 +5293,48 @@
       <w:szCs w:val="16"/>
     </w:rPr>
   </w:style>
-  <w:style w:type="character" w:styleId="CommentReference">
+  <w:style w:type="paragraph" w:styleId="18">
+    <w:name w:val="caption"/>
+    <w:basedOn w:val="1"/>
+    <w:next w:val="1"/>
+    <w:qFormat/>
+    <w:uiPriority w:val="0"/>
+    <w:rPr>
+      <w:rFonts w:ascii="Arial" w:hAnsi="Arial" w:cs="Arial"/>
+      <w:sz w:val="24"/>
+    </w:rPr>
+  </w:style>
+  <w:style w:type="character" w:styleId="19">
     <w:name w:val="annotation reference"/>
     <w:semiHidden/>
-    <w:rsid w:val="009E2DA9"/>
+    <w:uiPriority w:val="0"/>
     <w:rPr>
       <w:sz w:val="16"/>
       <w:szCs w:val="16"/>
     </w:rPr>
   </w:style>
-  <w:style w:type="paragraph" w:styleId="CommentText">
+  <w:style w:type="paragraph" w:styleId="20">
     <w:name w:val="annotation text"/>
-    <w:basedOn w:val="Normal"/>
+    <w:basedOn w:val="1"/>
     <w:semiHidden/>
-    <w:rsid w:val="009E2DA9"/>
+    <w:uiPriority w:val="0"/>
   </w:style>
-  <w:style w:type="paragraph" w:styleId="CommentSubject">
+  <w:style w:type="paragraph" w:styleId="21">
     <w:name w:val="annotation subject"/>
-    <w:basedOn w:val="CommentText"/>
-    <w:next w:val="CommentText"/>
+    <w:basedOn w:val="20"/>
+    <w:next w:val="20"/>
     <w:semiHidden/>
-    <w:rsid w:val="009E2DA9"/>
+    <w:uiPriority w:val="0"/>
     <w:rPr>
       <w:b/>
       <w:bCs/>
     </w:rPr>
   </w:style>
-  <w:style w:type="paragraph" w:styleId="BalloonText">
-    <w:name w:val="Balloon Text"/>
-    <w:basedOn w:val="Normal"/>
+  <w:style w:type="paragraph" w:styleId="22">
+    <w:name w:val="Document Map"/>
+    <w:basedOn w:val="1"/>
     <w:semiHidden/>
-    <w:rsid w:val="009E2DA9"/>
-    <w:rPr>
-      <w:rFonts w:ascii="Tahoma" w:hAnsi="Tahoma" w:cs="Tahoma"/>
-      <w:sz w:val="16"/>
-      <w:szCs w:val="16"/>
-    </w:rPr>
-  </w:style>
-  <w:style w:type="paragraph" w:styleId="DocumentMap">
-    <w:name w:val="Document Map"/>
-    <w:basedOn w:val="Normal"/>
-    <w:semiHidden/>
-    <w:rsid w:val="004C0A97"/>
+    <w:uiPriority w:val="0"/>
     <w:pPr>
       <w:shd w:val="clear" w:color="auto" w:fill="000080"/>
     </w:pPr>
@@ -6390,13 +5342,34 @@
       <w:rFonts w:ascii="Tahoma" w:hAnsi="Tahoma" w:cs="Tahoma"/>
     </w:rPr>
   </w:style>
-  <w:style w:type="paragraph" w:styleId="NormalWeb">
+  <w:style w:type="paragraph" w:styleId="23">
+    <w:name w:val="footer"/>
+    <w:basedOn w:val="1"/>
+    <w:uiPriority w:val="0"/>
+    <w:pPr>
+      <w:tabs>
+        <w:tab w:val="center" w:pos="4320"/>
+        <w:tab w:val="right" w:pos="8640"/>
+      </w:tabs>
+    </w:pPr>
+  </w:style>
+  <w:style w:type="paragraph" w:styleId="24">
+    <w:name w:val="header"/>
+    <w:basedOn w:val="1"/>
+    <w:uiPriority w:val="0"/>
+    <w:pPr>
+      <w:tabs>
+        <w:tab w:val="center" w:pos="4320"/>
+        <w:tab w:val="right" w:pos="8640"/>
+      </w:tabs>
+    </w:pPr>
+  </w:style>
+  <w:style w:type="paragraph" w:styleId="25">
     <w:name w:val="Normal (Web)"/>
-    <w:basedOn w:val="Normal"/>
-    <w:uiPriority w:val="99"/>
+    <w:basedOn w:val="1"/>
     <w:semiHidden/>
     <w:unhideWhenUsed/>
-    <w:rsid w:val="0058492E"/>
+    <w:uiPriority w:val="99"/>
     <w:pPr>
       <w:spacing w:before="100" w:beforeAutospacing="1" w:after="100" w:afterAutospacing="1"/>
     </w:pPr>
@@ -6406,20 +5379,24 @@
       <w:lang w:val="en-SG" w:eastAsia="en-SG"/>
     </w:rPr>
   </w:style>
-  <w:style w:type="paragraph" w:styleId="ListParagraph">
+  <w:style w:type="character" w:styleId="26">
+    <w:name w:val="page number"/>
+    <w:basedOn w:val="11"/>
+    <w:uiPriority w:val="0"/>
+  </w:style>
+  <w:style w:type="paragraph" w:styleId="27">
     <w:name w:val="List Paragraph"/>
-    <w:basedOn w:val="Normal"/>
+    <w:basedOn w:val="1"/>
+    <w:qFormat/>
     <w:uiPriority w:val="34"/>
-    <w:qFormat/>
-    <w:rsid w:val="002F7DE6"/>
     <w:pPr>
       <w:ind w:left="720"/>
     </w:pPr>
   </w:style>
-  <w:style w:type="character" w:customStyle="1" w:styleId="BodyTextChar">
+  <w:style w:type="character" w:customStyle="1" w:styleId="28">
     <w:name w:val="Body Text Char"/>
-    <w:link w:val="BodyText"/>
-    <w:rsid w:val="00E36D56"/>
+    <w:link w:val="14"/>
+    <w:uiPriority w:val="0"/>
     <w:rPr>
       <w:rFonts w:ascii="Arial" w:hAnsi="Arial"/>
       <w:i/>
@@ -6428,550 +5405,27 @@
       <w:lang w:val="en-US" w:eastAsia="en-US"/>
     </w:rPr>
   </w:style>
-  <w:style w:type="paragraph" w:customStyle="1" w:styleId="Default">
+  <w:style w:type="paragraph" w:customStyle="1" w:styleId="29">
     <w:name w:val="Default"/>
-    <w:rsid w:val="00F57B8D"/>
+    <w:uiPriority w:val="0"/>
     <w:pPr>
       <w:autoSpaceDE w:val="0"/>
       <w:autoSpaceDN w:val="0"/>
       <w:adjustRightInd w:val="0"/>
     </w:pPr>
     <w:rPr>
-      <w:rFonts w:ascii="Arial" w:hAnsi="Arial" w:cs="Arial"/>
+      <w:rFonts w:ascii="Arial" w:hAnsi="Arial" w:eastAsia="Times New Roman" w:cs="Arial"/>
       <w:color w:val="000000"/>
       <w:sz w:val="24"/>
       <w:szCs w:val="24"/>
-      <w:lang w:eastAsia="en-SG"/>
+      <w:lang w:val="en-SG" w:eastAsia="en-SG" w:bidi="ar-SA"/>
     </w:rPr>
   </w:style>
-  <w:style w:type="character" w:customStyle="1" w:styleId="Heading3Char">
+  <w:style w:type="character" w:customStyle="1" w:styleId="30">
     <w:name w:val="Heading 3 Char"/>
-    <w:basedOn w:val="DefaultParagraphFont"/>
-    <w:link w:val="Heading3"/>
-    <w:rsid w:val="00252E66"/>
-    <w:rPr>
-      <w:rFonts w:ascii="Arial" w:hAnsi="Arial" w:cs="Arial"/>
-      <w:sz w:val="24"/>
-      <w:lang w:val="en-US" w:eastAsia="en-US"/>
-    </w:rPr>
-  </w:style>
-</w:styles>
-</file>
-
-<file path=word/stylesWithEffects.xml><?xml version="1.0" encoding="utf-8"?>
-<w:styles xmlns:wpc="http://schemas.microsoft.com/office/word/2010/wordprocessingCanvas" xmlns:mc="http://schemas.openxmlformats.org/markup-compatibility/2006" xmlns:o="urn:schemas-microsoft-com:office:office" xmlns:r="http://schemas.openxmlformats.org/officeDocument/2006/relationships" xmlns:m="http://schemas.openxmlformats.org/officeDocument/2006/math" xmlns:v="urn:schemas-microsoft-com:vml" xmlns:wp14="http://schemas.microsoft.com/office/word/2010/wordprocessingDrawing" xmlns:wp="http://schemas.openxmlformats.org/drawingml/2006/wordprocessingDrawing" xmlns:w10="urn:schemas-microsoft-com:office:word" xmlns:w="http://schemas.openxmlformats.org/wordprocessingml/2006/main" xmlns:w14="http://schemas.microsoft.com/office/word/2010/wordml" xmlns:wpg="http://schemas.microsoft.com/office/word/2010/wordprocessingGroup" xmlns:wpi="http://schemas.microsoft.com/office/word/2010/wordprocessingInk" xmlns:wne="http://schemas.microsoft.com/office/word/2006/wordml" xmlns:wps="http://schemas.microsoft.com/office/word/2010/wordprocessingShape" mc:Ignorable="w14 wp14">
-  <w:docDefaults>
-    <w:rPrDefault>
-      <w:rPr>
-        <w:rFonts w:ascii="Times New Roman" w:eastAsia="Times New Roman" w:hAnsi="Times New Roman" w:cs="Times New Roman"/>
-        <w:lang w:val="en-SG" w:eastAsia="zh-CN" w:bidi="ar-SA"/>
-      </w:rPr>
-    </w:rPrDefault>
-    <w:pPrDefault/>
-  </w:docDefaults>
-  <w:latentStyles w:defLockedState="0" w:defUIPriority="99" w:defSemiHidden="1" w:defUnhideWhenUsed="1" w:defQFormat="0" w:count="267">
-    <w:lsdException w:name="Normal" w:semiHidden="0" w:uiPriority="0" w:unhideWhenUsed="0" w:qFormat="1"/>
-    <w:lsdException w:name="heading 1" w:semiHidden="0" w:uiPriority="9" w:unhideWhenUsed="0" w:qFormat="1"/>
-    <w:lsdException w:name="heading 2" w:semiHidden="0" w:uiPriority="9" w:unhideWhenUsed="0" w:qFormat="1"/>
-    <w:lsdException w:name="heading 3" w:semiHidden="0" w:uiPriority="0" w:unhideWhenUsed="0" w:qFormat="1"/>
-    <w:lsdException w:name="heading 4" w:semiHidden="0" w:uiPriority="9" w:unhideWhenUsed="0" w:qFormat="1"/>
-    <w:lsdException w:name="heading 5" w:semiHidden="0" w:uiPriority="9" w:unhideWhenUsed="0" w:qFormat="1"/>
-    <w:lsdException w:name="heading 6" w:semiHidden="0" w:uiPriority="9" w:unhideWhenUsed="0" w:qFormat="1"/>
-    <w:lsdException w:name="heading 7" w:semiHidden="0" w:uiPriority="9" w:unhideWhenUsed="0" w:qFormat="1"/>
-    <w:lsdException w:name="heading 8" w:semiHidden="0" w:uiPriority="9" w:unhideWhenUsed="0" w:qFormat="1"/>
-    <w:lsdException w:name="heading 9" w:semiHidden="0" w:uiPriority="9" w:unhideWhenUsed="0" w:qFormat="1"/>
-    <w:lsdException w:name="toc 1" w:uiPriority="39"/>
-    <w:lsdException w:name="toc 2" w:uiPriority="39"/>
-    <w:lsdException w:name="toc 3" w:uiPriority="39"/>
-    <w:lsdException w:name="toc 4" w:uiPriority="39"/>
-    <w:lsdException w:name="toc 5" w:uiPriority="39"/>
-    <w:lsdException w:name="toc 6" w:uiPriority="39"/>
-    <w:lsdException w:name="toc 7" w:uiPriority="39"/>
-    <w:lsdException w:name="toc 8" w:uiPriority="39"/>
-    <w:lsdException w:name="toc 9" w:uiPriority="39"/>
-    <w:lsdException w:name="caption" w:semiHidden="0" w:uiPriority="35" w:unhideWhenUsed="0" w:qFormat="1"/>
-    <w:lsdException w:name="Title" w:semiHidden="0" w:uiPriority="10" w:unhideWhenUsed="0" w:qFormat="1"/>
-    <w:lsdException w:name="Default Paragraph Font" w:uiPriority="1"/>
-    <w:lsdException w:name="Body Text" w:uiPriority="0"/>
-    <w:lsdException w:name="Subtitle" w:semiHidden="0" w:uiPriority="11" w:unhideWhenUsed="0" w:qFormat="1"/>
-    <w:lsdException w:name="Strong" w:semiHidden="0" w:uiPriority="22" w:unhideWhenUsed="0" w:qFormat="1"/>
-    <w:lsdException w:name="Emphasis" w:semiHidden="0" w:uiPriority="20" w:unhideWhenUsed="0" w:qFormat="1"/>
-    <w:lsdException w:name="Table Grid" w:semiHidden="0" w:uiPriority="59" w:unhideWhenUsed="0"/>
-    <w:lsdException w:name="Placeholder Text" w:unhideWhenUsed="0"/>
-    <w:lsdException w:name="No Spacing" w:semiHidden="0" w:uiPriority="1" w:unhideWhenUsed="0" w:qFormat="1"/>
-    <w:lsdException w:name="Light Shading" w:semiHidden="0" w:uiPriority="60" w:unhideWhenUsed="0"/>
-    <w:lsdException w:name="Light List" w:semiHidden="0" w:uiPriority="61" w:unhideWhenUsed="0"/>
-    <w:lsdException w:name="Light Grid" w:semiHidden="0" w:uiPriority="62" w:unhideWhenUsed="0"/>
-    <w:lsdException w:name="Medium Shading 1" w:semiHidden="0" w:uiPriority="63" w:unhideWhenUsed="0"/>
-    <w:lsdException w:name="Medium Shading 2" w:semiHidden="0" w:uiPriority="64" w:unhideWhenUsed="0"/>
-    <w:lsdException w:name="Medium List 1" w:semiHidden="0" w:uiPriority="65" w:unhideWhenUsed="0"/>
-    <w:lsdException w:name="Medium List 2" w:semiHidden="0" w:uiPriority="66" w:unhideWhenUsed="0"/>
-    <w:lsdException w:name="Medium Grid 1" w:semiHidden="0" w:uiPriority="67" w:unhideWhenUsed="0"/>
-    <w:lsdException w:name="Medium Grid 2" w:semiHidden="0" w:uiPriority="68" w:unhideWhenUsed="0"/>
-    <w:lsdException w:name="Medium Grid 3" w:semiHidden="0" w:uiPriority="69" w:unhideWhenUsed="0"/>
-    <w:lsdException w:name="Dark List" w:semiHidden="0" w:uiPriority="70" w:unhideWhenUsed="0"/>
-    <w:lsdException w:name="Colorful Shading" w:semiHidden="0" w:uiPriority="71" w:unhideWhenUsed="0"/>
-    <w:lsdException w:name="Colorful List" w:semiHidden="0" w:uiPriority="72" w:unhideWhenUsed="0"/>
-    <w:lsdException w:name="Colorful Grid" w:semiHidden="0" w:uiPriority="73" w:unhideWhenUsed="0"/>
-    <w:lsdException w:name="Light Shading Accent 1" w:semiHidden="0" w:uiPriority="60" w:unhideWhenUsed="0"/>
-    <w:lsdException w:name="Light List Accent 1" w:semiHidden="0" w:uiPriority="61" w:unhideWhenUsed="0"/>
-    <w:lsdException w:name="Light Grid Accent 1" w:semiHidden="0" w:uiPriority="62" w:unhideWhenUsed="0"/>
-    <w:lsdException w:name="Medium Shading 1 Accent 1" w:semiHidden="0" w:uiPriority="63" w:unhideWhenUsed="0"/>
-    <w:lsdException w:name="Medium Shading 2 Accent 1" w:semiHidden="0" w:uiPriority="64" w:unhideWhenUsed="0"/>
-    <w:lsdException w:name="Medium List 1 Accent 1" w:semiHidden="0" w:uiPriority="65" w:unhideWhenUsed="0"/>
-    <w:lsdException w:name="Revision" w:unhideWhenUsed="0"/>
-    <w:lsdException w:name="List Paragraph" w:semiHidden="0" w:uiPriority="34" w:unhideWhenUsed="0" w:qFormat="1"/>
-    <w:lsdException w:name="Quote" w:semiHidden="0" w:uiPriority="29" w:unhideWhenUsed="0" w:qFormat="1"/>
-    <w:lsdException w:name="Intense Quote" w:semiHidden="0" w:uiPriority="30" w:unhideWhenUsed="0" w:qFormat="1"/>
-    <w:lsdException w:name="Medium List 2 Accent 1" w:semiHidden="0" w:uiPriority="66" w:unhideWhenUsed="0"/>
-    <w:lsdException w:name="Medium Grid 1 Accent 1" w:semiHidden="0" w:uiPriority="67" w:unhideWhenUsed="0"/>
-    <w:lsdException w:name="Medium Grid 2 Accent 1" w:semiHidden="0" w:uiPriority="68" w:unhideWhenUsed="0"/>
-    <w:lsdException w:name="Medium Grid 3 Accent 1" w:semiHidden="0" w:uiPriority="69" w:unhideWhenUsed="0"/>
-    <w:lsdException w:name="Dark List Accent 1" w:semiHidden="0" w:uiPriority="70" w:unhideWhenUsed="0"/>
-    <w:lsdException w:name="Colorful Shading Accent 1" w:semiHidden="0" w:uiPriority="71" w:unhideWhenUsed="0"/>
-    <w:lsdException w:name="Colorful List Accent 1" w:semiHidden="0" w:uiPriority="72" w:unhideWhenUsed="0"/>
-    <w:lsdException w:name="Colorful Grid Accent 1" w:semiHidden="0" w:uiPriority="73" w:unhideWhenUsed="0"/>
-    <w:lsdException w:name="Light Shading Accent 2" w:semiHidden="0" w:uiPriority="60" w:unhideWhenUsed="0"/>
-    <w:lsdException w:name="Light List Accent 2" w:semiHidden="0" w:uiPriority="61" w:unhideWhenUsed="0"/>
-    <w:lsdException w:name="Light Grid Accent 2" w:semiHidden="0" w:uiPriority="62" w:unhideWhenUsed="0"/>
-    <w:lsdException w:name="Medium Shading 1 Accent 2" w:semiHidden="0" w:uiPriority="63" w:unhideWhenUsed="0"/>
-    <w:lsdException w:name="Medium Shading 2 Accent 2" w:semiHidden="0" w:uiPriority="64" w:unhideWhenUsed="0"/>
-    <w:lsdException w:name="Medium List 1 Accent 2" w:semiHidden="0" w:uiPriority="65" w:unhideWhenUsed="0"/>
-    <w:lsdException w:name="Medium List 2 Accent 2" w:semiHidden="0" w:uiPriority="66" w:unhideWhenUsed="0"/>
-    <w:lsdException w:name="Medium Grid 1 Accent 2" w:semiHidden="0" w:uiPriority="67" w:unhideWhenUsed="0"/>
-    <w:lsdException w:name="Medium Grid 2 Accent 2" w:semiHidden="0" w:uiPriority="68" w:unhideWhenUsed="0"/>
-    <w:lsdException w:name="Medium Grid 3 Accent 2" w:semiHidden="0" w:uiPriority="69" w:unhideWhenUsed="0"/>
-    <w:lsdException w:name="Dark List Accent 2" w:semiHidden="0" w:uiPriority="70" w:unhideWhenUsed="0"/>
-    <w:lsdException w:name="Colorful Shading Accent 2" w:semiHidden="0" w:uiPriority="71" w:unhideWhenUsed="0"/>
-    <w:lsdException w:name="Colorful List Accent 2" w:semiHidden="0" w:uiPriority="72" w:unhideWhenUsed="0"/>
-    <w:lsdException w:name="Colorful Grid Accent 2" w:semiHidden="0" w:uiPriority="73" w:unhideWhenUsed="0"/>
-    <w:lsdException w:name="Light Shading Accent 3" w:semiHidden="0" w:uiPriority="60" w:unhideWhenUsed="0"/>
-    <w:lsdException w:name="Light List Accent 3" w:semiHidden="0" w:uiPriority="61" w:unhideWhenUsed="0"/>
-    <w:lsdException w:name="Light Grid Accent 3" w:semiHidden="0" w:uiPriority="62" w:unhideWhenUsed="0"/>
-    <w:lsdException w:name="Medium Shading 1 Accent 3" w:semiHidden="0" w:uiPriority="63" w:unhideWhenUsed="0"/>
-    <w:lsdException w:name="Medium Shading 2 Accent 3" w:semiHidden="0" w:uiPriority="64" w:unhideWhenUsed="0"/>
-    <w:lsdException w:name="Medium List 1 Accent 3" w:semiHidden="0" w:uiPriority="65" w:unhideWhenUsed="0"/>
-    <w:lsdException w:name="Medium List 2 Accent 3" w:semiHidden="0" w:uiPriority="66" w:unhideWhenUsed="0"/>
-    <w:lsdException w:name="Medium Grid 1 Accent 3" w:semiHidden="0" w:uiPriority="67" w:unhideWhenUsed="0"/>
-    <w:lsdException w:name="Medium Grid 2 Accent 3" w:semiHidden="0" w:uiPriority="68" w:unhideWhenUsed="0"/>
-    <w:lsdException w:name="Medium Grid 3 Accent 3" w:semiHidden="0" w:uiPriority="69" w:unhideWhenUsed="0"/>
-    <w:lsdException w:name="Dark List Accent 3" w:semiHidden="0" w:uiPriority="70" w:unhideWhenUsed="0"/>
-    <w:lsdException w:name="Colorful Shading Accent 3" w:semiHidden="0" w:uiPriority="71" w:unhideWhenUsed="0"/>
-    <w:lsdException w:name="Colorful List Accent 3" w:semiHidden="0" w:uiPriority="72" w:unhideWhenUsed="0"/>
-    <w:lsdException w:name="Colorful Grid Accent 3" w:semiHidden="0" w:uiPriority="73" w:unhideWhenUsed="0"/>
-    <w:lsdException w:name="Light Shading Accent 4" w:semiHidden="0" w:uiPriority="60" w:unhideWhenUsed="0"/>
-    <w:lsdException w:name="Light List Accent 4" w:semiHidden="0" w:uiPriority="61" w:unhideWhenUsed="0"/>
-    <w:lsdException w:name="Light Grid Accent 4" w:semiHidden="0" w:uiPriority="62" w:unhideWhenUsed="0"/>
-    <w:lsdException w:name="Medium Shading 1 Accent 4" w:semiHidden="0" w:uiPriority="63" w:unhideWhenUsed="0"/>
-    <w:lsdException w:name="Medium Shading 2 Accent 4" w:semiHidden="0" w:uiPriority="64" w:unhideWhenUsed="0"/>
-    <w:lsdException w:name="Medium List 1 Accent 4" w:semiHidden="0" w:uiPriority="65" w:unhideWhenUsed="0"/>
-    <w:lsdException w:name="Medium List 2 Accent 4" w:semiHidden="0" w:uiPriority="66" w:unhideWhenUsed="0"/>
-    <w:lsdException w:name="Medium Grid 1 Accent 4" w:semiHidden="0" w:uiPriority="67" w:unhideWhenUsed="0"/>
-    <w:lsdException w:name="Medium Grid 2 Accent 4" w:semiHidden="0" w:uiPriority="68" w:unhideWhenUsed="0"/>
-    <w:lsdException w:name="Medium Grid 3 Accent 4" w:semiHidden="0" w:uiPriority="69" w:unhideWhenUsed="0"/>
-    <w:lsdException w:name="Dark List Accent 4" w:semiHidden="0" w:uiPriority="70" w:unhideWhenUsed="0"/>
-    <w:lsdException w:name="Colorful Shading Accent 4" w:semiHidden="0" w:uiPriority="71" w:unhideWhenUsed="0"/>
-    <w:lsdException w:name="Colorful List Accent 4" w:semiHidden="0" w:uiPriority="72" w:unhideWhenUsed="0"/>
-    <w:lsdException w:name="Colorful Grid Accent 4" w:semiHidden="0" w:uiPriority="73" w:unhideWhenUsed="0"/>
-    <w:lsdException w:name="Light Shading Accent 5" w:semiHidden="0" w:uiPriority="60" w:unhideWhenUsed="0"/>
-    <w:lsdException w:name="Light List Accent 5" w:semiHidden="0" w:uiPriority="61" w:unhideWhenUsed="0"/>
-    <w:lsdException w:name="Light Grid Accent 5" w:semiHidden="0" w:uiPriority="62" w:unhideWhenUsed="0"/>
-    <w:lsdException w:name="Medium Shading 1 Accent 5" w:semiHidden="0" w:uiPriority="63" w:unhideWhenUsed="0"/>
-    <w:lsdException w:name="Medium Shading 2 Accent 5" w:semiHidden="0" w:uiPriority="64" w:unhideWhenUsed="0"/>
-    <w:lsdException w:name="Medium List 1 Accent 5" w:semiHidden="0" w:uiPriority="65" w:unhideWhenUsed="0"/>
-    <w:lsdException w:name="Medium List 2 Accent 5" w:semiHidden="0" w:uiPriority="66" w:unhideWhenUsed="0"/>
-    <w:lsdException w:name="Medium Grid 1 Accent 5" w:semiHidden="0" w:uiPriority="67" w:unhideWhenUsed="0"/>
-    <w:lsdException w:name="Medium Grid 2 Accent 5" w:semiHidden="0" w:uiPriority="68" w:unhideWhenUsed="0"/>
-    <w:lsdException w:name="Medium Grid 3 Accent 5" w:semiHidden="0" w:uiPriority="69" w:unhideWhenUsed="0"/>
-    <w:lsdException w:name="Dark List Accent 5" w:semiHidden="0" w:uiPriority="70" w:unhideWhenUsed="0"/>
-    <w:lsdException w:name="Colorful Shading Accent 5" w:semiHidden="0" w:uiPriority="71" w:unhideWhenUsed="0"/>
-    <w:lsdException w:name="Colorful List Accent 5" w:semiHidden="0" w:uiPriority="72" w:unhideWhenUsed="0"/>
-    <w:lsdException w:name="Colorful Grid Accent 5" w:semiHidden="0" w:uiPriority="73" w:unhideWhenUsed="0"/>
-    <w:lsdException w:name="Light Shading Accent 6" w:semiHidden="0" w:uiPriority="60" w:unhideWhenUsed="0"/>
-    <w:lsdException w:name="Light List Accent 6" w:semiHidden="0" w:uiPriority="61" w:unhideWhenUsed="0"/>
-    <w:lsdException w:name="Light Grid Accent 6" w:semiHidden="0" w:uiPriority="62" w:unhideWhenUsed="0"/>
-    <w:lsdException w:name="Medium Shading 1 Accent 6" w:semiHidden="0" w:uiPriority="63" w:unhideWhenUsed="0"/>
-    <w:lsdException w:name="Medium Shading 2 Accent 6" w:semiHidden="0" w:uiPriority="64" w:unhideWhenUsed="0"/>
-    <w:lsdException w:name="Medium List 1 Accent 6" w:semiHidden="0" w:uiPriority="65" w:unhideWhenUsed="0"/>
-    <w:lsdException w:name="Medium List 2 Accent 6" w:semiHidden="0" w:uiPriority="66" w:unhideWhenUsed="0"/>
-    <w:lsdException w:name="Medium Grid 1 Accent 6" w:semiHidden="0" w:uiPriority="67" w:unhideWhenUsed="0"/>
-    <w:lsdException w:name="Medium Grid 2 Accent 6" w:semiHidden="0" w:uiPriority="68" w:unhideWhenUsed="0"/>
-    <w:lsdException w:name="Medium Grid 3 Accent 6" w:semiHidden="0" w:uiPriority="69" w:unhideWhenUsed="0"/>
-    <w:lsdException w:name="Dark List Accent 6" w:semiHidden="0" w:uiPriority="70" w:unhideWhenUsed="0"/>
-    <w:lsdException w:name="Colorful Shading Accent 6" w:semiHidden="0" w:uiPriority="71" w:unhideWhenUsed="0"/>
-    <w:lsdException w:name="Colorful List Accent 6" w:semiHidden="0" w:uiPriority="72" w:unhideWhenUsed="0"/>
-    <w:lsdException w:name="Colorful Grid Accent 6" w:semiHidden="0" w:uiPriority="73" w:unhideWhenUsed="0"/>
-    <w:lsdException w:name="Subtle Emphasis" w:semiHidden="0" w:uiPriority="19" w:unhideWhenUsed="0" w:qFormat="1"/>
-    <w:lsdException w:name="Intense Emphasis" w:semiHidden="0" w:uiPriority="21" w:unhideWhenUsed="0" w:qFormat="1"/>
-    <w:lsdException w:name="Subtle Reference" w:semiHidden="0" w:uiPriority="31" w:unhideWhenUsed="0" w:qFormat="1"/>
-    <w:lsdException w:name="Intense Reference" w:semiHidden="0" w:uiPriority="32" w:unhideWhenUsed="0" w:qFormat="1"/>
-    <w:lsdException w:name="Book Title" w:semiHidden="0" w:uiPriority="33" w:unhideWhenUsed="0" w:qFormat="1"/>
-    <w:lsdException w:name="Bibliography" w:uiPriority="37"/>
-    <w:lsdException w:name="TOC Heading" w:uiPriority="39" w:qFormat="1"/>
-  </w:latentStyles>
-  <w:style w:type="paragraph" w:default="1" w:styleId="Normal">
-    <w:name w:val="Normal"/>
-    <w:qFormat/>
-    <w:rsid w:val="007B23B7"/>
-    <w:rPr>
-      <w:lang w:val="en-US" w:eastAsia="en-US"/>
-    </w:rPr>
-  </w:style>
-  <w:style w:type="paragraph" w:styleId="Heading1">
-    <w:name w:val="heading 1"/>
-    <w:basedOn w:val="Normal"/>
-    <w:next w:val="Normal"/>
-    <w:qFormat/>
-    <w:pPr>
-      <w:keepNext/>
-      <w:outlineLvl w:val="0"/>
-    </w:pPr>
-    <w:rPr>
-      <w:rFonts w:ascii="Arial" w:hAnsi="Arial" w:cs="Arial"/>
-      <w:sz w:val="36"/>
-    </w:rPr>
-  </w:style>
-  <w:style w:type="paragraph" w:styleId="Heading2">
-    <w:name w:val="heading 2"/>
-    <w:basedOn w:val="Normal"/>
-    <w:next w:val="Normal"/>
-    <w:qFormat/>
-    <w:pPr>
-      <w:keepNext/>
-      <w:outlineLvl w:val="1"/>
-    </w:pPr>
-    <w:rPr>
-      <w:rFonts w:ascii="Arial" w:hAnsi="Arial" w:cs="Arial"/>
-      <w:b/>
-      <w:bCs/>
-    </w:rPr>
-  </w:style>
-  <w:style w:type="paragraph" w:styleId="Heading3">
-    <w:name w:val="heading 3"/>
-    <w:basedOn w:val="Normal"/>
-    <w:next w:val="Normal"/>
-    <w:link w:val="Heading3Char"/>
-    <w:qFormat/>
-    <w:pPr>
-      <w:keepNext/>
-      <w:outlineLvl w:val="2"/>
-    </w:pPr>
-    <w:rPr>
-      <w:rFonts w:ascii="Arial" w:hAnsi="Arial" w:cs="Arial"/>
-      <w:sz w:val="24"/>
-    </w:rPr>
-  </w:style>
-  <w:style w:type="paragraph" w:styleId="Heading4">
-    <w:name w:val="heading 4"/>
-    <w:basedOn w:val="Normal"/>
-    <w:next w:val="Normal"/>
-    <w:qFormat/>
-    <w:pPr>
-      <w:keepNext/>
-      <w:outlineLvl w:val="3"/>
-    </w:pPr>
-    <w:rPr>
-      <w:rFonts w:ascii="Arial" w:hAnsi="Arial" w:cs="Arial"/>
-      <w:b/>
-      <w:bCs/>
-      <w:sz w:val="24"/>
-    </w:rPr>
-  </w:style>
-  <w:style w:type="paragraph" w:styleId="Heading5">
-    <w:name w:val="heading 5"/>
-    <w:basedOn w:val="Normal"/>
-    <w:next w:val="Normal"/>
-    <w:qFormat/>
-    <w:pPr>
-      <w:keepNext/>
-      <w:outlineLvl w:val="4"/>
-    </w:pPr>
-    <w:rPr>
-      <w:rFonts w:ascii="Arial" w:hAnsi="Arial"/>
-      <w:i/>
-      <w:color w:val="FF0000"/>
-      <w:sz w:val="24"/>
-    </w:rPr>
-  </w:style>
-  <w:style w:type="paragraph" w:styleId="Heading6">
-    <w:name w:val="heading 6"/>
-    <w:basedOn w:val="Normal"/>
-    <w:next w:val="Normal"/>
-    <w:qFormat/>
-    <w:pPr>
-      <w:keepNext/>
-      <w:ind w:left="255"/>
-      <w:outlineLvl w:val="5"/>
-    </w:pPr>
-    <w:rPr>
-      <w:rFonts w:ascii="Arial" w:hAnsi="Arial"/>
-      <w:i/>
-      <w:color w:val="FF0000"/>
-      <w:sz w:val="24"/>
-    </w:rPr>
-  </w:style>
-  <w:style w:type="paragraph" w:styleId="Heading7">
-    <w:name w:val="heading 7"/>
-    <w:basedOn w:val="Normal"/>
-    <w:next w:val="Normal"/>
-    <w:qFormat/>
-    <w:pPr>
-      <w:keepNext/>
-      <w:jc w:val="center"/>
-      <w:outlineLvl w:val="6"/>
-    </w:pPr>
-    <w:rPr>
-      <w:rFonts w:ascii="Arial" w:hAnsi="Arial"/>
-      <w:i/>
-      <w:color w:val="FF0000"/>
-      <w:sz w:val="24"/>
-    </w:rPr>
-  </w:style>
-  <w:style w:type="paragraph" w:styleId="Heading8">
-    <w:name w:val="heading 8"/>
-    <w:basedOn w:val="Normal"/>
-    <w:next w:val="Normal"/>
-    <w:qFormat/>
-    <w:pPr>
-      <w:keepNext/>
-      <w:outlineLvl w:val="7"/>
-    </w:pPr>
-    <w:rPr>
-      <w:rFonts w:ascii="Arial" w:hAnsi="Arial"/>
-      <w:i/>
-      <w:color w:val="000000"/>
-      <w:sz w:val="24"/>
-    </w:rPr>
-  </w:style>
-  <w:style w:type="paragraph" w:styleId="Heading9">
-    <w:name w:val="heading 9"/>
-    <w:basedOn w:val="Normal"/>
-    <w:next w:val="Normal"/>
-    <w:qFormat/>
-    <w:pPr>
-      <w:keepNext/>
-      <w:ind w:left="690"/>
-      <w:outlineLvl w:val="8"/>
-    </w:pPr>
-    <w:rPr>
-      <w:rFonts w:ascii="Arial" w:hAnsi="Arial"/>
-      <w:color w:val="0000FF"/>
-      <w:sz w:val="24"/>
-    </w:rPr>
-  </w:style>
-  <w:style w:type="character" w:default="1" w:styleId="DefaultParagraphFont">
-    <w:name w:val="Default Paragraph Font"/>
-    <w:uiPriority w:val="1"/>
-    <w:semiHidden/>
-    <w:unhideWhenUsed/>
-  </w:style>
-  <w:style w:type="table" w:default="1" w:styleId="TableNormal">
-    <w:name w:val="Normal Table"/>
-    <w:uiPriority w:val="99"/>
-    <w:semiHidden/>
-    <w:unhideWhenUsed/>
-    <w:tblPr>
-      <w:tblInd w:w="0" w:type="dxa"/>
-      <w:tblCellMar>
-        <w:top w:w="0" w:type="dxa"/>
-        <w:left w:w="108" w:type="dxa"/>
-        <w:bottom w:w="0" w:type="dxa"/>
-        <w:right w:w="108" w:type="dxa"/>
-      </w:tblCellMar>
-    </w:tblPr>
-  </w:style>
-  <w:style w:type="numbering" w:default="1" w:styleId="NoList">
-    <w:name w:val="No List"/>
-    <w:uiPriority w:val="99"/>
-    <w:semiHidden/>
-    <w:unhideWhenUsed/>
-  </w:style>
-  <w:style w:type="paragraph" w:styleId="Caption">
-    <w:name w:val="caption"/>
-    <w:basedOn w:val="Normal"/>
-    <w:next w:val="Normal"/>
-    <w:qFormat/>
-    <w:rPr>
-      <w:rFonts w:ascii="Arial" w:hAnsi="Arial" w:cs="Arial"/>
-      <w:sz w:val="24"/>
-    </w:rPr>
-  </w:style>
-  <w:style w:type="paragraph" w:styleId="Footer">
-    <w:name w:val="footer"/>
-    <w:basedOn w:val="Normal"/>
-    <w:pPr>
-      <w:tabs>
-        <w:tab w:val="center" w:pos="4320"/>
-        <w:tab w:val="right" w:pos="8640"/>
-      </w:tabs>
-    </w:pPr>
-  </w:style>
-  <w:style w:type="character" w:styleId="PageNumber">
-    <w:name w:val="page number"/>
-    <w:basedOn w:val="DefaultParagraphFont"/>
-  </w:style>
-  <w:style w:type="paragraph" w:styleId="Header">
-    <w:name w:val="header"/>
-    <w:basedOn w:val="Normal"/>
-    <w:pPr>
-      <w:tabs>
-        <w:tab w:val="center" w:pos="4320"/>
-        <w:tab w:val="right" w:pos="8640"/>
-      </w:tabs>
-    </w:pPr>
-  </w:style>
-  <w:style w:type="paragraph" w:styleId="BodyText">
-    <w:name w:val="Body Text"/>
-    <w:basedOn w:val="Normal"/>
-    <w:link w:val="BodyTextChar"/>
-    <w:rPr>
-      <w:rFonts w:ascii="Arial" w:hAnsi="Arial"/>
-      <w:i/>
-      <w:color w:val="FF0000"/>
-      <w:sz w:val="24"/>
-    </w:rPr>
-  </w:style>
-  <w:style w:type="paragraph" w:styleId="BodyText2">
-    <w:name w:val="Body Text 2"/>
-    <w:basedOn w:val="Normal"/>
-    <w:rPr>
-      <w:rFonts w:ascii="Arial" w:hAnsi="Arial"/>
-      <w:i/>
-      <w:color w:val="000000"/>
-      <w:sz w:val="24"/>
-    </w:rPr>
-  </w:style>
-  <w:style w:type="paragraph" w:styleId="BodyText3">
-    <w:name w:val="Body Text 3"/>
-    <w:basedOn w:val="Normal"/>
-    <w:pPr>
-      <w:jc w:val="center"/>
-    </w:pPr>
-    <w:rPr>
-      <w:sz w:val="24"/>
-    </w:rPr>
-  </w:style>
-  <w:style w:type="paragraph" w:styleId="BodyTextIndent3">
-    <w:name w:val="Body Text Indent 3"/>
-    <w:basedOn w:val="Normal"/>
-    <w:rsid w:val="008D5ED8"/>
-    <w:pPr>
-      <w:spacing w:after="120"/>
-      <w:ind w:left="283"/>
-    </w:pPr>
-    <w:rPr>
-      <w:sz w:val="16"/>
-      <w:szCs w:val="16"/>
-    </w:rPr>
-  </w:style>
-  <w:style w:type="character" w:styleId="CommentReference">
-    <w:name w:val="annotation reference"/>
-    <w:semiHidden/>
-    <w:rsid w:val="009E2DA9"/>
-    <w:rPr>
-      <w:sz w:val="16"/>
-      <w:szCs w:val="16"/>
-    </w:rPr>
-  </w:style>
-  <w:style w:type="paragraph" w:styleId="CommentText">
-    <w:name w:val="annotation text"/>
-    <w:basedOn w:val="Normal"/>
-    <w:semiHidden/>
-    <w:rsid w:val="009E2DA9"/>
-  </w:style>
-  <w:style w:type="paragraph" w:styleId="CommentSubject">
-    <w:name w:val="annotation subject"/>
-    <w:basedOn w:val="CommentText"/>
-    <w:next w:val="CommentText"/>
-    <w:semiHidden/>
-    <w:rsid w:val="009E2DA9"/>
-    <w:rPr>
-      <w:b/>
-      <w:bCs/>
-    </w:rPr>
-  </w:style>
-  <w:style w:type="paragraph" w:styleId="BalloonText">
-    <w:name w:val="Balloon Text"/>
-    <w:basedOn w:val="Normal"/>
-    <w:semiHidden/>
-    <w:rsid w:val="009E2DA9"/>
-    <w:rPr>
-      <w:rFonts w:ascii="Tahoma" w:hAnsi="Tahoma" w:cs="Tahoma"/>
-      <w:sz w:val="16"/>
-      <w:szCs w:val="16"/>
-    </w:rPr>
-  </w:style>
-  <w:style w:type="paragraph" w:styleId="DocumentMap">
-    <w:name w:val="Document Map"/>
-    <w:basedOn w:val="Normal"/>
-    <w:semiHidden/>
-    <w:rsid w:val="004C0A97"/>
-    <w:pPr>
-      <w:shd w:val="clear" w:color="auto" w:fill="000080"/>
-    </w:pPr>
-    <w:rPr>
-      <w:rFonts w:ascii="Tahoma" w:hAnsi="Tahoma" w:cs="Tahoma"/>
-    </w:rPr>
-  </w:style>
-  <w:style w:type="paragraph" w:styleId="NormalWeb">
-    <w:name w:val="Normal (Web)"/>
-    <w:basedOn w:val="Normal"/>
-    <w:uiPriority w:val="99"/>
-    <w:semiHidden/>
-    <w:unhideWhenUsed/>
-    <w:rsid w:val="0058492E"/>
-    <w:pPr>
-      <w:spacing w:before="100" w:beforeAutospacing="1" w:after="100" w:afterAutospacing="1"/>
-    </w:pPr>
-    <w:rPr>
-      <w:sz w:val="24"/>
-      <w:szCs w:val="24"/>
-      <w:lang w:val="en-SG" w:eastAsia="en-SG"/>
-    </w:rPr>
-  </w:style>
-  <w:style w:type="paragraph" w:styleId="ListParagraph">
-    <w:name w:val="List Paragraph"/>
-    <w:basedOn w:val="Normal"/>
-    <w:uiPriority w:val="34"/>
-    <w:qFormat/>
-    <w:rsid w:val="002F7DE6"/>
-    <w:pPr>
-      <w:ind w:left="720"/>
-    </w:pPr>
-  </w:style>
-  <w:style w:type="character" w:customStyle="1" w:styleId="BodyTextChar">
-    <w:name w:val="Body Text Char"/>
-    <w:link w:val="BodyText"/>
-    <w:rsid w:val="00E36D56"/>
-    <w:rPr>
-      <w:rFonts w:ascii="Arial" w:hAnsi="Arial"/>
-      <w:i/>
-      <w:color w:val="FF0000"/>
-      <w:sz w:val="24"/>
-      <w:lang w:val="en-US" w:eastAsia="en-US"/>
-    </w:rPr>
-  </w:style>
-  <w:style w:type="paragraph" w:customStyle="1" w:styleId="Default">
-    <w:name w:val="Default"/>
-    <w:rsid w:val="00F57B8D"/>
-    <w:pPr>
-      <w:autoSpaceDE w:val="0"/>
-      <w:autoSpaceDN w:val="0"/>
-      <w:adjustRightInd w:val="0"/>
-    </w:pPr>
-    <w:rPr>
-      <w:rFonts w:ascii="Arial" w:hAnsi="Arial" w:cs="Arial"/>
-      <w:color w:val="000000"/>
-      <w:sz w:val="24"/>
-      <w:szCs w:val="24"/>
-      <w:lang w:eastAsia="en-SG"/>
-    </w:rPr>
-  </w:style>
-  <w:style w:type="character" w:customStyle="1" w:styleId="Heading3Char">
-    <w:name w:val="Heading 3 Char"/>
-    <w:basedOn w:val="DefaultParagraphFont"/>
-    <w:link w:val="Heading3"/>
-    <w:rsid w:val="00252E66"/>
+    <w:basedOn w:val="11"/>
+    <w:link w:val="4"/>
+    <w:uiPriority w:val="0"/>
     <w:rPr>
       <w:rFonts w:ascii="Arial" w:hAnsi="Arial" w:cs="Arial"/>
       <w:sz w:val="24"/>
@@ -7024,7 +5478,7 @@
     </a:clrScheme>
     <a:fontScheme name="Office">
       <a:majorFont>
-        <a:latin typeface="Calibri Light" panose="020F0302020204030204"/>
+        <a:latin typeface="Calibri Light"/>
         <a:ea typeface=""/>
         <a:cs typeface=""/>
         <a:font script="Jpan" typeface="游ゴシック Light"/>
@@ -7057,26 +5511,9 @@
         <a:font script="Viet" typeface="Times New Roman"/>
         <a:font script="Uigh" typeface="Microsoft Uighur"/>
         <a:font script="Geor" typeface="Sylfaen"/>
-        <a:font script="Armn" typeface="Arial"/>
-        <a:font script="Bugi" typeface="Leelawadee UI"/>
-        <a:font script="Bopo" typeface="Microsoft JhengHei"/>
-        <a:font script="Java" typeface="Javanese Text"/>
-        <a:font script="Lisu" typeface="Segoe UI"/>
-        <a:font script="Mymr" typeface="Myanmar Text"/>
-        <a:font script="Nkoo" typeface="Ebrima"/>
-        <a:font script="Olck" typeface="Nirmala UI"/>
-        <a:font script="Osma" typeface="Ebrima"/>
-        <a:font script="Phag" typeface="Phagspa"/>
-        <a:font script="Syrn" typeface="Estrangelo Edessa"/>
-        <a:font script="Syrj" typeface="Estrangelo Edessa"/>
-        <a:font script="Syre" typeface="Estrangelo Edessa"/>
-        <a:font script="Sora" typeface="Nirmala UI"/>
-        <a:font script="Tale" typeface="Microsoft Tai Le"/>
-        <a:font script="Talu" typeface="Microsoft New Tai Lue"/>
-        <a:font script="Tfng" typeface="Ebrima"/>
       </a:majorFont>
       <a:minorFont>
-        <a:latin typeface="Calibri" panose="020F0502020204030204"/>
+        <a:latin typeface="Calibri"/>
         <a:ea typeface=""/>
         <a:cs typeface=""/>
         <a:font script="Jpan" typeface="游明朝"/>
@@ -7109,23 +5546,6 @@
         <a:font script="Viet" typeface="Arial"/>
         <a:font script="Uigh" typeface="Microsoft Uighur"/>
         <a:font script="Geor" typeface="Sylfaen"/>
-        <a:font script="Armn" typeface="Arial"/>
-        <a:font script="Bugi" typeface="Leelawadee UI"/>
-        <a:font script="Bopo" typeface="Microsoft JhengHei"/>
-        <a:font script="Java" typeface="Javanese Text"/>
-        <a:font script="Lisu" typeface="Segoe UI"/>
-        <a:font script="Mymr" typeface="Myanmar Text"/>
-        <a:font script="Nkoo" typeface="Ebrima"/>
-        <a:font script="Olck" typeface="Nirmala UI"/>
-        <a:font script="Osma" typeface="Ebrima"/>
-        <a:font script="Phag" typeface="Phagspa"/>
-        <a:font script="Syrn" typeface="Estrangelo Edessa"/>
-        <a:font script="Syrj" typeface="Estrangelo Edessa"/>
-        <a:font script="Syre" typeface="Estrangelo Edessa"/>
-        <a:font script="Sora" typeface="Nirmala UI"/>
-        <a:font script="Tale" typeface="Microsoft Tai Le"/>
-        <a:font script="Talu" typeface="Microsoft New Tai Lue"/>
-        <a:font script="Tfng" typeface="Ebrima"/>
       </a:minorFont>
     </a:fontScheme>
     <a:fmtScheme name="Office">
@@ -7267,23 +5687,32 @@
     </a:fmtScheme>
   </a:themeElements>
   <a:objectDefaults/>
-  <a:extraClrSchemeLst/>
-  <a:extLst>
-    <a:ext uri="{05A4C25C-085E-4340-85A3-A5531E510DB2}">
-      <thm15:themeFamily xmlns="" xmlns:thm15="http://schemas.microsoft.com/office/thememl/2012/main" name="Office Theme" id="{62F939B6-93AF-4DB8-9C6B-D6C7DFDC589F}" vid="{4A3C46E8-61CC-4603-A589-7422A47A8E4A}"/>
-    </a:ext>
-  </a:extLst>
 </a:theme>
 </file>
 
 <file path=customXml/item1.xml><?xml version="1.0" encoding="utf-8"?>
-<b:Sources xmlns:b="http://schemas.openxmlformats.org/officeDocument/2006/bibliography" xmlns="http://schemas.openxmlformats.org/officeDocument/2006/bibliography" SelectedStyle="\APA.XSL" StyleName="APA Fifth Edition"/>
+<s:customData xmlns="http://www.wps.cn/officeDocument/2013/wpsCustomData" xmlns:s="http://www.wps.cn/officeDocument/2013/wpsCustomData">
+  <customSectProps/>
+  <customShpExts>
+    <customShpInfo spid="_x0000_s1026"/>
+  </customShpExts>
+</s:customData>
+</file>
+
+<file path=customXml/item2.xml><?xml version="1.0" encoding="utf-8"?>
+<b:Sources xmlns="http://schemas.openxmlformats.org/officeDocument/2006/bibliography" xmlns:b="http://schemas.openxmlformats.org/officeDocument/2006/bibliography" StyleName="APA Fifth Edition" SelectedStyle="\APA.XSL"/>
 </file>
 
 <file path=customXml/itemProps1.xml><?xml version="1.0" encoding="utf-8"?>
-<ds:datastoreItem xmlns:ds="http://schemas.openxmlformats.org/officeDocument/2006/customXml" ds:itemID="{D1515661-DCDF-4493-BEC2-1881E13606D4}">
+<ds:datastoreItem xmlns:ds="http://schemas.openxmlformats.org/officeDocument/2006/customXml" ds:itemID="{B1977F7D-205B-4081-913C-38D41E755F92}">
   <ds:schemaRefs>
-    <ds:schemaRef ds:uri="http://schemas.openxmlformats.org/officeDocument/2006/bibliography"/>
+    <ds:schemaRef ds:uri="http://www.wps.cn/officeDocument/2013/wpsCustomData"/>
   </ds:schemaRefs>
 </ds:datastoreItem>
+</file>
+
+<file path=customXml/itemProps2.xml><?xml version="1.0" encoding="utf-8"?>
+<ds:datastoreItem xmlns:ds="http://schemas.openxmlformats.org/officeDocument/2006/customXml" ds:itemID="{D1515661-DCDF-4493-BEC2-1881E13606D4}">
+  <ds:schemaRefs/>
+</ds:datastoreItem>
 </file>